--- a/07-驱动电路/03-功率器件栅极驱动/SiC-GaN栅极驱动电路/SiC-GaN栅极驱动电路.docx
+++ b/07-驱动电路/03-功率器件栅极驱动/SiC-GaN栅极驱动电路/SiC-GaN栅极驱动电路.docx
@@ -3090,6 +3090,20 @@
     </w:p>
     <w:bookmarkEnd w:id="26"/>
     <w:bookmarkEnd w:id="27"/>
+    <w:p>
+      <w:pPr>
+        <w:spacing w:before="360"/>
+        <w:jc w:val="center"/>
+      </w:pPr>
+      <w:r>
+        <w:rPr>
+          <w:rFonts w:ascii="Times New Roman" w:hAnsi="Times New Roman"/>
+          <w:color w:val="555555"/>
+          <w:sz w:val="21"/>
+        </w:rPr>
+        <w:t>材料收集者：杜文杰</w:t>
+      </w:r>
+    </w:p>
     <w:sectPr>
       <w:headerReference r:id="rId9" w:type="default"/>
       <w:footerReference r:id="rId10" w:type="default"/>

--- a/07-驱动电路/03-功率器件栅极驱动/SiC-GaN栅极驱动电路/SiC-GaN栅极驱动电路.docx
+++ b/07-驱动电路/03-功率器件栅极驱动/SiC-GaN栅极驱动电路/SiC-GaN栅极驱动电路.docx
@@ -1,6 +1,6 @@
 
 <file path=word/document.xml><?xml version="1.0" encoding="utf-8"?>
-<w:document xmlns:w="http://schemas.openxmlformats.org/wordprocessingml/2006/main" xmlns:m="http://schemas.openxmlformats.org/officeDocument/2006/math" xmlns:r="http://schemas.openxmlformats.org/officeDocument/2006/relationships" xmlns:o="urn:schemas-microsoft-com:office:office" xmlns:v="urn:schemas-microsoft-com:vml" xmlns:w10="urn:schemas-microsoft-com:office:word" xmlns:a="http://schemas.openxmlformats.org/drawingml/2006/main" xmlns:pic="http://schemas.openxmlformats.org/drawingml/2006/picture" xmlns:wp="http://schemas.openxmlformats.org/drawingml/2006/wordprocessingDrawing">
+<w:document xmlns:m="http://schemas.openxmlformats.org/officeDocument/2006/math" xmlns:r="http://schemas.openxmlformats.org/officeDocument/2006/relationships" xmlns:w="http://schemas.openxmlformats.org/wordprocessingml/2006/main" xmlns:o="urn:schemas-microsoft-com:office:office" xmlns:v="urn:schemas-microsoft-com:vml" xmlns:w10="urn:schemas-microsoft-com:office:word" xmlns:a="http://schemas.openxmlformats.org/drawingml/2006/main" xmlns:pic="http://schemas.openxmlformats.org/drawingml/2006/picture" xmlns:wp="http://schemas.openxmlformats.org/drawingml/2006/wordprocessingDrawing">
   <w:body>
     <w:bookmarkStart w:id="27" w:name="sicgan-栅极驱动电路"/>
     <w:p>
@@ -8,11 +8,14 @@
         <w:pStyle w:val="Heading1"/>
       </w:pPr>
       <w:r>
+        <w:rPr>
+          <w:rFonts w:eastAsia="黑体"/>
+        </w:rPr>
         <w:t xml:space="preserve">SiC/GaN </w:t>
       </w:r>
       <w:r>
         <w:rPr>
-          <w:rFonts w:hint="eastAsia"/>
+          <w:rFonts w:hint="eastAsia" w:eastAsia="黑体"/>
         </w:rPr>
         <w:t xml:space="preserve">栅极驱动电路</w:t>
       </w:r>
@@ -24,7 +27,7 @@
       </w:pPr>
       <w:r>
         <w:rPr>
-          <w:rFonts w:hint="eastAsia"/>
+          <w:rFonts w:hint="eastAsia" w:eastAsia="黑体"/>
         </w:rPr>
         <w:t xml:space="preserve">拓扑描述</w:t>
       </w:r>
@@ -35,16 +38,19 @@
       </w:pPr>
       <w:r>
         <w:rPr>
-          <w:rFonts w:hint="eastAsia"/>
+          <w:rFonts w:hint="eastAsia" w:eastAsia="黑体"/>
         </w:rPr>
         <w:t xml:space="preserve">由</w:t>
       </w:r>
       <w:r>
+        <w:rPr>
+          <w:rFonts w:eastAsia="黑体"/>
+        </w:rPr>
         <w:t xml:space="preserve"> </w:t>
       </w:r>
       <w:r>
         <w:rPr>
-          <w:rFonts w:hint="eastAsia"/>
+          <w:rFonts w:hint="eastAsia" w:eastAsia="黑体"/>
           <w:b/>
           <w:bCs/>
         </w:rPr>
@@ -52,6 +58,7 @@
       </w:r>
       <w:r>
         <w:rPr>
+          <w:rFonts w:eastAsia="黑体"/>
           <w:b/>
           <w:bCs/>
         </w:rPr>
@@ -72,11 +79,14 @@
         </m:sSub>
       </m:oMath>
       <w:r>
+        <w:rPr>
+          <w:rFonts w:eastAsia="黑体"/>
+        </w:rPr>
         <w:t xml:space="preserve">、</w:t>
       </w:r>
       <w:r>
         <w:rPr>
-          <w:rFonts w:hint="eastAsia"/>
+          <w:rFonts w:hint="eastAsia" w:eastAsia="黑体"/>
           <w:b/>
           <w:bCs/>
         </w:rPr>
@@ -110,6 +120,7 @@
       </m:oMath>
       <w:r>
         <w:rPr>
+          <w:rFonts w:eastAsia="黑体"/>
           <w:b/>
           <w:bCs/>
         </w:rPr>
@@ -143,18 +154,21 @@
       </m:oMath>
       <w:r>
         <w:rPr>
-          <w:rFonts w:hint="eastAsia"/>
+          <w:rFonts w:hint="eastAsia" w:eastAsia="黑体"/>
           <w:b/>
           <w:bCs/>
         </w:rPr>
         <w:t xml:space="preserve">）</w:t>
       </w:r>
       <w:r>
+        <w:rPr>
+          <w:rFonts w:eastAsia="黑体"/>
+        </w:rPr>
         <w:t xml:space="preserve">、</w:t>
       </w:r>
       <w:r>
         <w:rPr>
-          <w:rFonts w:hint="eastAsia"/>
+          <w:rFonts w:hint="eastAsia" w:eastAsia="黑体"/>
           <w:b/>
           <w:bCs/>
         </w:rPr>
@@ -162,6 +176,7 @@
       </w:r>
       <w:r>
         <w:rPr>
+          <w:rFonts w:eastAsia="黑体"/>
           <w:b/>
           <w:bCs/>
         </w:rPr>
@@ -182,20 +197,26 @@
         </m:sSub>
       </m:oMath>
       <w:r>
+        <w:rPr>
+          <w:rFonts w:eastAsia="黑体"/>
+        </w:rPr>
         <w:t xml:space="preserve"> </w:t>
       </w:r>
       <w:r>
         <w:rPr>
-          <w:rFonts w:hint="eastAsia"/>
+          <w:rFonts w:hint="eastAsia" w:eastAsia="黑体"/>
         </w:rPr>
         <w:t xml:space="preserve">与</w:t>
       </w:r>
       <w:r>
+        <w:rPr>
+          <w:rFonts w:eastAsia="黑体"/>
+        </w:rPr>
         <w:t xml:space="preserve"> </w:t>
       </w:r>
       <w:r>
         <w:rPr>
-          <w:rFonts w:hint="eastAsia"/>
+          <w:rFonts w:hint="eastAsia" w:eastAsia="黑体"/>
           <w:b/>
           <w:bCs/>
         </w:rPr>
@@ -203,6 +224,7 @@
       </w:r>
       <w:r>
         <w:rPr>
+          <w:rFonts w:eastAsia="黑体"/>
           <w:b/>
           <w:bCs/>
         </w:rPr>
@@ -210,7 +232,7 @@
       </w:r>
       <w:r>
         <w:rPr>
-          <w:rFonts w:hint="eastAsia"/>
+          <w:rFonts w:hint="eastAsia" w:eastAsia="黑体"/>
           <w:b/>
           <w:bCs/>
         </w:rPr>
@@ -218,6 +240,7 @@
       </w:r>
       <w:r>
         <w:rPr>
+          <w:rFonts w:eastAsia="黑体"/>
           <w:b/>
           <w:bCs/>
         </w:rPr>
@@ -225,6 +248,7 @@
       </w:r>
       <w:r>
         <w:rPr>
+          <w:rFonts w:eastAsia="黑体"/>
           <w:b/>
           <w:bCs/>
         </w:rPr>
@@ -246,22 +270,28 @@
       </m:oMath>
       <w:r>
         <w:rPr>
-          <w:rFonts w:hint="eastAsia"/>
+          <w:rFonts w:hint="eastAsia" w:eastAsia="黑体"/>
           <w:b/>
           <w:bCs/>
         </w:rPr>
         <w:t xml:space="preserve">）</w:t>
       </w:r>
       <w:r>
+        <w:rPr>
+          <w:rFonts w:eastAsia="黑体"/>
+        </w:rPr>
         <w:t xml:space="preserve"> </w:t>
       </w:r>
       <w:r>
         <w:rPr>
-          <w:rFonts w:hint="eastAsia"/>
+          <w:rFonts w:hint="eastAsia" w:eastAsia="黑体"/>
         </w:rPr>
         <w:t xml:space="preserve">组成，器件经</w:t>
       </w:r>
       <w:r>
+        <w:rPr>
+          <w:rFonts w:eastAsia="黑体"/>
+        </w:rPr>
         <w:t xml:space="preserve"> </w:t>
       </w:r>
       <m:oMath>
@@ -279,26 +309,32 @@
         </m:sSub>
       </m:oMath>
       <w:r>
+        <w:rPr>
+          <w:rFonts w:eastAsia="黑体"/>
+        </w:rPr>
         <w:t xml:space="preserve"> </w:t>
       </w:r>
       <w:r>
         <w:rPr>
-          <w:rFonts w:hint="eastAsia"/>
+          <w:rFonts w:hint="eastAsia" w:eastAsia="黑体"/>
         </w:rPr>
         <w:t xml:space="preserve">接驱动器输出、源极接驱动器返回端。电路共有</w:t>
       </w:r>
       <w:r>
+        <w:rPr>
+          <w:rFonts w:eastAsia="黑体"/>
+        </w:rPr>
         <w:t xml:space="preserve"> 5 </w:t>
       </w:r>
       <w:r>
         <w:rPr>
-          <w:rFonts w:hint="eastAsia"/>
+          <w:rFonts w:hint="eastAsia" w:eastAsia="黑体"/>
         </w:rPr>
         <w:t xml:space="preserve">个关键节点：</w:t>
       </w:r>
       <w:r>
         <w:rPr>
-          <w:rFonts w:hint="eastAsia"/>
+          <w:rFonts w:hint="eastAsia" w:eastAsia="黑体"/>
           <w:b/>
           <w:bCs/>
         </w:rPr>
@@ -306,6 +342,7 @@
       </w:r>
       <w:r>
         <w:rPr>
+          <w:rFonts w:eastAsia="黑体"/>
           <w:b/>
           <w:bCs/>
         </w:rPr>
@@ -313,7 +350,7 @@
       </w:r>
       <w:r>
         <w:rPr>
-          <w:rFonts w:hint="eastAsia"/>
+          <w:rFonts w:hint="eastAsia" w:eastAsia="黑体"/>
           <w:b/>
           <w:bCs/>
         </w:rPr>
@@ -321,7 +358,7 @@
       </w:r>
       <w:r>
         <w:rPr>
-          <w:rFonts w:hint="eastAsia"/>
+          <w:rFonts w:hint="eastAsia" w:eastAsia="黑体"/>
         </w:rPr>
         <w:t xml:space="preserve">（</w:t>
       </w:r>
@@ -340,15 +377,21 @@
         </m:sSub>
       </m:oMath>
       <w:r>
+        <w:rPr>
+          <w:rFonts w:eastAsia="黑体"/>
+        </w:rPr>
         <w:t xml:space="preserve"> </w:t>
       </w:r>
       <w:r>
         <w:rPr>
-          <w:rFonts w:hint="eastAsia"/>
+          <w:rFonts w:hint="eastAsia" w:eastAsia="黑体"/>
         </w:rPr>
         <w:t xml:space="preserve">输出端与</w:t>
       </w:r>
       <w:r>
+        <w:rPr>
+          <w:rFonts w:eastAsia="黑体"/>
+        </w:rPr>
         <w:t xml:space="preserve"> </w:t>
       </w:r>
       <m:oMath>
@@ -366,17 +409,20 @@
         </m:sSub>
       </m:oMath>
       <w:r>
+        <w:rPr>
+          <w:rFonts w:eastAsia="黑体"/>
+        </w:rPr>
         <w:t xml:space="preserve"> </w:t>
       </w:r>
       <w:r>
         <w:rPr>
-          <w:rFonts w:hint="eastAsia"/>
+          <w:rFonts w:hint="eastAsia" w:eastAsia="黑体"/>
         </w:rPr>
         <w:t xml:space="preserve">一端相连）；</w:t>
       </w:r>
       <w:r>
         <w:rPr>
-          <w:rFonts w:hint="eastAsia"/>
+          <w:rFonts w:hint="eastAsia" w:eastAsia="黑体"/>
           <w:b/>
           <w:bCs/>
         </w:rPr>
@@ -384,6 +430,7 @@
       </w:r>
       <w:r>
         <w:rPr>
+          <w:rFonts w:eastAsia="黑体"/>
           <w:b/>
           <w:bCs/>
         </w:rPr>
@@ -391,7 +438,7 @@
       </w:r>
       <w:r>
         <w:rPr>
-          <w:rFonts w:hint="eastAsia"/>
+          <w:rFonts w:hint="eastAsia" w:eastAsia="黑体"/>
           <w:b/>
           <w:bCs/>
         </w:rPr>
@@ -399,6 +446,7 @@
       </w:r>
       <w:r>
         <w:rPr>
+          <w:rFonts w:eastAsia="黑体"/>
           <w:b/>
           <w:bCs/>
         </w:rPr>
@@ -406,7 +454,7 @@
       </w:r>
       <w:r>
         <w:rPr>
-          <w:rFonts w:hint="eastAsia"/>
+          <w:rFonts w:hint="eastAsia" w:eastAsia="黑体"/>
         </w:rPr>
         <w:t xml:space="preserve">（</w:t>
       </w:r>
@@ -425,15 +473,21 @@
         </m:sSub>
       </m:oMath>
       <w:r>
+        <w:rPr>
+          <w:rFonts w:eastAsia="黑体"/>
+        </w:rPr>
         <w:t xml:space="preserve"> </w:t>
       </w:r>
       <w:r>
         <w:rPr>
-          <w:rFonts w:hint="eastAsia"/>
+          <w:rFonts w:hint="eastAsia" w:eastAsia="黑体"/>
         </w:rPr>
         <w:t xml:space="preserve">另一端与</w:t>
       </w:r>
       <w:r>
+        <w:rPr>
+          <w:rFonts w:eastAsia="黑体"/>
+        </w:rPr>
         <w:t xml:space="preserve"> </w:t>
       </w:r>
       <m:oMath>
@@ -451,26 +505,32 @@
         </m:sSub>
       </m:oMath>
       <w:r>
+        <w:rPr>
+          <w:rFonts w:eastAsia="黑体"/>
+        </w:rPr>
         <w:t xml:space="preserve"> </w:t>
       </w:r>
       <w:r>
         <w:rPr>
-          <w:rFonts w:hint="eastAsia"/>
+          <w:rFonts w:hint="eastAsia" w:eastAsia="黑体"/>
         </w:rPr>
         <w:t xml:space="preserve">栅极</w:t>
       </w:r>
       <w:r>
+        <w:rPr>
+          <w:rFonts w:eastAsia="黑体"/>
+        </w:rPr>
         <w:t xml:space="preserve"> G </w:t>
       </w:r>
       <w:r>
         <w:rPr>
-          <w:rFonts w:hint="eastAsia"/>
+          <w:rFonts w:hint="eastAsia" w:eastAsia="黑体"/>
         </w:rPr>
         <w:t xml:space="preserve">相连）；</w:t>
       </w:r>
       <w:r>
         <w:rPr>
-          <w:rFonts w:hint="eastAsia"/>
+          <w:rFonts w:hint="eastAsia" w:eastAsia="黑体"/>
           <w:b/>
           <w:bCs/>
         </w:rPr>
@@ -478,6 +538,7 @@
       </w:r>
       <w:r>
         <w:rPr>
+          <w:rFonts w:eastAsia="黑体"/>
           <w:b/>
           <w:bCs/>
         </w:rPr>
@@ -485,7 +546,7 @@
       </w:r>
       <w:r>
         <w:rPr>
-          <w:rFonts w:hint="eastAsia"/>
+          <w:rFonts w:hint="eastAsia" w:eastAsia="黑体"/>
           <w:b/>
           <w:bCs/>
         </w:rPr>
@@ -493,7 +554,7 @@
       </w:r>
       <w:r>
         <w:rPr>
-          <w:rFonts w:hint="eastAsia"/>
+          <w:rFonts w:hint="eastAsia" w:eastAsia="黑体"/>
         </w:rPr>
         <w:t xml:space="preserve">（</w:t>
       </w:r>
@@ -512,24 +573,33 @@
         </m:sSub>
       </m:oMath>
       <w:r>
+        <w:rPr>
+          <w:rFonts w:eastAsia="黑体"/>
+        </w:rPr>
         <w:t xml:space="preserve"> </w:t>
       </w:r>
       <w:r>
         <w:rPr>
-          <w:rFonts w:hint="eastAsia"/>
+          <w:rFonts w:hint="eastAsia" w:eastAsia="黑体"/>
         </w:rPr>
         <w:t xml:space="preserve">源极</w:t>
       </w:r>
       <w:r>
+        <w:rPr>
+          <w:rFonts w:eastAsia="黑体"/>
+        </w:rPr>
         <w:t xml:space="preserve"> S </w:t>
       </w:r>
       <w:r>
         <w:rPr>
-          <w:rFonts w:hint="eastAsia"/>
+          <w:rFonts w:hint="eastAsia" w:eastAsia="黑体"/>
         </w:rPr>
         <w:t xml:space="preserve">与</w:t>
       </w:r>
       <w:r>
+        <w:rPr>
+          <w:rFonts w:eastAsia="黑体"/>
+        </w:rPr>
         <w:t xml:space="preserve"> </w:t>
       </w:r>
       <m:oMath>
@@ -547,17 +617,20 @@
         </m:sSub>
       </m:oMath>
       <w:r>
+        <w:rPr>
+          <w:rFonts w:eastAsia="黑体"/>
+        </w:rPr>
         <w:t xml:space="preserve"> </w:t>
       </w:r>
       <w:r>
         <w:rPr>
-          <w:rFonts w:hint="eastAsia"/>
+          <w:rFonts w:hint="eastAsia" w:eastAsia="黑体"/>
         </w:rPr>
         <w:t xml:space="preserve">返回端相连）；</w:t>
       </w:r>
       <w:r>
         <w:rPr>
-          <w:rFonts w:hint="eastAsia"/>
+          <w:rFonts w:hint="eastAsia" w:eastAsia="黑体"/>
           <w:b/>
           <w:bCs/>
         </w:rPr>
@@ -565,6 +638,7 @@
       </w:r>
       <w:r>
         <w:rPr>
+          <w:rFonts w:eastAsia="黑体"/>
           <w:b/>
           <w:bCs/>
         </w:rPr>
@@ -572,7 +646,7 @@
       </w:r>
       <w:r>
         <w:rPr>
-          <w:rFonts w:hint="eastAsia"/>
+          <w:rFonts w:hint="eastAsia" w:eastAsia="黑体"/>
           <w:b/>
           <w:bCs/>
         </w:rPr>
@@ -580,6 +654,7 @@
       </w:r>
       <w:r>
         <w:rPr>
+          <w:rFonts w:eastAsia="黑体"/>
           <w:b/>
           <w:bCs/>
         </w:rPr>
@@ -613,7 +688,7 @@
       </m:oMath>
       <w:r>
         <w:rPr>
-          <w:rFonts w:hint="eastAsia"/>
+          <w:rFonts w:hint="eastAsia" w:eastAsia="黑体"/>
         </w:rPr>
         <w:t xml:space="preserve">（</w:t>
       </w:r>
@@ -632,17 +707,20 @@
         </m:sSub>
       </m:oMath>
       <w:r>
+        <w:rPr>
+          <w:rFonts w:eastAsia="黑体"/>
+        </w:rPr>
         <w:t xml:space="preserve"> </w:t>
       </w:r>
       <w:r>
         <w:rPr>
-          <w:rFonts w:hint="eastAsia"/>
+          <w:rFonts w:hint="eastAsia" w:eastAsia="黑体"/>
         </w:rPr>
         <w:t xml:space="preserve">正电源脚，开通正压）；</w:t>
       </w:r>
       <w:r>
         <w:rPr>
-          <w:rFonts w:hint="eastAsia"/>
+          <w:rFonts w:hint="eastAsia" w:eastAsia="黑体"/>
           <w:b/>
           <w:bCs/>
         </w:rPr>
@@ -650,6 +728,7 @@
       </w:r>
       <w:r>
         <w:rPr>
+          <w:rFonts w:eastAsia="黑体"/>
           <w:b/>
           <w:bCs/>
         </w:rPr>
@@ -657,7 +736,7 @@
       </w:r>
       <w:r>
         <w:rPr>
-          <w:rFonts w:hint="eastAsia"/>
+          <w:rFonts w:hint="eastAsia" w:eastAsia="黑体"/>
           <w:b/>
           <w:bCs/>
         </w:rPr>
@@ -665,6 +744,7 @@
       </w:r>
       <w:r>
         <w:rPr>
+          <w:rFonts w:eastAsia="黑体"/>
           <w:b/>
           <w:bCs/>
         </w:rPr>
@@ -698,7 +778,7 @@
       </m:oMath>
       <w:r>
         <w:rPr>
-          <w:rFonts w:hint="eastAsia"/>
+          <w:rFonts w:hint="eastAsia" w:eastAsia="黑体"/>
         </w:rPr>
         <w:t xml:space="preserve">（</w:t>
       </w:r>
@@ -717,11 +797,14 @@
         </m:sSub>
       </m:oMath>
       <w:r>
+        <w:rPr>
+          <w:rFonts w:eastAsia="黑体"/>
+        </w:rPr>
         <w:t xml:space="preserve"> </w:t>
       </w:r>
       <w:r>
         <w:rPr>
-          <w:rFonts w:hint="eastAsia"/>
+          <w:rFonts w:hint="eastAsia" w:eastAsia="黑体"/>
         </w:rPr>
         <w:t xml:space="preserve">负电源脚，关断负压）。</w:t>
       </w:r>
@@ -730,7 +813,7 @@
       <w:pPr/>
       <w:r>
         <w:rPr>
-          <w:rFonts w:hint="eastAsia"/>
+          <w:rFonts w:hint="eastAsia" w:eastAsia="黑体"/>
         </w:rPr>
         <w:t xml:space="preserve">各元件管脚连接：</w:t>
       </w:r>
@@ -749,11 +832,14 @@
         </m:sSub>
       </m:oMath>
       <w:r>
+        <w:rPr>
+          <w:rFonts w:eastAsia="黑体"/>
+        </w:rPr>
         <w:t xml:space="preserve"> </w:t>
       </w:r>
       <w:r>
         <w:rPr>
-          <w:rFonts w:hint="eastAsia"/>
+          <w:rFonts w:hint="eastAsia" w:eastAsia="黑体"/>
         </w:rPr>
         <w:t xml:space="preserve">输出端接节点①、正电源脚接节点④</w:t>
       </w:r>
@@ -785,7 +871,7 @@
       </m:oMath>
       <w:r>
         <w:rPr>
-          <w:rFonts w:hint="eastAsia"/>
+          <w:rFonts w:hint="eastAsia" w:eastAsia="黑体"/>
         </w:rPr>
         <w:t xml:space="preserve">、负电源脚接节点⑤</w:t>
       </w:r>
@@ -817,7 +903,7 @@
       </m:oMath>
       <w:r>
         <w:rPr>
-          <w:rFonts w:hint="eastAsia"/>
+          <w:rFonts w:hint="eastAsia" w:eastAsia="黑体"/>
         </w:rPr>
         <w:t xml:space="preserve">、返回端接节点③源极节点；</w:t>
       </w:r>
@@ -836,11 +922,14 @@
         </m:sSub>
       </m:oMath>
       <w:r>
+        <w:rPr>
+          <w:rFonts w:eastAsia="黑体"/>
+        </w:rPr>
         <w:t xml:space="preserve"> </w:t>
       </w:r>
       <w:r>
         <w:rPr>
-          <w:rFonts w:hint="eastAsia"/>
+          <w:rFonts w:hint="eastAsia" w:eastAsia="黑体"/>
         </w:rPr>
         <w:t xml:space="preserve">一端接节点①驱动输出节点、另一端接节点②栅极节点；</w:t>
       </w:r>
@@ -860,25 +949,31 @@
       </m:oMath>
       <w:r>
         <w:rPr>
-          <w:rFonts w:hint="eastAsia"/>
+          <w:rFonts w:hint="eastAsia" w:eastAsia="黑体"/>
         </w:rPr>
         <w:t xml:space="preserve">（SiC</w:t>
       </w:r>
       <w:r>
+        <w:rPr>
+          <w:rFonts w:eastAsia="黑体"/>
+        </w:rPr>
         <w:t xml:space="preserve"> MOSFET/GaN </w:t>
       </w:r>
       <w:r>
         <w:rPr>
-          <w:rFonts w:hint="eastAsia"/>
+          <w:rFonts w:hint="eastAsia" w:eastAsia="黑体"/>
         </w:rPr>
         <w:t xml:space="preserve">HEMT）的</w:t>
       </w:r>
       <w:r>
+        <w:rPr>
+          <w:rFonts w:eastAsia="黑体"/>
+        </w:rPr>
         <w:t xml:space="preserve"> G </w:t>
       </w:r>
       <w:r>
         <w:rPr>
-          <w:rFonts w:hint="eastAsia"/>
+          <w:rFonts w:hint="eastAsia" w:eastAsia="黑体"/>
         </w:rPr>
         <w:t xml:space="preserve">接节点②栅极节点、S（源极/返回）接节点③、D（漏极）接功率回路；高速开关时常以开尔文连接分离功率源极与驱动源极。</w:t>
       </w:r>
@@ -887,7 +982,7 @@
       <w:pPr/>
       <w:r>
         <w:rPr>
-          <w:rFonts w:hint="eastAsia"/>
+          <w:rFonts w:hint="eastAsia" w:eastAsia="黑体"/>
         </w:rPr>
         <w:t xml:space="preserve">由此构成”正压开通、负压关断”的宽带隙器件栅极驱动组态：</w:t>
       </w:r>
@@ -906,15 +1001,21 @@
         </m:sSub>
       </m:oMath>
       <w:r>
+        <w:rPr>
+          <w:rFonts w:eastAsia="黑体"/>
+        </w:rPr>
         <w:t xml:space="preserve"> </w:t>
       </w:r>
       <w:r>
         <w:rPr>
-          <w:rFonts w:hint="eastAsia"/>
+          <w:rFonts w:hint="eastAsia" w:eastAsia="黑体"/>
         </w:rPr>
         <w:t xml:space="preserve">在开通正压与关断负压间快速切换，经</w:t>
       </w:r>
       <w:r>
+        <w:rPr>
+          <w:rFonts w:eastAsia="黑体"/>
+        </w:rPr>
         <w:t xml:space="preserve"> </w:t>
       </w:r>
       <m:oMath>
@@ -932,15 +1033,21 @@
         </m:sSub>
       </m:oMath>
       <w:r>
+        <w:rPr>
+          <w:rFonts w:eastAsia="黑体"/>
+        </w:rPr>
         <w:t xml:space="preserve"> </w:t>
       </w:r>
       <w:r>
         <w:rPr>
-          <w:rFonts w:hint="eastAsia"/>
+          <w:rFonts w:hint="eastAsia" w:eastAsia="黑体"/>
         </w:rPr>
         <w:t xml:space="preserve">向输入电容充放电控制器件导通/关断，负压关断提供抗误导通裕量（抑制高</w:t>
       </w:r>
       <w:r>
+        <w:rPr>
+          <w:rFonts w:eastAsia="黑体"/>
+        </w:rPr>
         <w:t xml:space="preserve"> </w:t>
       </w:r>
       <m:oMath>
@@ -964,15 +1071,21 @@
         </m:r>
       </m:oMath>
       <w:r>
+        <w:rPr>
+          <w:rFonts w:eastAsia="黑体"/>
+        </w:rPr>
         <w:t xml:space="preserve"> </w:t>
       </w:r>
       <w:r>
         <w:rPr>
-          <w:rFonts w:hint="eastAsia"/>
+          <w:rFonts w:hint="eastAsia" w:eastAsia="黑体"/>
         </w:rPr>
         <w:t xml:space="preserve">下经</w:t>
       </w:r>
       <w:r>
+        <w:rPr>
+          <w:rFonts w:eastAsia="黑体"/>
+        </w:rPr>
         <w:t xml:space="preserve"> </w:t>
       </w:r>
       <m:oMath>
@@ -993,11 +1106,14 @@
         </m:sSub>
       </m:oMath>
       <w:r>
+        <w:rPr>
+          <w:rFonts w:eastAsia="黑体"/>
+        </w:rPr>
         <w:t xml:space="preserve"> </w:t>
       </w:r>
       <w:r>
         <w:rPr>
-          <w:rFonts w:hint="eastAsia"/>
+          <w:rFonts w:hint="eastAsia" w:eastAsia="黑体"/>
         </w:rPr>
         <w:t xml:space="preserve">的耦合），用于高速开关大功率器件，兼顾开关速度与抗误导通。</w:t>
       </w:r>
@@ -1010,7 +1126,7 @@
       </w:pPr>
       <w:r>
         <w:rPr>
-          <w:rFonts w:hint="eastAsia"/>
+          <w:rFonts w:hint="eastAsia" w:eastAsia="黑体"/>
         </w:rPr>
         <w:t xml:space="preserve">工作原理</w:t>
       </w:r>
@@ -1021,16 +1137,19 @@
       </w:pPr>
       <w:r>
         <w:rPr>
-          <w:rFonts w:hint="eastAsia"/>
+          <w:rFonts w:hint="eastAsia" w:eastAsia="黑体"/>
         </w:rPr>
         <w:t xml:space="preserve">驱动器在规定正压（开通）与负压（关断）之间快速切换，经栅极电阻向输入电容充放电，控制器件导通与关断。栅极电阻限制充放电流、抑制</w:t>
       </w:r>
       <w:r>
+        <w:rPr>
+          <w:rFonts w:eastAsia="黑体"/>
+        </w:rPr>
         <w:t xml:space="preserve"> di/dt </w:t>
       </w:r>
       <w:r>
         <w:rPr>
-          <w:rFonts w:hint="eastAsia"/>
+          <w:rFonts w:hint="eastAsia" w:eastAsia="黑体"/>
         </w:rPr>
         <w:t xml:space="preserve">与振铃。</w:t>
       </w:r>
@@ -1043,7 +1162,7 @@
       </w:pPr>
       <w:r>
         <w:rPr>
-          <w:rFonts w:hint="eastAsia"/>
+          <w:rFonts w:hint="eastAsia" w:eastAsia="黑体"/>
         </w:rPr>
         <w:t xml:space="preserve">关键计算公式</w:t>
       </w:r>
@@ -1057,7 +1176,7 @@
       </w:pPr>
       <w:r>
         <w:rPr>
-          <w:rFonts w:hint="eastAsia"/>
+          <w:rFonts w:hint="eastAsia" w:eastAsia="黑体"/>
         </w:rPr>
         <w:t xml:space="preserve">栅极电荷与开关时间（近似）：</w:t>
       </w:r>
@@ -1207,7 +1326,7 @@
       </w:pPr>
       <w:r>
         <w:rPr>
-          <w:rFonts w:hint="eastAsia"/>
+          <w:rFonts w:hint="eastAsia" w:eastAsia="黑体"/>
         </w:rPr>
         <w:t xml:space="preserve">栅极峰值电流：</w:t>
       </w:r>
@@ -1354,7 +1473,7 @@
       </w:pPr>
       <w:r>
         <w:rPr>
-          <w:rFonts w:hint="eastAsia"/>
+          <w:rFonts w:hint="eastAsia" w:eastAsia="黑体"/>
         </w:rPr>
         <w:t xml:space="preserve">栅极驱动功率：</w:t>
       </w:r>
@@ -1462,7 +1581,7 @@
       </w:pPr>
       <w:r>
         <w:rPr>
-          <w:rFonts w:hint="eastAsia"/>
+          <w:rFonts w:hint="eastAsia" w:eastAsia="黑体"/>
         </w:rPr>
         <w:t xml:space="preserve">栅极电阻功耗：</w:t>
       </w:r>
@@ -1579,7 +1698,7 @@
       </w:pPr>
       <w:r>
         <w:rPr>
-          <w:rFonts w:hint="eastAsia"/>
+          <w:rFonts w:hint="eastAsia" w:eastAsia="黑体"/>
         </w:rPr>
         <w:t xml:space="preserve">负压关断裕量（防误导通）：</w:t>
       </w:r>
@@ -1733,7 +1852,7 @@
             </w:pPr>
             <w:r>
               <w:rPr>
-                <w:rFonts w:hint="eastAsia"/>
+                <w:rFonts w:hint="eastAsia" w:eastAsia="黑体"/>
               </w:rPr>
               <w:t xml:space="preserve">符号</w:t>
             </w:r>
@@ -1747,7 +1866,7 @@
             </w:pPr>
             <w:r>
               <w:rPr>
-                <w:rFonts w:hint="eastAsia"/>
+                <w:rFonts w:hint="eastAsia" w:eastAsia="黑体"/>
               </w:rPr>
               <w:t xml:space="preserve">含义</w:t>
             </w:r>
@@ -1761,7 +1880,7 @@
             </w:pPr>
             <w:r>
               <w:rPr>
-                <w:rFonts w:hint="eastAsia"/>
+                <w:rFonts w:hint="eastAsia" w:eastAsia="黑体"/>
               </w:rPr>
               <w:t xml:space="preserve">单位</w:t>
             </w:r>
@@ -1790,6 +1909,9 @@
               </m:sSub>
             </m:oMath>
             <w:r>
+              <w:rPr>
+                <w:rFonts w:eastAsia="黑体"/>
+              </w:rPr>
               <w:t xml:space="preserve">​</w:t>
             </w:r>
           </w:p>
@@ -1802,7 +1924,7 @@
             </w:pPr>
             <w:r>
               <w:rPr>
-                <w:rFonts w:hint="eastAsia"/>
+                <w:rFonts w:hint="eastAsia" w:eastAsia="黑体"/>
               </w:rPr>
               <w:t xml:space="preserve">栅极总电荷</w:t>
             </w:r>
@@ -1815,6 +1937,9 @@
               <w:pStyle w:val="Compact"/>
             </w:pPr>
             <w:r>
+              <w:rPr>
+                <w:rFonts w:eastAsia="黑体"/>
+              </w:rPr>
               <w:t xml:space="preserve">C</w:t>
             </w:r>
           </w:p>
@@ -1842,6 +1967,9 @@
               </m:sSub>
             </m:oMath>
             <w:r>
+              <w:rPr>
+                <w:rFonts w:eastAsia="黑体"/>
+              </w:rPr>
               <w:t xml:space="preserve">​</w:t>
             </w:r>
           </w:p>
@@ -1854,7 +1982,7 @@
             </w:pPr>
             <w:r>
               <w:rPr>
-                <w:rFonts w:hint="eastAsia"/>
+                <w:rFonts w:hint="eastAsia" w:eastAsia="黑体"/>
               </w:rPr>
               <w:t xml:space="preserve">栅极驱动电流</w:t>
             </w:r>
@@ -1867,6 +1995,9 @@
               <w:pStyle w:val="Compact"/>
             </w:pPr>
             <w:r>
+              <w:rPr>
+                <w:rFonts w:eastAsia="黑体"/>
+              </w:rPr>
               <w:t xml:space="preserve">A</w:t>
             </w:r>
           </w:p>
@@ -1894,6 +2025,9 @@
               </m:sSub>
             </m:oMath>
             <w:r>
+              <w:rPr>
+                <w:rFonts w:eastAsia="黑体"/>
+              </w:rPr>
               <w:t xml:space="preserve">​</w:t>
             </w:r>
           </w:p>
@@ -1906,7 +2040,7 @@
             </w:pPr>
             <w:r>
               <w:rPr>
-                <w:rFonts w:hint="eastAsia"/>
+                <w:rFonts w:hint="eastAsia" w:eastAsia="黑体"/>
               </w:rPr>
               <w:t xml:space="preserve">外接栅极电阻</w:t>
             </w:r>
@@ -1919,6 +2053,9 @@
               <w:pStyle w:val="Compact"/>
             </w:pPr>
             <w:r>
+              <w:rPr>
+                <w:rFonts w:eastAsia="黑体"/>
+              </w:rPr>
               <w:t xml:space="preserve">Ω</w:t>
             </w:r>
           </w:p>
@@ -1958,6 +2095,9 @@
               </m:sSub>
             </m:oMath>
             <w:r>
+              <w:rPr>
+                <w:rFonts w:eastAsia="黑体"/>
+              </w:rPr>
               <w:t xml:space="preserve">​</w:t>
             </w:r>
           </w:p>
@@ -1970,7 +2110,7 @@
             </w:pPr>
             <w:r>
               <w:rPr>
-                <w:rFonts w:hint="eastAsia"/>
+                <w:rFonts w:hint="eastAsia" w:eastAsia="黑体"/>
               </w:rPr>
               <w:t xml:space="preserve">驱动电压幅值</w:t>
             </w:r>
@@ -1983,6 +2123,9 @@
               <w:pStyle w:val="Compact"/>
             </w:pPr>
             <w:r>
+              <w:rPr>
+                <w:rFonts w:eastAsia="黑体"/>
+              </w:rPr>
               <w:t xml:space="preserve">V</w:t>
             </w:r>
           </w:p>
@@ -2013,6 +2156,9 @@
               </m:sSub>
             </m:oMath>
             <w:r>
+              <w:rPr>
+                <w:rFonts w:eastAsia="黑体"/>
+              </w:rPr>
               <w:t xml:space="preserve">​</w:t>
             </w:r>
           </w:p>
@@ -2025,7 +2171,7 @@
             </w:pPr>
             <w:r>
               <w:rPr>
-                <w:rFonts w:hint="eastAsia"/>
+                <w:rFonts w:hint="eastAsia" w:eastAsia="黑体"/>
               </w:rPr>
               <w:t xml:space="preserve">开关频率</w:t>
             </w:r>
@@ -2038,6 +2184,9 @@
               <w:pStyle w:val="Compact"/>
             </w:pPr>
             <w:r>
+              <w:rPr>
+                <w:rFonts w:eastAsia="黑体"/>
+              </w:rPr>
               <w:t xml:space="preserve">Hz</w:t>
             </w:r>
           </w:p>
@@ -2068,6 +2217,9 @@
               </m:sSub>
             </m:oMath>
             <w:r>
+              <w:rPr>
+                <w:rFonts w:eastAsia="黑体"/>
+              </w:rPr>
               <w:t xml:space="preserve">​</w:t>
             </w:r>
           </w:p>
@@ -2080,7 +2232,7 @@
             </w:pPr>
             <w:r>
               <w:rPr>
-                <w:rFonts w:hint="eastAsia"/>
+                <w:rFonts w:hint="eastAsia" w:eastAsia="黑体"/>
               </w:rPr>
               <w:t xml:space="preserve">栅极阈值电压</w:t>
             </w:r>
@@ -2093,6 +2245,9 @@
               <w:pStyle w:val="Compact"/>
             </w:pPr>
             <w:r>
+              <w:rPr>
+                <w:rFonts w:eastAsia="黑体"/>
+              </w:rPr>
               <w:t xml:space="preserve">V</w:t>
             </w:r>
           </w:p>
@@ -2107,7 +2262,7 @@
       </w:pPr>
       <w:r>
         <w:rPr>
-          <w:rFonts w:hint="eastAsia"/>
+          <w:rFonts w:hint="eastAsia" w:eastAsia="黑体"/>
         </w:rPr>
         <w:t xml:space="preserve">元件调整影响</w:t>
       </w:r>
@@ -2122,6 +2277,7 @@
       </w:pPr>
       <w:r>
         <w:rPr>
+          <w:rFonts w:eastAsia="黑体"/>
           <w:b/>
           <w:bCs/>
         </w:rPr>
@@ -2129,30 +2285,39 @@
       </w:r>
       <w:r>
         <w:rPr>
-          <w:rFonts w:hint="eastAsia"/>
+          <w:rFonts w:hint="eastAsia" w:eastAsia="黑体"/>
           <w:b/>
           <w:bCs/>
         </w:rPr>
         <w:t xml:space="preserve">增大</w:t>
       </w:r>
       <w:r>
+        <w:rPr>
+          <w:rFonts w:eastAsia="黑体"/>
+        </w:rPr>
         <w:t xml:space="preserve"> </w:t>
       </w:r>
       <w:r>
+        <w:rPr>
+          <w:rFonts w:eastAsia="黑体"/>
+        </w:rPr>
         <w:t xml:space="preserve">→ </w:t>
       </w:r>
       <w:r>
         <w:rPr>
-          <w:rFonts w:hint="eastAsia"/>
+          <w:rFonts w:hint="eastAsia" w:eastAsia="黑体"/>
         </w:rPr>
         <w:t xml:space="preserve">开关速度变慢、损耗增大，但振铃与</w:t>
       </w:r>
       <w:r>
+        <w:rPr>
+          <w:rFonts w:eastAsia="黑体"/>
+        </w:rPr>
         <w:t xml:space="preserve"> EMI </w:t>
       </w:r>
       <w:r>
         <w:rPr>
-          <w:rFonts w:hint="eastAsia"/>
+          <w:rFonts w:hint="eastAsia" w:eastAsia="黑体"/>
         </w:rPr>
         <w:t xml:space="preserve">减小。</w:t>
       </w:r>
@@ -2167,6 +2332,7 @@
       </w:pPr>
       <w:r>
         <w:rPr>
+          <w:rFonts w:eastAsia="黑体"/>
           <w:b/>
           <w:bCs/>
         </w:rPr>
@@ -2174,30 +2340,39 @@
       </w:r>
       <w:r>
         <w:rPr>
-          <w:rFonts w:hint="eastAsia"/>
+          <w:rFonts w:hint="eastAsia" w:eastAsia="黑体"/>
           <w:b/>
           <w:bCs/>
         </w:rPr>
         <w:t xml:space="preserve">减小</w:t>
       </w:r>
       <w:r>
+        <w:rPr>
+          <w:rFonts w:eastAsia="黑体"/>
+        </w:rPr>
         <w:t xml:space="preserve"> </w:t>
       </w:r>
       <w:r>
+        <w:rPr>
+          <w:rFonts w:eastAsia="黑体"/>
+        </w:rPr>
         <w:t xml:space="preserve">→ </w:t>
       </w:r>
       <w:r>
         <w:rPr>
-          <w:rFonts w:hint="eastAsia"/>
+          <w:rFonts w:hint="eastAsia" w:eastAsia="黑体"/>
         </w:rPr>
         <w:t xml:space="preserve">开关变快、损耗减小，但</w:t>
       </w:r>
       <w:r>
+        <w:rPr>
+          <w:rFonts w:eastAsia="黑体"/>
+        </w:rPr>
         <w:t xml:space="preserve"> di/dt、dv/dt </w:t>
       </w:r>
       <w:r>
         <w:rPr>
-          <w:rFonts w:hint="eastAsia"/>
+          <w:rFonts w:hint="eastAsia" w:eastAsia="黑体"/>
         </w:rPr>
         <w:t xml:space="preserve">与振铃增大，易误触发。</w:t>
       </w:r>
@@ -2212,7 +2387,7 @@
       </w:pPr>
       <w:r>
         <w:rPr>
-          <w:rFonts w:hint="eastAsia"/>
+          <w:rFonts w:hint="eastAsia" w:eastAsia="黑体"/>
           <w:b/>
           <w:bCs/>
         </w:rPr>
@@ -2220,16 +2395,19 @@
       </w:r>
       <w:r>
         <w:rPr>
-          <w:rFonts w:hint="eastAsia"/>
+          <w:rFonts w:hint="eastAsia" w:eastAsia="黑体"/>
         </w:rPr>
         <w:t xml:space="preserve">（更负的关断电压）→</w:t>
       </w:r>
       <w:r>
+        <w:rPr>
+          <w:rFonts w:eastAsia="黑体"/>
+        </w:rPr>
         <w:t xml:space="preserve"> </w:t>
       </w:r>
       <w:r>
         <w:rPr>
-          <w:rFonts w:hint="eastAsia"/>
+          <w:rFonts w:hint="eastAsia" w:eastAsia="黑体"/>
         </w:rPr>
         <w:t xml:space="preserve">抗误导通能力增强，但栅极应力增大。</w:t>
       </w:r>
@@ -2244,21 +2422,27 @@
       </w:pPr>
       <w:r>
         <w:rPr>
-          <w:rFonts w:hint="eastAsia"/>
+          <w:rFonts w:hint="eastAsia" w:eastAsia="黑体"/>
           <w:b/>
           <w:bCs/>
         </w:rPr>
         <w:t xml:space="preserve">开通电压不足</w:t>
       </w:r>
       <w:r>
+        <w:rPr>
+          <w:rFonts w:eastAsia="黑体"/>
+        </w:rPr>
         <w:t xml:space="preserve"> </w:t>
       </w:r>
       <w:r>
+        <w:rPr>
+          <w:rFonts w:eastAsia="黑体"/>
+        </w:rPr>
         <w:t xml:space="preserve">→ </w:t>
       </w:r>
       <w:r>
         <w:rPr>
-          <w:rFonts w:hint="eastAsia"/>
+          <w:rFonts w:hint="eastAsia" w:eastAsia="黑体"/>
         </w:rPr>
         <w:t xml:space="preserve">器件导通电阻增大，通态损耗升高。</w:t>
       </w:r>
@@ -2271,7 +2455,7 @@
       </w:pPr>
       <w:r>
         <w:rPr>
-          <w:rFonts w:hint="eastAsia"/>
+          <w:rFonts w:hint="eastAsia" w:eastAsia="黑体"/>
         </w:rPr>
         <w:t xml:space="preserve">典型参数示例</w:t>
       </w:r>
@@ -2286,11 +2470,14 @@
       </w:pPr>
       <w:r>
         <w:rPr>
-          <w:rFonts w:hint="eastAsia"/>
+          <w:rFonts w:hint="eastAsia" w:eastAsia="黑体"/>
         </w:rPr>
         <w:t xml:space="preserve">取</w:t>
       </w:r>
       <w:r>
+        <w:rPr>
+          <w:rFonts w:eastAsia="黑体"/>
+        </w:rPr>
         <w:t xml:space="preserve"> </w:t>
       </w:r>
       <m:oMath>
@@ -2327,6 +2514,9 @@
         </m:r>
       </m:oMath>
       <w:r>
+        <w:rPr>
+          <w:rFonts w:eastAsia="黑体"/>
+        </w:rPr>
         <w:t xml:space="preserve">、</w:t>
       </w:r>
       <m:oMath>
@@ -2375,6 +2565,9 @@
         </m:r>
       </m:oMath>
       <w:r>
+        <w:rPr>
+          <w:rFonts w:eastAsia="黑体"/>
+        </w:rPr>
         <w:t xml:space="preserve">、</w:t>
       </w:r>
       <m:oMath>
@@ -2411,7 +2604,7 @@
       </m:oMath>
       <w:r>
         <w:rPr>
-          <w:rFonts w:hint="eastAsia"/>
+          <w:rFonts w:hint="eastAsia" w:eastAsia="黑体"/>
         </w:rPr>
         <w:t xml:space="preserve">：</w:t>
       </w:r>
@@ -2489,7 +2682,7 @@
       </m:oMath>
       <w:r>
         <w:rPr>
-          <w:rFonts w:hint="eastAsia"/>
+          <w:rFonts w:hint="eastAsia" w:eastAsia="黑体"/>
         </w:rPr>
         <w:t xml:space="preserve">，</w:t>
       </w:r>
@@ -2575,6 +2768,9 @@
         </m:r>
       </m:oMath>
       <w:r>
+        <w:rPr>
+          <w:rFonts w:eastAsia="黑体"/>
+        </w:rPr>
         <w:t xml:space="preserve">。</w:t>
       </w:r>
     </w:p>
@@ -2588,11 +2784,14 @@
       </w:pPr>
       <w:r>
         <w:rPr>
-          <w:rFonts w:hint="eastAsia"/>
+          <w:rFonts w:hint="eastAsia" w:eastAsia="黑体"/>
         </w:rPr>
         <w:t xml:space="preserve">取</w:t>
       </w:r>
       <w:r>
+        <w:rPr>
+          <w:rFonts w:eastAsia="黑体"/>
+        </w:rPr>
         <w:t xml:space="preserve"> </w:t>
       </w:r>
       <m:oMath>
@@ -2629,6 +2828,9 @@
         </m:r>
       </m:oMath>
       <w:r>
+        <w:rPr>
+          <w:rFonts w:eastAsia="黑体"/>
+        </w:rPr>
         <w:t xml:space="preserve">、</w:t>
       </w:r>
       <m:oMath>
@@ -2677,6 +2879,9 @@
         </m:r>
       </m:oMath>
       <w:r>
+        <w:rPr>
+          <w:rFonts w:eastAsia="黑体"/>
+        </w:rPr>
         <w:t xml:space="preserve">、</w:t>
       </w:r>
       <m:oMath>
@@ -2717,7 +2922,7 @@
       </m:oMath>
       <w:r>
         <w:rPr>
-          <w:rFonts w:hint="eastAsia"/>
+          <w:rFonts w:hint="eastAsia" w:eastAsia="黑体"/>
         </w:rPr>
         <w:t xml:space="preserve">：</w:t>
       </w:r>
@@ -2815,6 +3020,9 @@
         </m:r>
       </m:oMath>
       <w:r>
+        <w:rPr>
+          <w:rFonts w:eastAsia="黑体"/>
+        </w:rPr>
         <w:t xml:space="preserve">。</w:t>
       </w:r>
     </w:p>
@@ -2826,7 +3034,7 @@
       </w:pPr>
       <w:r>
         <w:rPr>
-          <w:rFonts w:hint="eastAsia"/>
+          <w:rFonts w:hint="eastAsia" w:eastAsia="黑体"/>
         </w:rPr>
         <w:t xml:space="preserve">常见器件型号</w:t>
       </w:r>
@@ -2841,7 +3049,7 @@
       </w:pPr>
       <w:r>
         <w:rPr>
-          <w:rFonts w:hint="eastAsia"/>
+          <w:rFonts w:hint="eastAsia" w:eastAsia="黑体"/>
         </w:rPr>
         <w:t xml:space="preserve">隔离驱动：Si8271、UCC21520、ADuM4121。</w:t>
       </w:r>
@@ -2856,25 +3064,31 @@
       </w:pPr>
       <w:r>
         <w:rPr>
-          <w:rFonts w:hint="eastAsia"/>
+          <w:rFonts w:hint="eastAsia" w:eastAsia="黑体"/>
         </w:rPr>
         <w:t xml:space="preserve">功率器件：SiC</w:t>
       </w:r>
       <w:r>
+        <w:rPr>
+          <w:rFonts w:eastAsia="黑体"/>
+        </w:rPr>
         <w:t xml:space="preserve"> </w:t>
       </w:r>
       <w:r>
         <w:rPr>
-          <w:rFonts w:hint="eastAsia"/>
+          <w:rFonts w:hint="eastAsia" w:eastAsia="黑体"/>
         </w:rPr>
         <w:t xml:space="preserve">MOSFET（C2M/SCT</w:t>
       </w:r>
       <w:r>
+        <w:rPr>
+          <w:rFonts w:eastAsia="黑体"/>
+        </w:rPr>
         <w:t xml:space="preserve"> </w:t>
       </w:r>
       <w:r>
         <w:rPr>
-          <w:rFonts w:hint="eastAsia"/>
+          <w:rFonts w:hint="eastAsia" w:eastAsia="黑体"/>
         </w:rPr>
         <w:t xml:space="preserve">系列）、GaN（GS6650、TPH3206）。</w:t>
       </w:r>
@@ -2889,11 +3103,14 @@
       </w:pPr>
       <w:r>
         <w:rPr>
-          <w:rFonts w:hint="eastAsia"/>
+          <w:rFonts w:hint="eastAsia" w:eastAsia="黑体"/>
         </w:rPr>
         <w:t xml:space="preserve">负压电源：LM2776、固定负压</w:t>
       </w:r>
       <w:r>
+        <w:rPr>
+          <w:rFonts w:eastAsia="黑体"/>
+        </w:rPr>
         <w:t xml:space="preserve"> LDO。</w:t>
       </w:r>
     </w:p>
@@ -2905,7 +3122,7 @@
       </w:pPr>
       <w:r>
         <w:rPr>
-          <w:rFonts w:hint="eastAsia"/>
+          <w:rFonts w:hint="eastAsia" w:eastAsia="黑体"/>
         </w:rPr>
         <w:t xml:space="preserve">注意事项</w:t>
       </w:r>
@@ -2919,29 +3136,38 @@
         </w:numPr>
       </w:pPr>
       <w:r>
+        <w:rPr>
+          <w:rFonts w:eastAsia="黑体"/>
+        </w:rPr>
         <w:t xml:space="preserve">SiC/GaN </w:t>
       </w:r>
       <w:r>
         <w:rPr>
-          <w:rFonts w:hint="eastAsia"/>
+          <w:rFonts w:hint="eastAsia" w:eastAsia="黑体"/>
         </w:rPr>
         <w:t xml:space="preserve">阈值电压低（尤其</w:t>
       </w:r>
       <w:r>
+        <w:rPr>
+          <w:rFonts w:eastAsia="黑体"/>
+        </w:rPr>
         <w:t xml:space="preserve"> GaN </w:t>
       </w:r>
       <w:r>
         <w:rPr>
-          <w:rFonts w:hint="eastAsia"/>
+          <w:rFonts w:hint="eastAsia" w:eastAsia="黑体"/>
         </w:rPr>
         <w:t xml:space="preserve">常为增强型</w:t>
       </w:r>
       <w:r>
+        <w:rPr>
+          <w:rFonts w:eastAsia="黑体"/>
+        </w:rPr>
         <w:t xml:space="preserve"> 1~2 </w:t>
       </w:r>
       <w:r>
         <w:rPr>
-          <w:rFonts w:hint="eastAsia"/>
+          <w:rFonts w:hint="eastAsia" w:eastAsia="黑体"/>
         </w:rPr>
         <w:t xml:space="preserve">V），务必加负压关断或米勒钳位防误导通。</w:t>
       </w:r>
@@ -2956,7 +3182,7 @@
       </w:pPr>
       <w:r>
         <w:rPr>
-          <w:rFonts w:hint="eastAsia"/>
+          <w:rFonts w:hint="eastAsia" w:eastAsia="黑体"/>
         </w:rPr>
         <w:t xml:space="preserve">栅极回路走线要短、环路面积要小，必要时开尔文连接分离功率源极与驱动源极。</w:t>
       </w:r>
@@ -2971,16 +3197,19 @@
       </w:pPr>
       <w:r>
         <w:rPr>
-          <w:rFonts w:hint="eastAsia"/>
+          <w:rFonts w:hint="eastAsia" w:eastAsia="黑体"/>
         </w:rPr>
         <w:t xml:space="preserve">驱动电流需求大，隔离驱动需就近摆放去耦电容（≥</w:t>
       </w:r>
       <w:r>
+        <w:rPr>
+          <w:rFonts w:eastAsia="黑体"/>
+        </w:rPr>
         <w:t xml:space="preserve"> 10× </w:t>
       </w:r>
       <w:r>
         <w:rPr>
-          <w:rFonts w:hint="eastAsia"/>
+          <w:rFonts w:hint="eastAsia" w:eastAsia="黑体"/>
         </w:rPr>
         <w:t xml:space="preserve">Qg/ΔV）。</w:t>
       </w:r>
@@ -2995,7 +3224,7 @@
       </w:pPr>
       <w:r>
         <w:rPr>
-          <w:rFonts w:hint="eastAsia"/>
+          <w:rFonts w:hint="eastAsia" w:eastAsia="黑体"/>
         </w:rPr>
         <w:t xml:space="preserve">高速开关对寄生电感敏感，谨慎选择封装与布局。</w:t>
       </w:r>
@@ -3008,7 +3237,7 @@
       </w:pPr>
       <w:r>
         <w:rPr>
-          <w:rFonts w:hint="eastAsia"/>
+          <w:rFonts w:hint="eastAsia" w:eastAsia="黑体"/>
         </w:rPr>
         <w:t xml:space="preserve">参考资料</w:t>
       </w:r>
@@ -3022,29 +3251,38 @@
         </w:numPr>
       </w:pPr>
       <w:r>
+        <w:rPr>
+          <w:rFonts w:eastAsia="黑体"/>
+        </w:rPr>
         <w:t xml:space="preserve">TI </w:t>
       </w:r>
       <w:r>
         <w:rPr>
-          <w:rFonts w:hint="eastAsia"/>
+          <w:rFonts w:hint="eastAsia" w:eastAsia="黑体"/>
         </w:rPr>
         <w:t xml:space="preserve">应用笔记</w:t>
       </w:r>
       <w:r>
+        <w:rPr>
+          <w:rFonts w:eastAsia="黑体"/>
+        </w:rPr>
         <w:t xml:space="preserve"> </w:t>
       </w:r>
       <w:r>
         <w:rPr>
-          <w:rFonts w:hint="eastAsia"/>
+          <w:rFonts w:hint="eastAsia" w:eastAsia="黑体"/>
         </w:rPr>
         <w:t xml:space="preserve">SLLA385（SiC</w:t>
       </w:r>
       <w:r>
+        <w:rPr>
+          <w:rFonts w:eastAsia="黑体"/>
+        </w:rPr>
         <w:t xml:space="preserve"> MOSFET </w:t>
       </w:r>
       <w:r>
         <w:rPr>
-          <w:rFonts w:hint="eastAsia"/>
+          <w:rFonts w:hint="eastAsia" w:eastAsia="黑体"/>
         </w:rPr>
         <w:t xml:space="preserve">栅极驱动设计）。</w:t>
       </w:r>
@@ -3058,20 +3296,26 @@
         </w:numPr>
       </w:pPr>
       <w:r>
+        <w:rPr>
+          <w:rFonts w:eastAsia="黑体"/>
+        </w:rPr>
         <w:t xml:space="preserve">Infineon </w:t>
       </w:r>
       <w:r>
         <w:rPr>
-          <w:rFonts w:hint="eastAsia"/>
+          <w:rFonts w:hint="eastAsia" w:eastAsia="黑体"/>
         </w:rPr>
         <w:t xml:space="preserve">AN-2019-05（CoolSiC</w:t>
       </w:r>
       <w:r>
+        <w:rPr>
+          <w:rFonts w:eastAsia="黑体"/>
+        </w:rPr>
         <w:t xml:space="preserve"> </w:t>
       </w:r>
       <w:r>
         <w:rPr>
-          <w:rFonts w:hint="eastAsia"/>
+          <w:rFonts w:hint="eastAsia" w:eastAsia="黑体"/>
         </w:rPr>
         <w:t xml:space="preserve">栅极驱动）。</w:t>
       </w:r>
@@ -3085,6 +3329,9 @@
         </w:numPr>
       </w:pPr>
       <w:r>
+        <w:rPr>
+          <w:rFonts w:eastAsia="黑体"/>
+        </w:rPr>
         <w:t xml:space="preserve">Wikipedia: Wide-bandgap semiconductor。</w:t>
       </w:r>
     </w:p>
@@ -3097,11 +3344,11 @@
       </w:pPr>
       <w:r>
         <w:rPr>
-          <w:rFonts w:ascii="Times New Roman" w:hAnsi="Times New Roman"/>
+          <w:rFonts w:ascii="Times New Roman" w:hAnsi="Times New Roman" w:eastAsia="黑体"/>
           <w:color w:val="555555"/>
           <w:sz w:val="21"/>
         </w:rPr>
-        <w:t>材料收集者：杜文杰</w:t>
+        <w:t>材料收集者：杜文杰，WX手机：19519196569，QQ:3478827729</w:t>
       </w:r>
     </w:p>
     <w:sectPr>
@@ -3121,7 +3368,7 @@
 </file>
 
 <file path=word/footer1.xml><?xml version="1.0" encoding="utf-8"?>
-<w:ftr xmlns:m="http://schemas.openxmlformats.org/officeDocument/2006/math" xmlns:mc="http://schemas.openxmlformats.org/markup-compatibility/2006" xmlns:mo="http://schemas.microsoft.com/office/mac/office/2008/main" xmlns:mv="urn:schemas-microsoft-com:mac:vml" xmlns:o="urn:schemas-microsoft-com:office:office" xmlns:r="http://schemas.openxmlformats.org/officeDocument/2006/relationships" xmlns:v="urn:schemas-microsoft-com:vml" xmlns:w10="urn:schemas-microsoft-com:office:word" xmlns:w14="http://schemas.microsoft.com/office/word/2010/wordml" xmlns:w="http://schemas.openxmlformats.org/wordprocessingml/2006/main" xmlns:wne="http://schemas.microsoft.com/office/word/2006/wordml" xmlns:wp14="http://schemas.microsoft.com/office/word/2010/wordprocessingDrawing" xmlns:wp="http://schemas.openxmlformats.org/drawingml/2006/wordprocessingDrawing" xmlns:wpc="http://schemas.microsoft.com/office/word/2010/wordprocessingCanvas" xmlns:wpg="http://schemas.microsoft.com/office/word/2010/wordprocessingGroup" xmlns:wpi="http://schemas.microsoft.com/office/word/2010/wordprocessingInk" xmlns:wps="http://schemas.microsoft.com/office/word/2010/wordprocessingShape" mc:Ignorable="w14 wp14">
+<w:ftr xmlns:mc="http://schemas.openxmlformats.org/markup-compatibility/2006" xmlns:w="http://schemas.openxmlformats.org/wordprocessingml/2006/main" xmlns:m="http://schemas.openxmlformats.org/officeDocument/2006/math" xmlns:mo="http://schemas.microsoft.com/office/mac/office/2008/main" xmlns:mv="urn:schemas-microsoft-com:mac:vml" xmlns:o="urn:schemas-microsoft-com:office:office" xmlns:r="http://schemas.openxmlformats.org/officeDocument/2006/relationships" xmlns:v="urn:schemas-microsoft-com:vml" xmlns:w10="urn:schemas-microsoft-com:office:word" xmlns:w14="http://schemas.microsoft.com/office/word/2010/wordml" xmlns:wne="http://schemas.microsoft.com/office/word/2006/wordml" xmlns:wp14="http://schemas.microsoft.com/office/word/2010/wordprocessingDrawing" xmlns:wp="http://schemas.openxmlformats.org/drawingml/2006/wordprocessingDrawing" xmlns:wpc="http://schemas.microsoft.com/office/word/2010/wordprocessingCanvas" xmlns:wpg="http://schemas.microsoft.com/office/word/2010/wordprocessingGroup" xmlns:wpi="http://schemas.microsoft.com/office/word/2010/wordprocessingInk" xmlns:wps="http://schemas.microsoft.com/office/word/2010/wordprocessingShape" mc:Ignorable="w14 wp14">
   <w:p>
     <w:pPr>
       <w:pStyle w:val="Footer"/>
@@ -3129,12 +3376,14 @@
     </w:pPr>
     <w:r>
       <w:rPr>
+        <w:rFonts w:eastAsia="黑体"/>
         <w:sz w:val="18"/>
       </w:rPr>
       <w:t xml:space="preserve">第 </w:t>
     </w:r>
     <w:r>
       <w:rPr>
+        <w:rFonts w:eastAsia="黑体"/>
         <w:sz w:val="18"/>
       </w:rPr>
       <w:fldChar w:fldCharType="begin"/>
@@ -3143,6 +3392,7 @@
     </w:r>
     <w:r>
       <w:rPr>
+        <w:rFonts w:eastAsia="黑体"/>
         <w:sz w:val="18"/>
       </w:rPr>
       <w:t xml:space="preserve"> 页</w:t>
@@ -3156,6 +3406,9 @@
   <w:footnote w:type="continuationSeparator" w:id="0">
     <w:p>
       <w:r>
+        <w:rPr>
+          <w:rFonts w:eastAsia="黑体"/>
+        </w:rPr>
         <w:continuationSeparator/>
       </w:r>
     </w:p>
@@ -3163,6 +3416,9 @@
   <w:footnote w:type="separator" w:id="-1">
     <w:p>
       <w:r>
+        <w:rPr>
+          <w:rFonts w:eastAsia="黑体"/>
+        </w:rPr>
         <w:separator/>
       </w:r>
     </w:p>
@@ -3171,7 +3427,7 @@
 </file>
 
 <file path=word/header1.xml><?xml version="1.0" encoding="utf-8"?>
-<w:hdr xmlns:m="http://schemas.openxmlformats.org/officeDocument/2006/math" xmlns:mc="http://schemas.openxmlformats.org/markup-compatibility/2006" xmlns:mo="http://schemas.microsoft.com/office/mac/office/2008/main" xmlns:mv="urn:schemas-microsoft-com:mac:vml" xmlns:o="urn:schemas-microsoft-com:office:office" xmlns:r="http://schemas.openxmlformats.org/officeDocument/2006/relationships" xmlns:v="urn:schemas-microsoft-com:vml" xmlns:w10="urn:schemas-microsoft-com:office:word" xmlns:w14="http://schemas.microsoft.com/office/word/2010/wordml" xmlns:w="http://schemas.openxmlformats.org/wordprocessingml/2006/main" xmlns:wne="http://schemas.microsoft.com/office/word/2006/wordml" xmlns:wp14="http://schemas.microsoft.com/office/word/2010/wordprocessingDrawing" xmlns:wp="http://schemas.openxmlformats.org/drawingml/2006/wordprocessingDrawing" xmlns:wpc="http://schemas.microsoft.com/office/word/2010/wordprocessingCanvas" xmlns:wpg="http://schemas.microsoft.com/office/word/2010/wordprocessingGroup" xmlns:wpi="http://schemas.microsoft.com/office/word/2010/wordprocessingInk" xmlns:wps="http://schemas.microsoft.com/office/word/2010/wordprocessingShape" mc:Ignorable="w14 wp14">
+<w:hdr xmlns:mc="http://schemas.openxmlformats.org/markup-compatibility/2006" xmlns:w="http://schemas.openxmlformats.org/wordprocessingml/2006/main" xmlns:m="http://schemas.openxmlformats.org/officeDocument/2006/math" xmlns:mo="http://schemas.microsoft.com/office/mac/office/2008/main" xmlns:mv="urn:schemas-microsoft-com:mac:vml" xmlns:o="urn:schemas-microsoft-com:office:office" xmlns:r="http://schemas.openxmlformats.org/officeDocument/2006/relationships" xmlns:v="urn:schemas-microsoft-com:vml" xmlns:w10="urn:schemas-microsoft-com:office:word" xmlns:w14="http://schemas.microsoft.com/office/word/2010/wordml" xmlns:wne="http://schemas.microsoft.com/office/word/2006/wordml" xmlns:wp14="http://schemas.microsoft.com/office/word/2010/wordprocessingDrawing" xmlns:wp="http://schemas.openxmlformats.org/drawingml/2006/wordprocessingDrawing" xmlns:wpc="http://schemas.microsoft.com/office/word/2010/wordprocessingCanvas" xmlns:wpg="http://schemas.microsoft.com/office/word/2010/wordprocessingGroup" xmlns:wpi="http://schemas.microsoft.com/office/word/2010/wordprocessingInk" xmlns:wps="http://schemas.microsoft.com/office/word/2010/wordprocessingShape" mc:Ignorable="w14 wp14">
   <w:p>
     <w:pPr>
       <w:pStyle w:val="Header"/>
@@ -3179,7 +3435,7 @@
     </w:pPr>
     <w:r>
       <w:rPr>
-        <w:rFonts w:ascii="Times New Roman" w:hAnsi="Times New Roman"/>
+        <w:rFonts w:ascii="Times New Roman" w:hAnsi="Times New Roman" w:eastAsia="黑体"/>
         <w:sz w:val="18"/>
         <w:rFonts w:eastAsia="黑体"/>
         <w:rFonts w:eastAsia="黑体"/>
@@ -3191,7 +3447,7 @@
 </file>
 
 <file path=word/numbering.xml><?xml version="1.0" encoding="utf-8"?>
-<w:numbering xmlns:m="http://schemas.openxmlformats.org/officeDocument/2006/math" xmlns:mc="http://schemas.openxmlformats.org/markup-compatibility/2006" xmlns:mo="http://schemas.microsoft.com/office/mac/office/2008/main" xmlns:mv="urn:schemas-microsoft-com:mac:vml" xmlns:o="urn:schemas-microsoft-com:office:office" xmlns:r="http://schemas.openxmlformats.org/officeDocument/2006/relationships" xmlns:v="urn:schemas-microsoft-com:vml" xmlns:w="http://schemas.openxmlformats.org/wordprocessingml/2006/main" xmlns:w10="urn:schemas-microsoft-com:office:word" xmlns:w14="http://schemas.microsoft.com/office/word/2010/wordml" xmlns:wne="http://schemas.microsoft.com/office/word/2006/wordml" xmlns:wp="http://schemas.openxmlformats.org/drawingml/2006/wordprocessingDrawing" xmlns:wp14="http://schemas.microsoft.com/office/word/2010/wordprocessingDrawing" xmlns:wpc="http://schemas.microsoft.com/office/word/2010/wordprocessingCanvas" xmlns:wpg="http://schemas.microsoft.com/office/word/2010/wordprocessingGroup" xmlns:wpi="http://schemas.microsoft.com/office/word/2010/wordprocessingInk" xmlns:wps="http://schemas.microsoft.com/office/word/2010/wordprocessingShape" mc:Ignorable="w14 wp14">
+<w:numbering xmlns:mc="http://schemas.openxmlformats.org/markup-compatibility/2006" xmlns:w="http://schemas.openxmlformats.org/wordprocessingml/2006/main" xmlns:m="http://schemas.openxmlformats.org/officeDocument/2006/math" xmlns:mo="http://schemas.microsoft.com/office/mac/office/2008/main" xmlns:mv="urn:schemas-microsoft-com:mac:vml" xmlns:o="urn:schemas-microsoft-com:office:office" xmlns:r="http://schemas.openxmlformats.org/officeDocument/2006/relationships" xmlns:v="urn:schemas-microsoft-com:vml" xmlns:w10="urn:schemas-microsoft-com:office:word" xmlns:w14="http://schemas.microsoft.com/office/word/2010/wordml" xmlns:wne="http://schemas.microsoft.com/office/word/2006/wordml" xmlns:wp="http://schemas.openxmlformats.org/drawingml/2006/wordprocessingDrawing" xmlns:wp14="http://schemas.microsoft.com/office/word/2010/wordprocessingDrawing" xmlns:wpc="http://schemas.microsoft.com/office/word/2010/wordprocessingCanvas" xmlns:wpg="http://schemas.microsoft.com/office/word/2010/wordprocessingGroup" xmlns:wpi="http://schemas.microsoft.com/office/word/2010/wordprocessingInk" xmlns:wps="http://schemas.microsoft.com/office/word/2010/wordprocessingShape" mc:Ignorable="w14 wp14">
   <w:abstractNum w:abstractNumId="0">
     <w:nsid w:val="FFFFFF7C"/>
     <w:multiLevelType w:val="singleLevel"/>
@@ -3278,7 +3534,7 @@
         <w:ind w:hanging="360" w:left="1440"/>
       </w:pPr>
       <w:rPr>
-        <w:rFonts w:ascii="Symbol" w:hAnsi="Symbol" w:hint="default"/>
+        <w:rFonts w:ascii="Symbol" w:hAnsi="Symbol" w:hint="default" w:eastAsia="黑体"/>
       </w:rPr>
     </w:lvl>
   </w:abstractNum>
@@ -3299,7 +3555,7 @@
         <w:ind w:hanging="360" w:left="1080"/>
       </w:pPr>
       <w:rPr>
-        <w:rFonts w:ascii="Symbol" w:hAnsi="Symbol" w:hint="default"/>
+        <w:rFonts w:ascii="Symbol" w:hAnsi="Symbol" w:hint="default" w:eastAsia="黑体"/>
       </w:rPr>
     </w:lvl>
   </w:abstractNum>
@@ -3320,7 +3576,7 @@
         <w:ind w:hanging="360" w:left="720"/>
       </w:pPr>
       <w:rPr>
-        <w:rFonts w:ascii="Symbol" w:hAnsi="Symbol" w:hint="default"/>
+        <w:rFonts w:ascii="Symbol" w:hAnsi="Symbol" w:hint="default" w:eastAsia="黑体"/>
       </w:rPr>
     </w:lvl>
   </w:abstractNum>
@@ -3359,7 +3615,7 @@
         <w:ind w:hanging="360" w:left="360"/>
       </w:pPr>
       <w:rPr>
-        <w:rFonts w:ascii="Symbol" w:hAnsi="Symbol" w:hint="default"/>
+        <w:rFonts w:ascii="Symbol" w:hAnsi="Symbol" w:hint="default" w:eastAsia="黑体"/>
       </w:rPr>
     </w:lvl>
   </w:abstractNum>
@@ -3450,7 +3706,7 @@
         <w:ind w:left="720" w:hanging="360"/>
       </w:pPr>
       <w:rPr>
-        <w:rFonts w:ascii="Symbol" w:hAnsi="Symbol" w:cs="Symbol" w:hint="default"/>
+        <w:rFonts w:ascii="Symbol" w:hAnsi="Symbol" w:cs="Symbol" w:hint="default" w:eastAsia="黑体"/>
       </w:rPr>
     </w:lvl>
     <w:lvl w:ilvl="1">
@@ -3461,7 +3717,7 @@
         <w:ind w:left="1440" w:hanging="360"/>
       </w:pPr>
       <w:rPr>
-        <w:rFonts w:ascii="Courier New" w:hAnsi="Courier New" w:cs="Courier New" w:hint="default"/>
+        <w:rFonts w:ascii="Courier New" w:hAnsi="Courier New" w:cs="Courier New" w:hint="default" w:eastAsia="黑体"/>
       </w:rPr>
     </w:lvl>
     <w:lvl w:ilvl="2">
@@ -3472,7 +3728,7 @@
         <w:ind w:left="2160" w:hanging="360"/>
       </w:pPr>
       <w:rPr>
-        <w:rFonts w:ascii="Wingdings" w:hAnsi="Wingdings" w:cs="Wingdings" w:hint="default"/>
+        <w:rFonts w:ascii="Wingdings" w:hAnsi="Wingdings" w:cs="Wingdings" w:hint="default" w:eastAsia="黑体"/>
       </w:rPr>
     </w:lvl>
     <w:lvl w:ilvl="3">
@@ -3483,7 +3739,7 @@
         <w:ind w:left="2880" w:hanging="360"/>
       </w:pPr>
       <w:rPr>
-        <w:rFonts w:ascii="Symbol" w:hAnsi="Symbol" w:cs="Symbol" w:hint="default"/>
+        <w:rFonts w:ascii="Symbol" w:hAnsi="Symbol" w:cs="Symbol" w:hint="default" w:eastAsia="黑体"/>
       </w:rPr>
     </w:lvl>
     <w:lvl w:ilvl="4">
@@ -3494,7 +3750,7 @@
         <w:ind w:left="3600" w:hanging="360"/>
       </w:pPr>
       <w:rPr>
-        <w:rFonts w:ascii="Courier New" w:hAnsi="Courier New" w:cs="Courier New" w:hint="default"/>
+        <w:rFonts w:ascii="Courier New" w:hAnsi="Courier New" w:cs="Courier New" w:hint="default" w:eastAsia="黑体"/>
       </w:rPr>
     </w:lvl>
     <w:lvl w:ilvl="5">
@@ -3505,7 +3761,7 @@
         <w:ind w:left="4320" w:hanging="360"/>
       </w:pPr>
       <w:rPr>
-        <w:rFonts w:ascii="Wingdings" w:hAnsi="Wingdings" w:cs="Wingdings" w:hint="default"/>
+        <w:rFonts w:ascii="Wingdings" w:hAnsi="Wingdings" w:cs="Wingdings" w:hint="default" w:eastAsia="黑体"/>
       </w:rPr>
     </w:lvl>
     <w:lvl w:ilvl="6">
@@ -3516,7 +3772,7 @@
         <w:ind w:left="5040" w:hanging="360"/>
       </w:pPr>
       <w:rPr>
-        <w:rFonts w:ascii="Symbol" w:hAnsi="Symbol" w:cs="Symbol" w:hint="default"/>
+        <w:rFonts w:ascii="Symbol" w:hAnsi="Symbol" w:cs="Symbol" w:hint="default" w:eastAsia="黑体"/>
       </w:rPr>
     </w:lvl>
     <w:lvl w:ilvl="7">
@@ -3527,7 +3783,7 @@
         <w:ind w:left="5760" w:hanging="360"/>
       </w:pPr>
       <w:rPr>
-        <w:rFonts w:ascii="Courier New" w:hAnsi="Courier New" w:cs="Courier New" w:hint="default"/>
+        <w:rFonts w:ascii="Courier New" w:hAnsi="Courier New" w:cs="Courier New" w:hint="default" w:eastAsia="黑体"/>
       </w:rPr>
     </w:lvl>
     <w:lvl w:ilvl="8">
@@ -3538,7 +3794,7 @@
         <w:ind w:left="6480" w:hanging="360"/>
       </w:pPr>
       <w:rPr>
-        <w:rFonts w:ascii="Wingdings" w:hAnsi="Wingdings" w:cs="Wingdings" w:hint="default"/>
+        <w:rFonts w:ascii="Wingdings" w:hAnsi="Wingdings" w:cs="Wingdings" w:hint="default" w:eastAsia="黑体"/>
       </w:rPr>
     </w:lvl>
   </w:abstractNum>
@@ -3594,11 +3850,11 @@
 </file>
 
 <file path=word/styles.xml><?xml version="1.0" encoding="utf-8"?>
-<w:styles xmlns:mc="http://schemas.openxmlformats.org/markup-compatibility/2006" xmlns:r="http://schemas.openxmlformats.org/officeDocument/2006/relationships" xmlns:w="http://schemas.openxmlformats.org/wordprocessingml/2006/main" xmlns:w14="http://schemas.microsoft.com/office/word/2010/wordml" mc:Ignorable="w14">
+<w:styles xmlns:mc="http://schemas.openxmlformats.org/markup-compatibility/2006" xmlns:w="http://schemas.openxmlformats.org/wordprocessingml/2006/main" xmlns:r="http://schemas.openxmlformats.org/officeDocument/2006/relationships" xmlns:w14="http://schemas.microsoft.com/office/word/2010/wordml" mc:Ignorable="w14">
   <w:docDefaults>
     <w:rPrDefault>
       <w:rPr>
-        <w:rFonts w:asciiTheme="minorHAnsi" w:cstheme="minorBidi" w:eastAsiaTheme="minorEastAsia" w:hAnsiTheme="minorHAnsi"/>
+        <w:rFonts w:asciiTheme="minorHAnsi" w:cstheme="minorBidi" w:hAnsiTheme="minorHAnsi" w:eastAsia="黑体"/>
         <w:sz w:val="22"/>
         <w:szCs w:val="22"/>
         <w:lang w:bidi="ar-SA" w:eastAsia="en-US" w:val="en-US"/>
@@ -3820,7 +4076,7 @@
       <w:outlineLvl w:val="0"/>
     </w:pPr>
     <w:rPr>
-      <w:rFonts w:ascii="Times New Roman" w:asciiTheme="majorHAnsi" w:cstheme="majorBidi" w:eastAsia="黑体" w:eastAsiaTheme="majorEastAsia" w:hAnsi="Times New Roman" w:hAnsiTheme="majorHAnsi"/>
+      <w:rFonts w:ascii="Times New Roman" w:asciiTheme="majorHAnsi" w:cstheme="majorBidi" w:eastAsia="黑体" w:hAnsi="Times New Roman" w:hAnsiTheme="majorHAnsi"/>
       <w:b/>
       <w:bCs/>
       <w:color w:val="1F3864"/>
@@ -3844,7 +4100,7 @@
       <w:outlineLvl w:val="1"/>
     </w:pPr>
     <w:rPr>
-      <w:rFonts w:ascii="Times New Roman" w:asciiTheme="majorHAnsi" w:cstheme="majorBidi" w:eastAsia="黑体" w:eastAsiaTheme="majorEastAsia" w:hAnsi="Times New Roman" w:hAnsiTheme="majorHAnsi"/>
+      <w:rFonts w:ascii="Times New Roman" w:asciiTheme="majorHAnsi" w:cstheme="majorBidi" w:eastAsia="黑体" w:hAnsi="Times New Roman" w:hAnsiTheme="majorHAnsi"/>
       <w:b/>
       <w:bCs/>
       <w:color w:val="2E4E7E"/>
@@ -3868,7 +4124,7 @@
       <w:outlineLvl w:val="2"/>
     </w:pPr>
     <w:rPr>
-      <w:rFonts w:ascii="Times New Roman" w:asciiTheme="majorHAnsi" w:cstheme="majorBidi" w:eastAsia="黑体" w:eastAsiaTheme="majorEastAsia" w:hAnsi="Times New Roman" w:hAnsiTheme="majorHAnsi"/>
+      <w:rFonts w:ascii="Times New Roman" w:asciiTheme="majorHAnsi" w:cstheme="majorBidi" w:eastAsia="黑体" w:hAnsi="Times New Roman" w:hAnsiTheme="majorHAnsi"/>
       <w:b/>
       <w:bCs/>
       <w:color w:val="2E4E7E"/>
@@ -3892,7 +4148,7 @@
       <w:outlineLvl w:val="3"/>
     </w:pPr>
     <w:rPr>
-      <w:rFonts w:ascii="Times New Roman" w:asciiTheme="majorHAnsi" w:cstheme="majorBidi" w:eastAsia="黑体" w:eastAsiaTheme="majorEastAsia" w:hAnsi="Times New Roman" w:hAnsiTheme="majorHAnsi"/>
+      <w:rFonts w:ascii="Times New Roman" w:asciiTheme="majorHAnsi" w:cstheme="majorBidi" w:eastAsia="黑体" w:hAnsi="Times New Roman" w:hAnsiTheme="majorHAnsi"/>
       <w:b/>
       <w:bCs/>
       <w:i/>
@@ -3918,7 +4174,7 @@
       <w:outlineLvl w:val="4"/>
     </w:pPr>
     <w:rPr>
-      <w:rFonts w:ascii="Times New Roman" w:asciiTheme="majorHAnsi" w:cstheme="majorBidi" w:eastAsia="黑体" w:eastAsiaTheme="majorEastAsia" w:hAnsi="Times New Roman" w:hAnsiTheme="majorHAnsi"/>
+      <w:rFonts w:ascii="Times New Roman" w:asciiTheme="majorHAnsi" w:cstheme="majorBidi" w:eastAsia="黑体" w:hAnsi="Times New Roman" w:hAnsiTheme="majorHAnsi"/>
       <w:b/>
       <w:color w:val="333333"/>
       <w:sz w:val="22"/>
@@ -3941,7 +4197,7 @@
       <w:outlineLvl w:val="5"/>
     </w:pPr>
     <w:rPr>
-      <w:rFonts w:asciiTheme="majorHAnsi" w:cstheme="majorBidi" w:eastAsiaTheme="majorEastAsia" w:hAnsiTheme="majorHAnsi"/>
+      <w:rFonts w:asciiTheme="majorHAnsi" w:cstheme="majorBidi" w:hAnsiTheme="majorHAnsi" w:eastAsia="黑体"/>
       <w:i/>
       <w:iCs/>
       <w:color w:themeColor="accent1" w:themeShade="7F" w:val="243F60"/>
@@ -3964,7 +4220,7 @@
       <w:outlineLvl w:val="6"/>
     </w:pPr>
     <w:rPr>
-      <w:rFonts w:asciiTheme="majorHAnsi" w:cstheme="majorBidi" w:eastAsiaTheme="majorEastAsia" w:hAnsiTheme="majorHAnsi"/>
+      <w:rFonts w:asciiTheme="majorHAnsi" w:cstheme="majorBidi" w:hAnsiTheme="majorHAnsi" w:eastAsia="黑体"/>
       <w:i/>
       <w:iCs/>
       <w:color w:themeColor="text1" w:themeTint="BF" w:val="404040"/>
@@ -3987,7 +4243,7 @@
       <w:outlineLvl w:val="7"/>
     </w:pPr>
     <w:rPr>
-      <w:rFonts w:asciiTheme="majorHAnsi" w:cstheme="majorBidi" w:eastAsiaTheme="majorEastAsia" w:hAnsiTheme="majorHAnsi"/>
+      <w:rFonts w:asciiTheme="majorHAnsi" w:cstheme="majorBidi" w:hAnsiTheme="majorHAnsi" w:eastAsia="黑体"/>
       <w:color w:themeColor="accent1" w:val="4F81BD"/>
       <w:sz w:val="20"/>
       <w:szCs w:val="20"/>
@@ -4010,7 +4266,7 @@
       <w:outlineLvl w:val="8"/>
     </w:pPr>
     <w:rPr>
-      <w:rFonts w:asciiTheme="majorHAnsi" w:cstheme="majorBidi" w:eastAsiaTheme="majorEastAsia" w:hAnsiTheme="majorHAnsi"/>
+      <w:rFonts w:asciiTheme="majorHAnsi" w:cstheme="majorBidi" w:hAnsiTheme="majorHAnsi" w:eastAsia="黑体"/>
       <w:i/>
       <w:iCs/>
       <w:color w:themeColor="text1" w:themeTint="BF" w:val="404040"/>
@@ -4061,7 +4317,7 @@
     <w:uiPriority w:val="9"/>
     <w:rsid w:val="00FC693F"/>
     <w:rPr>
-      <w:rFonts w:asciiTheme="majorHAnsi" w:cstheme="majorBidi" w:eastAsiaTheme="majorEastAsia" w:hAnsiTheme="majorHAnsi"/>
+      <w:rFonts w:asciiTheme="majorHAnsi" w:cstheme="majorBidi" w:hAnsiTheme="majorHAnsi" w:eastAsia="黑体"/>
       <w:b/>
       <w:bCs/>
       <w:color w:themeColor="accent1" w:themeShade="BF" w:val="365F91"/>
@@ -4076,7 +4332,7 @@
     <w:uiPriority w:val="9"/>
     <w:rsid w:val="00FC693F"/>
     <w:rPr>
-      <w:rFonts w:asciiTheme="majorHAnsi" w:cstheme="majorBidi" w:eastAsiaTheme="majorEastAsia" w:hAnsiTheme="majorHAnsi"/>
+      <w:rFonts w:asciiTheme="majorHAnsi" w:cstheme="majorBidi" w:hAnsiTheme="majorHAnsi" w:eastAsia="黑体"/>
       <w:b/>
       <w:bCs/>
       <w:color w:themeColor="accent1" w:val="4F81BD"/>
@@ -4091,7 +4347,7 @@
     <w:uiPriority w:val="9"/>
     <w:rsid w:val="00FC693F"/>
     <w:rPr>
-      <w:rFonts w:asciiTheme="majorHAnsi" w:cstheme="majorBidi" w:eastAsiaTheme="majorEastAsia" w:hAnsiTheme="majorHAnsi"/>
+      <w:rFonts w:asciiTheme="majorHAnsi" w:cstheme="majorBidi" w:hAnsiTheme="majorHAnsi" w:eastAsia="黑体"/>
       <w:b/>
       <w:bCs/>
       <w:color w:themeColor="accent1" w:val="4F81BD"/>
@@ -4114,7 +4370,7 @@
       <w:contextualSpacing/>
     </w:pPr>
     <w:rPr>
-      <w:rFonts w:ascii="Times New Roman" w:asciiTheme="majorHAnsi" w:cstheme="majorBidi" w:eastAsia="黑体" w:eastAsiaTheme="majorEastAsia" w:hAnsi="Times New Roman" w:hAnsiTheme="majorHAnsi"/>
+      <w:rFonts w:ascii="Times New Roman" w:asciiTheme="majorHAnsi" w:cstheme="majorBidi" w:eastAsia="黑体" w:hAnsi="Times New Roman" w:hAnsiTheme="majorHAnsi"/>
       <w:b/>
       <w:color w:val="1F3864"/>
       <w:spacing w:val="5"/>
@@ -4130,7 +4386,7 @@
     <w:uiPriority w:val="10"/>
     <w:rsid w:val="00FC693F"/>
     <w:rPr>
-      <w:rFonts w:asciiTheme="majorHAnsi" w:cstheme="majorBidi" w:eastAsiaTheme="majorEastAsia" w:hAnsiTheme="majorHAnsi"/>
+      <w:rFonts w:asciiTheme="majorHAnsi" w:cstheme="majorBidi" w:hAnsiTheme="majorHAnsi" w:eastAsia="黑体"/>
       <w:color w:themeColor="text2" w:themeShade="BF" w:val="17365D"/>
       <w:spacing w:val="5"/>
       <w:kern w:val="28"/>
@@ -4152,7 +4408,7 @@
       </w:numPr>
     </w:pPr>
     <w:rPr>
-      <w:rFonts w:asciiTheme="majorHAnsi" w:cstheme="majorBidi" w:eastAsiaTheme="majorEastAsia" w:hAnsiTheme="majorHAnsi"/>
+      <w:rFonts w:asciiTheme="majorHAnsi" w:cstheme="majorBidi" w:hAnsiTheme="majorHAnsi" w:eastAsia="黑体"/>
       <w:i/>
       <w:iCs/>
       <w:color w:themeColor="accent1" w:val="4F81BD"/>
@@ -4168,7 +4424,7 @@
     <w:uiPriority w:val="11"/>
     <w:rsid w:val="00FC693F"/>
     <w:rPr>
-      <w:rFonts w:asciiTheme="majorHAnsi" w:cstheme="majorBidi" w:eastAsiaTheme="majorEastAsia" w:hAnsiTheme="majorHAnsi"/>
+      <w:rFonts w:asciiTheme="majorHAnsi" w:cstheme="majorBidi" w:hAnsiTheme="majorHAnsi" w:eastAsia="黑体"/>
       <w:i/>
       <w:iCs/>
       <w:color w:themeColor="accent1" w:val="4F81BD"/>
@@ -4235,6 +4491,7 @@
       <w:spacing w:after="120"/>
     </w:pPr>
     <w:rPr>
+      <w:rFonts w:eastAsia="黑体"/>
       <w:sz w:val="16"/>
       <w:szCs w:val="16"/>
     </w:rPr>
@@ -4246,6 +4503,7 @@
     <w:uiPriority w:val="99"/>
     <w:rsid w:val="00AA1D8D"/>
     <w:rPr>
+      <w:rFonts w:eastAsia="黑体"/>
       <w:sz w:val="16"/>
       <w:szCs w:val="16"/>
     </w:rPr>
@@ -4415,7 +4673,7 @@
       </w:tabs>
     </w:pPr>
     <w:rPr>
-      <w:rFonts w:ascii="Courier" w:hAnsi="Courier"/>
+      <w:rFonts w:ascii="Courier" w:hAnsi="Courier" w:eastAsia="黑体"/>
       <w:sz w:val="20"/>
       <w:szCs w:val="20"/>
     </w:rPr>
@@ -4427,7 +4685,7 @@
     <w:uiPriority w:val="99"/>
     <w:rsid w:val="0029639D"/>
     <w:rPr>
-      <w:rFonts w:ascii="Courier" w:hAnsi="Courier"/>
+      <w:rFonts w:ascii="Courier" w:hAnsi="Courier" w:eastAsia="黑体"/>
       <w:sz w:val="20"/>
       <w:szCs w:val="20"/>
     </w:rPr>
@@ -4463,6 +4721,7 @@
     <w:uiPriority w:val="29"/>
     <w:rsid w:val="00FC693F"/>
     <w:rPr>
+      <w:rFonts w:eastAsia="黑体"/>
       <w:i/>
       <w:iCs/>
       <w:color w:themeColor="text1" w:val="000000"/>
@@ -4476,7 +4735,7 @@
     <w:semiHidden/>
     <w:rsid w:val="00FC693F"/>
     <w:rPr>
-      <w:rFonts w:asciiTheme="majorHAnsi" w:cstheme="majorBidi" w:eastAsiaTheme="majorEastAsia" w:hAnsiTheme="majorHAnsi"/>
+      <w:rFonts w:asciiTheme="majorHAnsi" w:cstheme="majorBidi" w:hAnsiTheme="majorHAnsi" w:eastAsia="黑体"/>
       <w:b/>
       <w:bCs/>
       <w:i/>
@@ -4492,7 +4751,7 @@
     <w:semiHidden/>
     <w:rsid w:val="00FC693F"/>
     <w:rPr>
-      <w:rFonts w:asciiTheme="majorHAnsi" w:cstheme="majorBidi" w:eastAsiaTheme="majorEastAsia" w:hAnsiTheme="majorHAnsi"/>
+      <w:rFonts w:asciiTheme="majorHAnsi" w:cstheme="majorBidi" w:hAnsiTheme="majorHAnsi" w:eastAsia="黑体"/>
       <w:color w:themeColor="accent1" w:themeShade="7F" w:val="243F60"/>
     </w:rPr>
   </w:style>
@@ -4504,7 +4763,7 @@
     <w:semiHidden/>
     <w:rsid w:val="00FC693F"/>
     <w:rPr>
-      <w:rFonts w:asciiTheme="majorHAnsi" w:cstheme="majorBidi" w:eastAsiaTheme="majorEastAsia" w:hAnsiTheme="majorHAnsi"/>
+      <w:rFonts w:asciiTheme="majorHAnsi" w:cstheme="majorBidi" w:hAnsiTheme="majorHAnsi" w:eastAsia="黑体"/>
       <w:i/>
       <w:iCs/>
       <w:color w:themeColor="accent1" w:themeShade="7F" w:val="243F60"/>
@@ -4518,7 +4777,7 @@
     <w:semiHidden/>
     <w:rsid w:val="00FC693F"/>
     <w:rPr>
-      <w:rFonts w:asciiTheme="majorHAnsi" w:cstheme="majorBidi" w:eastAsiaTheme="majorEastAsia" w:hAnsiTheme="majorHAnsi"/>
+      <w:rFonts w:asciiTheme="majorHAnsi" w:cstheme="majorBidi" w:hAnsiTheme="majorHAnsi" w:eastAsia="黑体"/>
       <w:i/>
       <w:iCs/>
       <w:color w:themeColor="text1" w:themeTint="BF" w:val="404040"/>
@@ -4532,7 +4791,7 @@
     <w:semiHidden/>
     <w:rsid w:val="00FC693F"/>
     <w:rPr>
-      <w:rFonts w:asciiTheme="majorHAnsi" w:cstheme="majorBidi" w:eastAsiaTheme="majorEastAsia" w:hAnsiTheme="majorHAnsi"/>
+      <w:rFonts w:asciiTheme="majorHAnsi" w:cstheme="majorBidi" w:hAnsiTheme="majorHAnsi" w:eastAsia="黑体"/>
       <w:color w:themeColor="accent1" w:val="4F81BD"/>
       <w:sz w:val="20"/>
       <w:szCs w:val="20"/>
@@ -4546,7 +4805,7 @@
     <w:semiHidden/>
     <w:rsid w:val="00FC693F"/>
     <w:rPr>
-      <w:rFonts w:asciiTheme="majorHAnsi" w:cstheme="majorBidi" w:eastAsiaTheme="majorEastAsia" w:hAnsiTheme="majorHAnsi"/>
+      <w:rFonts w:asciiTheme="majorHAnsi" w:cstheme="majorBidi" w:hAnsiTheme="majorHAnsi" w:eastAsia="黑体"/>
       <w:i/>
       <w:iCs/>
       <w:color w:themeColor="text1" w:themeTint="BF" w:val="404040"/>
@@ -4567,6 +4826,7 @@
       <w:spacing w:line="240" w:lineRule="auto"/>
     </w:pPr>
     <w:rPr>
+      <w:rFonts w:eastAsia="黑体"/>
       <w:b/>
       <w:bCs/>
       <w:color w:themeColor="accent1" w:val="4F81BD"/>
@@ -4581,6 +4841,7 @@
     <w:qFormat/>
     <w:rsid w:val="00FC693F"/>
     <w:rPr>
+      <w:rFonts w:eastAsia="黑体"/>
       <w:b/>
       <w:bCs/>
     </w:rPr>
@@ -4592,6 +4853,7 @@
     <w:qFormat/>
     <w:rsid w:val="00FC693F"/>
     <w:rPr>
+      <w:rFonts w:eastAsia="黑体"/>
       <w:i/>
       <w:iCs/>
     </w:rPr>
@@ -4612,6 +4874,7 @@
       <w:ind w:left="936" w:right="936"/>
     </w:pPr>
     <w:rPr>
+      <w:rFonts w:eastAsia="黑体"/>
       <w:b/>
       <w:bCs/>
       <w:i/>
@@ -4626,6 +4889,7 @@
     <w:uiPriority w:val="30"/>
     <w:rsid w:val="00FC693F"/>
     <w:rPr>
+      <w:rFonts w:eastAsia="黑体"/>
       <w:b/>
       <w:bCs/>
       <w:i/>
@@ -4640,6 +4904,7 @@
     <w:qFormat/>
     <w:rsid w:val="00FC693F"/>
     <w:rPr>
+      <w:rFonts w:eastAsia="黑体"/>
       <w:i/>
       <w:iCs/>
       <w:color w:themeColor="text1" w:themeTint="7F" w:val="808080"/>
@@ -4652,6 +4917,7 @@
     <w:qFormat/>
     <w:rsid w:val="00FC693F"/>
     <w:rPr>
+      <w:rFonts w:eastAsia="黑体"/>
       <w:b/>
       <w:bCs/>
       <w:i/>
@@ -4666,6 +4932,7 @@
     <w:qFormat/>
     <w:rsid w:val="00FC693F"/>
     <w:rPr>
+      <w:rFonts w:eastAsia="黑体"/>
       <w:smallCaps/>
       <w:color w:themeColor="accent2" w:val="C0504D"/>
       <w:u w:val="single"/>
@@ -4678,6 +4945,7 @@
     <w:qFormat/>
     <w:rsid w:val="00FC693F"/>
     <w:rPr>
+      <w:rFonts w:eastAsia="黑体"/>
       <w:b/>
       <w:bCs/>
       <w:smallCaps/>
@@ -4693,6 +4961,7 @@
     <w:qFormat/>
     <w:rsid w:val="00FC693F"/>
     <w:rPr>
+      <w:rFonts w:eastAsia="黑体"/>
       <w:b/>
       <w:bCs/>
       <w:smallCaps/>
@@ -4747,6 +5016,7 @@
       <w:spacing w:after="0" w:line="240" w:lineRule="auto"/>
     </w:pPr>
     <w:rPr>
+      <w:rFonts w:eastAsia="黑体"/>
       <w:color w:themeColor="text1" w:themeShade="BF" w:val="000000"/>
     </w:rPr>
     <w:tblPr>
@@ -4769,6 +5039,7 @@
         <w:spacing w:after="0" w:before="0" w:line="240" w:lineRule="auto"/>
       </w:pPr>
       <w:rPr>
+        <w:rFonts w:eastAsia="黑体"/>
         <w:b/>
         <w:bCs/>
       </w:rPr>
@@ -4789,6 +5060,7 @@
         <w:spacing w:after="0" w:before="0" w:line="240" w:lineRule="auto"/>
       </w:pPr>
       <w:rPr>
+        <w:rFonts w:eastAsia="黑体"/>
         <w:b/>
         <w:bCs/>
       </w:rPr>
@@ -4806,12 +5078,14 @@
     </w:tblStylePr>
     <w:tblStylePr w:type="firstCol">
       <w:rPr>
+        <w:rFonts w:eastAsia="黑体"/>
         <w:b/>
         <w:bCs/>
       </w:rPr>
     </w:tblStylePr>
     <w:tblStylePr w:type="lastCol">
       <w:rPr>
+        <w:rFonts w:eastAsia="黑体"/>
         <w:b/>
         <w:bCs/>
       </w:rPr>
@@ -4850,6 +5124,7 @@
       <w:spacing w:after="0" w:line="240" w:lineRule="auto"/>
     </w:pPr>
     <w:rPr>
+      <w:rFonts w:eastAsia="黑体"/>
       <w:color w:themeColor="accent1" w:themeShade="BF" w:val="365F91"/>
     </w:rPr>
     <w:tblPr>
@@ -4872,6 +5147,7 @@
         <w:spacing w:after="0" w:before="0" w:line="240" w:lineRule="auto"/>
       </w:pPr>
       <w:rPr>
+        <w:rFonts w:eastAsia="黑体"/>
         <w:b/>
         <w:bCs/>
       </w:rPr>
@@ -4892,6 +5168,7 @@
         <w:spacing w:after="0" w:before="0" w:line="240" w:lineRule="auto"/>
       </w:pPr>
       <w:rPr>
+        <w:rFonts w:eastAsia="黑体"/>
         <w:b/>
         <w:bCs/>
       </w:rPr>
@@ -4909,12 +5186,14 @@
     </w:tblStylePr>
     <w:tblStylePr w:type="firstCol">
       <w:rPr>
+        <w:rFonts w:eastAsia="黑体"/>
         <w:b/>
         <w:bCs/>
       </w:rPr>
     </w:tblStylePr>
     <w:tblStylePr w:type="lastCol">
       <w:rPr>
+        <w:rFonts w:eastAsia="黑体"/>
         <w:b/>
         <w:bCs/>
       </w:rPr>
@@ -4953,6 +5232,7 @@
       <w:spacing w:after="0" w:line="240" w:lineRule="auto"/>
     </w:pPr>
     <w:rPr>
+      <w:rFonts w:eastAsia="黑体"/>
       <w:color w:themeColor="accent2" w:themeShade="BF" w:val="943634"/>
     </w:rPr>
     <w:tblPr>
@@ -4975,6 +5255,7 @@
         <w:spacing w:after="0" w:before="0" w:line="240" w:lineRule="auto"/>
       </w:pPr>
       <w:rPr>
+        <w:rFonts w:eastAsia="黑体"/>
         <w:b/>
         <w:bCs/>
       </w:rPr>
@@ -4995,6 +5276,7 @@
         <w:spacing w:after="0" w:before="0" w:line="240" w:lineRule="auto"/>
       </w:pPr>
       <w:rPr>
+        <w:rFonts w:eastAsia="黑体"/>
         <w:b/>
         <w:bCs/>
       </w:rPr>
@@ -5012,12 +5294,14 @@
     </w:tblStylePr>
     <w:tblStylePr w:type="firstCol">
       <w:rPr>
+        <w:rFonts w:eastAsia="黑体"/>
         <w:b/>
         <w:bCs/>
       </w:rPr>
     </w:tblStylePr>
     <w:tblStylePr w:type="lastCol">
       <w:rPr>
+        <w:rFonts w:eastAsia="黑体"/>
         <w:b/>
         <w:bCs/>
       </w:rPr>
@@ -5056,6 +5340,7 @@
       <w:spacing w:after="0" w:line="240" w:lineRule="auto"/>
     </w:pPr>
     <w:rPr>
+      <w:rFonts w:eastAsia="黑体"/>
       <w:color w:themeColor="accent3" w:themeShade="BF" w:val="76923C"/>
     </w:rPr>
     <w:tblPr>
@@ -5078,6 +5363,7 @@
         <w:spacing w:after="0" w:before="0" w:line="240" w:lineRule="auto"/>
       </w:pPr>
       <w:rPr>
+        <w:rFonts w:eastAsia="黑体"/>
         <w:b/>
         <w:bCs/>
       </w:rPr>
@@ -5098,6 +5384,7 @@
         <w:spacing w:after="0" w:before="0" w:line="240" w:lineRule="auto"/>
       </w:pPr>
       <w:rPr>
+        <w:rFonts w:eastAsia="黑体"/>
         <w:b/>
         <w:bCs/>
       </w:rPr>
@@ -5115,12 +5402,14 @@
     </w:tblStylePr>
     <w:tblStylePr w:type="firstCol">
       <w:rPr>
+        <w:rFonts w:eastAsia="黑体"/>
         <w:b/>
         <w:bCs/>
       </w:rPr>
     </w:tblStylePr>
     <w:tblStylePr w:type="lastCol">
       <w:rPr>
+        <w:rFonts w:eastAsia="黑体"/>
         <w:b/>
         <w:bCs/>
       </w:rPr>
@@ -5159,6 +5448,7 @@
       <w:spacing w:after="0" w:line="240" w:lineRule="auto"/>
     </w:pPr>
     <w:rPr>
+      <w:rFonts w:eastAsia="黑体"/>
       <w:color w:themeColor="accent4" w:themeShade="BF" w:val="5F497A"/>
     </w:rPr>
     <w:tblPr>
@@ -5181,6 +5471,7 @@
         <w:spacing w:after="0" w:before="0" w:line="240" w:lineRule="auto"/>
       </w:pPr>
       <w:rPr>
+        <w:rFonts w:eastAsia="黑体"/>
         <w:b/>
         <w:bCs/>
       </w:rPr>
@@ -5201,6 +5492,7 @@
         <w:spacing w:after="0" w:before="0" w:line="240" w:lineRule="auto"/>
       </w:pPr>
       <w:rPr>
+        <w:rFonts w:eastAsia="黑体"/>
         <w:b/>
         <w:bCs/>
       </w:rPr>
@@ -5218,12 +5510,14 @@
     </w:tblStylePr>
     <w:tblStylePr w:type="firstCol">
       <w:rPr>
+        <w:rFonts w:eastAsia="黑体"/>
         <w:b/>
         <w:bCs/>
       </w:rPr>
     </w:tblStylePr>
     <w:tblStylePr w:type="lastCol">
       <w:rPr>
+        <w:rFonts w:eastAsia="黑体"/>
         <w:b/>
         <w:bCs/>
       </w:rPr>
@@ -5262,6 +5556,7 @@
       <w:spacing w:after="0" w:line="240" w:lineRule="auto"/>
     </w:pPr>
     <w:rPr>
+      <w:rFonts w:eastAsia="黑体"/>
       <w:color w:themeColor="accent5" w:themeShade="BF" w:val="31849B"/>
     </w:rPr>
     <w:tblPr>
@@ -5284,6 +5579,7 @@
         <w:spacing w:after="0" w:before="0" w:line="240" w:lineRule="auto"/>
       </w:pPr>
       <w:rPr>
+        <w:rFonts w:eastAsia="黑体"/>
         <w:b/>
         <w:bCs/>
       </w:rPr>
@@ -5304,6 +5600,7 @@
         <w:spacing w:after="0" w:before="0" w:line="240" w:lineRule="auto"/>
       </w:pPr>
       <w:rPr>
+        <w:rFonts w:eastAsia="黑体"/>
         <w:b/>
         <w:bCs/>
       </w:rPr>
@@ -5321,12 +5618,14 @@
     </w:tblStylePr>
     <w:tblStylePr w:type="firstCol">
       <w:rPr>
+        <w:rFonts w:eastAsia="黑体"/>
         <w:b/>
         <w:bCs/>
       </w:rPr>
     </w:tblStylePr>
     <w:tblStylePr w:type="lastCol">
       <w:rPr>
+        <w:rFonts w:eastAsia="黑体"/>
         <w:b/>
         <w:bCs/>
       </w:rPr>
@@ -5365,6 +5664,7 @@
       <w:spacing w:after="0" w:line="240" w:lineRule="auto"/>
     </w:pPr>
     <w:rPr>
+      <w:rFonts w:eastAsia="黑体"/>
       <w:color w:themeColor="accent6" w:themeShade="BF" w:val="E36C0A"/>
     </w:rPr>
     <w:tblPr>
@@ -5387,6 +5687,7 @@
         <w:spacing w:after="0" w:before="0" w:line="240" w:lineRule="auto"/>
       </w:pPr>
       <w:rPr>
+        <w:rFonts w:eastAsia="黑体"/>
         <w:b/>
         <w:bCs/>
       </w:rPr>
@@ -5407,6 +5708,7 @@
         <w:spacing w:after="0" w:before="0" w:line="240" w:lineRule="auto"/>
       </w:pPr>
       <w:rPr>
+        <w:rFonts w:eastAsia="黑体"/>
         <w:b/>
         <w:bCs/>
       </w:rPr>
@@ -5424,12 +5726,14 @@
     </w:tblStylePr>
     <w:tblStylePr w:type="firstCol">
       <w:rPr>
+        <w:rFonts w:eastAsia="黑体"/>
         <w:b/>
         <w:bCs/>
       </w:rPr>
     </w:tblStylePr>
     <w:tblStylePr w:type="lastCol">
       <w:rPr>
+        <w:rFonts w:eastAsia="黑体"/>
         <w:b/>
         <w:bCs/>
       </w:rPr>
@@ -5489,6 +5793,7 @@
         <w:spacing w:after="0" w:before="0" w:line="240" w:lineRule="auto"/>
       </w:pPr>
       <w:rPr>
+        <w:rFonts w:eastAsia="黑体"/>
         <w:b/>
         <w:bCs/>
         <w:color w:themeColor="background1" w:val="FFFFFF"/>
@@ -5503,6 +5808,7 @@
         <w:spacing w:after="0" w:before="0" w:line="240" w:lineRule="auto"/>
       </w:pPr>
       <w:rPr>
+        <w:rFonts w:eastAsia="黑体"/>
         <w:b/>
         <w:bCs/>
       </w:rPr>
@@ -5518,12 +5824,14 @@
     </w:tblStylePr>
     <w:tblStylePr w:type="firstCol">
       <w:rPr>
+        <w:rFonts w:eastAsia="黑体"/>
         <w:b/>
         <w:bCs/>
       </w:rPr>
     </w:tblStylePr>
     <w:tblStylePr w:type="lastCol">
       <w:rPr>
+        <w:rFonts w:eastAsia="黑体"/>
         <w:b/>
         <w:bCs/>
       </w:rPr>
@@ -5581,6 +5889,7 @@
         <w:spacing w:after="0" w:before="0" w:line="240" w:lineRule="auto"/>
       </w:pPr>
       <w:rPr>
+        <w:rFonts w:eastAsia="黑体"/>
         <w:b/>
         <w:bCs/>
         <w:color w:themeColor="background1" w:val="FFFFFF"/>
@@ -5595,6 +5904,7 @@
         <w:spacing w:after="0" w:before="0" w:line="240" w:lineRule="auto"/>
       </w:pPr>
       <w:rPr>
+        <w:rFonts w:eastAsia="黑体"/>
         <w:b/>
         <w:bCs/>
       </w:rPr>
@@ -5610,12 +5920,14 @@
     </w:tblStylePr>
     <w:tblStylePr w:type="firstCol">
       <w:rPr>
+        <w:rFonts w:eastAsia="黑体"/>
         <w:b/>
         <w:bCs/>
       </w:rPr>
     </w:tblStylePr>
     <w:tblStylePr w:type="lastCol">
       <w:rPr>
+        <w:rFonts w:eastAsia="黑体"/>
         <w:b/>
         <w:bCs/>
       </w:rPr>
@@ -5673,6 +5985,7 @@
         <w:spacing w:after="0" w:before="0" w:line="240" w:lineRule="auto"/>
       </w:pPr>
       <w:rPr>
+        <w:rFonts w:eastAsia="黑体"/>
         <w:b/>
         <w:bCs/>
         <w:color w:themeColor="background1" w:val="FFFFFF"/>
@@ -5687,6 +6000,7 @@
         <w:spacing w:after="0" w:before="0" w:line="240" w:lineRule="auto"/>
       </w:pPr>
       <w:rPr>
+        <w:rFonts w:eastAsia="黑体"/>
         <w:b/>
         <w:bCs/>
       </w:rPr>
@@ -5702,12 +6016,14 @@
     </w:tblStylePr>
     <w:tblStylePr w:type="firstCol">
       <w:rPr>
+        <w:rFonts w:eastAsia="黑体"/>
         <w:b/>
         <w:bCs/>
       </w:rPr>
     </w:tblStylePr>
     <w:tblStylePr w:type="lastCol">
       <w:rPr>
+        <w:rFonts w:eastAsia="黑体"/>
         <w:b/>
         <w:bCs/>
       </w:rPr>
@@ -5765,6 +6081,7 @@
         <w:spacing w:after="0" w:before="0" w:line="240" w:lineRule="auto"/>
       </w:pPr>
       <w:rPr>
+        <w:rFonts w:eastAsia="黑体"/>
         <w:b/>
         <w:bCs/>
         <w:color w:themeColor="background1" w:val="FFFFFF"/>
@@ -5779,6 +6096,7 @@
         <w:spacing w:after="0" w:before="0" w:line="240" w:lineRule="auto"/>
       </w:pPr>
       <w:rPr>
+        <w:rFonts w:eastAsia="黑体"/>
         <w:b/>
         <w:bCs/>
       </w:rPr>
@@ -5794,12 +6112,14 @@
     </w:tblStylePr>
     <w:tblStylePr w:type="firstCol">
       <w:rPr>
+        <w:rFonts w:eastAsia="黑体"/>
         <w:b/>
         <w:bCs/>
       </w:rPr>
     </w:tblStylePr>
     <w:tblStylePr w:type="lastCol">
       <w:rPr>
+        <w:rFonts w:eastAsia="黑体"/>
         <w:b/>
         <w:bCs/>
       </w:rPr>
@@ -5857,6 +6177,7 @@
         <w:spacing w:after="0" w:before="0" w:line="240" w:lineRule="auto"/>
       </w:pPr>
       <w:rPr>
+        <w:rFonts w:eastAsia="黑体"/>
         <w:b/>
         <w:bCs/>
         <w:color w:themeColor="background1" w:val="FFFFFF"/>
@@ -5871,6 +6192,7 @@
         <w:spacing w:after="0" w:before="0" w:line="240" w:lineRule="auto"/>
       </w:pPr>
       <w:rPr>
+        <w:rFonts w:eastAsia="黑体"/>
         <w:b/>
         <w:bCs/>
       </w:rPr>
@@ -5886,12 +6208,14 @@
     </w:tblStylePr>
     <w:tblStylePr w:type="firstCol">
       <w:rPr>
+        <w:rFonts w:eastAsia="黑体"/>
         <w:b/>
         <w:bCs/>
       </w:rPr>
     </w:tblStylePr>
     <w:tblStylePr w:type="lastCol">
       <w:rPr>
+        <w:rFonts w:eastAsia="黑体"/>
         <w:b/>
         <w:bCs/>
       </w:rPr>
@@ -5949,6 +6273,7 @@
         <w:spacing w:after="0" w:before="0" w:line="240" w:lineRule="auto"/>
       </w:pPr>
       <w:rPr>
+        <w:rFonts w:eastAsia="黑体"/>
         <w:b/>
         <w:bCs/>
         <w:color w:themeColor="background1" w:val="FFFFFF"/>
@@ -5963,6 +6288,7 @@
         <w:spacing w:after="0" w:before="0" w:line="240" w:lineRule="auto"/>
       </w:pPr>
       <w:rPr>
+        <w:rFonts w:eastAsia="黑体"/>
         <w:b/>
         <w:bCs/>
       </w:rPr>
@@ -5978,12 +6304,14 @@
     </w:tblStylePr>
     <w:tblStylePr w:type="firstCol">
       <w:rPr>
+        <w:rFonts w:eastAsia="黑体"/>
         <w:b/>
         <w:bCs/>
       </w:rPr>
     </w:tblStylePr>
     <w:tblStylePr w:type="lastCol">
       <w:rPr>
+        <w:rFonts w:eastAsia="黑体"/>
         <w:b/>
         <w:bCs/>
       </w:rPr>
@@ -6041,6 +6369,7 @@
         <w:spacing w:after="0" w:before="0" w:line="240" w:lineRule="auto"/>
       </w:pPr>
       <w:rPr>
+        <w:rFonts w:eastAsia="黑体"/>
         <w:b/>
         <w:bCs/>
         <w:color w:themeColor="background1" w:val="FFFFFF"/>
@@ -6055,6 +6384,7 @@
         <w:spacing w:after="0" w:before="0" w:line="240" w:lineRule="auto"/>
       </w:pPr>
       <w:rPr>
+        <w:rFonts w:eastAsia="黑体"/>
         <w:b/>
         <w:bCs/>
       </w:rPr>
@@ -6070,12 +6400,14 @@
     </w:tblStylePr>
     <w:tblStylePr w:type="firstCol">
       <w:rPr>
+        <w:rFonts w:eastAsia="黑体"/>
         <w:b/>
         <w:bCs/>
       </w:rPr>
     </w:tblStylePr>
     <w:tblStylePr w:type="lastCol">
       <w:rPr>
+        <w:rFonts w:eastAsia="黑体"/>
         <w:b/>
         <w:bCs/>
       </w:rPr>
@@ -6135,7 +6467,7 @@
         <w:spacing w:after="0" w:before="0" w:line="240" w:lineRule="auto"/>
       </w:pPr>
       <w:rPr>
-        <w:rFonts w:asciiTheme="majorHAnsi" w:cstheme="majorBidi" w:eastAsiaTheme="majorEastAsia" w:hAnsiTheme="majorHAnsi"/>
+        <w:rFonts w:asciiTheme="majorHAnsi" w:cstheme="majorBidi" w:hAnsiTheme="majorHAnsi" w:eastAsia="黑体"/>
         <w:b/>
         <w:bCs/>
       </w:rPr>
@@ -6156,7 +6488,7 @@
         <w:spacing w:after="0" w:before="0" w:line="240" w:lineRule="auto"/>
       </w:pPr>
       <w:rPr>
-        <w:rFonts w:asciiTheme="majorHAnsi" w:cstheme="majorBidi" w:eastAsiaTheme="majorEastAsia" w:hAnsiTheme="majorHAnsi"/>
+        <w:rFonts w:asciiTheme="majorHAnsi" w:cstheme="majorBidi" w:hAnsiTheme="majorHAnsi" w:eastAsia="黑体"/>
         <w:b/>
         <w:bCs/>
       </w:rPr>
@@ -6174,14 +6506,14 @@
     </w:tblStylePr>
     <w:tblStylePr w:type="firstCol">
       <w:rPr>
-        <w:rFonts w:asciiTheme="majorHAnsi" w:cstheme="majorBidi" w:eastAsiaTheme="majorEastAsia" w:hAnsiTheme="majorHAnsi"/>
+        <w:rFonts w:asciiTheme="majorHAnsi" w:cstheme="majorBidi" w:hAnsiTheme="majorHAnsi" w:eastAsia="黑体"/>
         <w:b/>
         <w:bCs/>
       </w:rPr>
     </w:tblStylePr>
     <w:tblStylePr w:type="lastCol">
       <w:rPr>
-        <w:rFonts w:asciiTheme="majorHAnsi" w:cstheme="majorBidi" w:eastAsiaTheme="majorEastAsia" w:hAnsiTheme="majorHAnsi"/>
+        <w:rFonts w:asciiTheme="majorHAnsi" w:cstheme="majorBidi" w:hAnsiTheme="majorHAnsi" w:eastAsia="黑体"/>
         <w:b/>
         <w:bCs/>
       </w:rPr>
@@ -6265,7 +6597,7 @@
         <w:spacing w:after="0" w:before="0" w:line="240" w:lineRule="auto"/>
       </w:pPr>
       <w:rPr>
-        <w:rFonts w:asciiTheme="majorHAnsi" w:cstheme="majorBidi" w:eastAsiaTheme="majorEastAsia" w:hAnsiTheme="majorHAnsi"/>
+        <w:rFonts w:asciiTheme="majorHAnsi" w:cstheme="majorBidi" w:hAnsiTheme="majorHAnsi" w:eastAsia="黑体"/>
         <w:b/>
         <w:bCs/>
       </w:rPr>
@@ -6286,7 +6618,7 @@
         <w:spacing w:after="0" w:before="0" w:line="240" w:lineRule="auto"/>
       </w:pPr>
       <w:rPr>
-        <w:rFonts w:asciiTheme="majorHAnsi" w:cstheme="majorBidi" w:eastAsiaTheme="majorEastAsia" w:hAnsiTheme="majorHAnsi"/>
+        <w:rFonts w:asciiTheme="majorHAnsi" w:cstheme="majorBidi" w:hAnsiTheme="majorHAnsi" w:eastAsia="黑体"/>
         <w:b/>
         <w:bCs/>
       </w:rPr>
@@ -6304,14 +6636,14 @@
     </w:tblStylePr>
     <w:tblStylePr w:type="firstCol">
       <w:rPr>
-        <w:rFonts w:asciiTheme="majorHAnsi" w:cstheme="majorBidi" w:eastAsiaTheme="majorEastAsia" w:hAnsiTheme="majorHAnsi"/>
+        <w:rFonts w:asciiTheme="majorHAnsi" w:cstheme="majorBidi" w:hAnsiTheme="majorHAnsi" w:eastAsia="黑体"/>
         <w:b/>
         <w:bCs/>
       </w:rPr>
     </w:tblStylePr>
     <w:tblStylePr w:type="lastCol">
       <w:rPr>
-        <w:rFonts w:asciiTheme="majorHAnsi" w:cstheme="majorBidi" w:eastAsiaTheme="majorEastAsia" w:hAnsiTheme="majorHAnsi"/>
+        <w:rFonts w:asciiTheme="majorHAnsi" w:cstheme="majorBidi" w:hAnsiTheme="majorHAnsi" w:eastAsia="黑体"/>
         <w:b/>
         <w:bCs/>
       </w:rPr>
@@ -6395,7 +6727,7 @@
         <w:spacing w:after="0" w:before="0" w:line="240" w:lineRule="auto"/>
       </w:pPr>
       <w:rPr>
-        <w:rFonts w:asciiTheme="majorHAnsi" w:cstheme="majorBidi" w:eastAsiaTheme="majorEastAsia" w:hAnsiTheme="majorHAnsi"/>
+        <w:rFonts w:asciiTheme="majorHAnsi" w:cstheme="majorBidi" w:hAnsiTheme="majorHAnsi" w:eastAsia="黑体"/>
         <w:b/>
         <w:bCs/>
       </w:rPr>
@@ -6416,7 +6748,7 @@
         <w:spacing w:after="0" w:before="0" w:line="240" w:lineRule="auto"/>
       </w:pPr>
       <w:rPr>
-        <w:rFonts w:asciiTheme="majorHAnsi" w:cstheme="majorBidi" w:eastAsiaTheme="majorEastAsia" w:hAnsiTheme="majorHAnsi"/>
+        <w:rFonts w:asciiTheme="majorHAnsi" w:cstheme="majorBidi" w:hAnsiTheme="majorHAnsi" w:eastAsia="黑体"/>
         <w:b/>
         <w:bCs/>
       </w:rPr>
@@ -6434,14 +6766,14 @@
     </w:tblStylePr>
     <w:tblStylePr w:type="firstCol">
       <w:rPr>
-        <w:rFonts w:asciiTheme="majorHAnsi" w:cstheme="majorBidi" w:eastAsiaTheme="majorEastAsia" w:hAnsiTheme="majorHAnsi"/>
+        <w:rFonts w:asciiTheme="majorHAnsi" w:cstheme="majorBidi" w:hAnsiTheme="majorHAnsi" w:eastAsia="黑体"/>
         <w:b/>
         <w:bCs/>
       </w:rPr>
     </w:tblStylePr>
     <w:tblStylePr w:type="lastCol">
       <w:rPr>
-        <w:rFonts w:asciiTheme="majorHAnsi" w:cstheme="majorBidi" w:eastAsiaTheme="majorEastAsia" w:hAnsiTheme="majorHAnsi"/>
+        <w:rFonts w:asciiTheme="majorHAnsi" w:cstheme="majorBidi" w:hAnsiTheme="majorHAnsi" w:eastAsia="黑体"/>
         <w:b/>
         <w:bCs/>
       </w:rPr>
@@ -6525,7 +6857,7 @@
         <w:spacing w:after="0" w:before="0" w:line="240" w:lineRule="auto"/>
       </w:pPr>
       <w:rPr>
-        <w:rFonts w:asciiTheme="majorHAnsi" w:cstheme="majorBidi" w:eastAsiaTheme="majorEastAsia" w:hAnsiTheme="majorHAnsi"/>
+        <w:rFonts w:asciiTheme="majorHAnsi" w:cstheme="majorBidi" w:hAnsiTheme="majorHAnsi" w:eastAsia="黑体"/>
         <w:b/>
         <w:bCs/>
       </w:rPr>
@@ -6546,7 +6878,7 @@
         <w:spacing w:after="0" w:before="0" w:line="240" w:lineRule="auto"/>
       </w:pPr>
       <w:rPr>
-        <w:rFonts w:asciiTheme="majorHAnsi" w:cstheme="majorBidi" w:eastAsiaTheme="majorEastAsia" w:hAnsiTheme="majorHAnsi"/>
+        <w:rFonts w:asciiTheme="majorHAnsi" w:cstheme="majorBidi" w:hAnsiTheme="majorHAnsi" w:eastAsia="黑体"/>
         <w:b/>
         <w:bCs/>
       </w:rPr>
@@ -6564,14 +6896,14 @@
     </w:tblStylePr>
     <w:tblStylePr w:type="firstCol">
       <w:rPr>
-        <w:rFonts w:asciiTheme="majorHAnsi" w:cstheme="majorBidi" w:eastAsiaTheme="majorEastAsia" w:hAnsiTheme="majorHAnsi"/>
+        <w:rFonts w:asciiTheme="majorHAnsi" w:cstheme="majorBidi" w:hAnsiTheme="majorHAnsi" w:eastAsia="黑体"/>
         <w:b/>
         <w:bCs/>
       </w:rPr>
     </w:tblStylePr>
     <w:tblStylePr w:type="lastCol">
       <w:rPr>
-        <w:rFonts w:asciiTheme="majorHAnsi" w:cstheme="majorBidi" w:eastAsiaTheme="majorEastAsia" w:hAnsiTheme="majorHAnsi"/>
+        <w:rFonts w:asciiTheme="majorHAnsi" w:cstheme="majorBidi" w:hAnsiTheme="majorHAnsi" w:eastAsia="黑体"/>
         <w:b/>
         <w:bCs/>
       </w:rPr>
@@ -6655,7 +6987,7 @@
         <w:spacing w:after="0" w:before="0" w:line="240" w:lineRule="auto"/>
       </w:pPr>
       <w:rPr>
-        <w:rFonts w:asciiTheme="majorHAnsi" w:cstheme="majorBidi" w:eastAsiaTheme="majorEastAsia" w:hAnsiTheme="majorHAnsi"/>
+        <w:rFonts w:asciiTheme="majorHAnsi" w:cstheme="majorBidi" w:hAnsiTheme="majorHAnsi" w:eastAsia="黑体"/>
         <w:b/>
         <w:bCs/>
       </w:rPr>
@@ -6676,7 +7008,7 @@
         <w:spacing w:after="0" w:before="0" w:line="240" w:lineRule="auto"/>
       </w:pPr>
       <w:rPr>
-        <w:rFonts w:asciiTheme="majorHAnsi" w:cstheme="majorBidi" w:eastAsiaTheme="majorEastAsia" w:hAnsiTheme="majorHAnsi"/>
+        <w:rFonts w:asciiTheme="majorHAnsi" w:cstheme="majorBidi" w:hAnsiTheme="majorHAnsi" w:eastAsia="黑体"/>
         <w:b/>
         <w:bCs/>
       </w:rPr>
@@ -6694,14 +7026,14 @@
     </w:tblStylePr>
     <w:tblStylePr w:type="firstCol">
       <w:rPr>
-        <w:rFonts w:asciiTheme="majorHAnsi" w:cstheme="majorBidi" w:eastAsiaTheme="majorEastAsia" w:hAnsiTheme="majorHAnsi"/>
+        <w:rFonts w:asciiTheme="majorHAnsi" w:cstheme="majorBidi" w:hAnsiTheme="majorHAnsi" w:eastAsia="黑体"/>
         <w:b/>
         <w:bCs/>
       </w:rPr>
     </w:tblStylePr>
     <w:tblStylePr w:type="lastCol">
       <w:rPr>
-        <w:rFonts w:asciiTheme="majorHAnsi" w:cstheme="majorBidi" w:eastAsiaTheme="majorEastAsia" w:hAnsiTheme="majorHAnsi"/>
+        <w:rFonts w:asciiTheme="majorHAnsi" w:cstheme="majorBidi" w:hAnsiTheme="majorHAnsi" w:eastAsia="黑体"/>
         <w:b/>
         <w:bCs/>
       </w:rPr>
@@ -6785,7 +7117,7 @@
         <w:spacing w:after="0" w:before="0" w:line="240" w:lineRule="auto"/>
       </w:pPr>
       <w:rPr>
-        <w:rFonts w:asciiTheme="majorHAnsi" w:cstheme="majorBidi" w:eastAsiaTheme="majorEastAsia" w:hAnsiTheme="majorHAnsi"/>
+        <w:rFonts w:asciiTheme="majorHAnsi" w:cstheme="majorBidi" w:hAnsiTheme="majorHAnsi" w:eastAsia="黑体"/>
         <w:b/>
         <w:bCs/>
       </w:rPr>
@@ -6806,7 +7138,7 @@
         <w:spacing w:after="0" w:before="0" w:line="240" w:lineRule="auto"/>
       </w:pPr>
       <w:rPr>
-        <w:rFonts w:asciiTheme="majorHAnsi" w:cstheme="majorBidi" w:eastAsiaTheme="majorEastAsia" w:hAnsiTheme="majorHAnsi"/>
+        <w:rFonts w:asciiTheme="majorHAnsi" w:cstheme="majorBidi" w:hAnsiTheme="majorHAnsi" w:eastAsia="黑体"/>
         <w:b/>
         <w:bCs/>
       </w:rPr>
@@ -6824,14 +7156,14 @@
     </w:tblStylePr>
     <w:tblStylePr w:type="firstCol">
       <w:rPr>
-        <w:rFonts w:asciiTheme="majorHAnsi" w:cstheme="majorBidi" w:eastAsiaTheme="majorEastAsia" w:hAnsiTheme="majorHAnsi"/>
+        <w:rFonts w:asciiTheme="majorHAnsi" w:cstheme="majorBidi" w:hAnsiTheme="majorHAnsi" w:eastAsia="黑体"/>
         <w:b/>
         <w:bCs/>
       </w:rPr>
     </w:tblStylePr>
     <w:tblStylePr w:type="lastCol">
       <w:rPr>
-        <w:rFonts w:asciiTheme="majorHAnsi" w:cstheme="majorBidi" w:eastAsiaTheme="majorEastAsia" w:hAnsiTheme="majorHAnsi"/>
+        <w:rFonts w:asciiTheme="majorHAnsi" w:cstheme="majorBidi" w:hAnsiTheme="majorHAnsi" w:eastAsia="黑体"/>
         <w:b/>
         <w:bCs/>
       </w:rPr>
@@ -6915,7 +7247,7 @@
         <w:spacing w:after="0" w:before="0" w:line="240" w:lineRule="auto"/>
       </w:pPr>
       <w:rPr>
-        <w:rFonts w:asciiTheme="majorHAnsi" w:cstheme="majorBidi" w:eastAsiaTheme="majorEastAsia" w:hAnsiTheme="majorHAnsi"/>
+        <w:rFonts w:asciiTheme="majorHAnsi" w:cstheme="majorBidi" w:hAnsiTheme="majorHAnsi" w:eastAsia="黑体"/>
         <w:b/>
         <w:bCs/>
       </w:rPr>
@@ -6936,7 +7268,7 @@
         <w:spacing w:after="0" w:before="0" w:line="240" w:lineRule="auto"/>
       </w:pPr>
       <w:rPr>
-        <w:rFonts w:asciiTheme="majorHAnsi" w:cstheme="majorBidi" w:eastAsiaTheme="majorEastAsia" w:hAnsiTheme="majorHAnsi"/>
+        <w:rFonts w:asciiTheme="majorHAnsi" w:cstheme="majorBidi" w:hAnsiTheme="majorHAnsi" w:eastAsia="黑体"/>
         <w:b/>
         <w:bCs/>
       </w:rPr>
@@ -6954,14 +7286,14 @@
     </w:tblStylePr>
     <w:tblStylePr w:type="firstCol">
       <w:rPr>
-        <w:rFonts w:asciiTheme="majorHAnsi" w:cstheme="majorBidi" w:eastAsiaTheme="majorEastAsia" w:hAnsiTheme="majorHAnsi"/>
+        <w:rFonts w:asciiTheme="majorHAnsi" w:cstheme="majorBidi" w:hAnsiTheme="majorHAnsi" w:eastAsia="黑体"/>
         <w:b/>
         <w:bCs/>
       </w:rPr>
     </w:tblStylePr>
     <w:tblStylePr w:type="lastCol">
       <w:rPr>
-        <w:rFonts w:asciiTheme="majorHAnsi" w:cstheme="majorBidi" w:eastAsiaTheme="majorEastAsia" w:hAnsiTheme="majorHAnsi"/>
+        <w:rFonts w:asciiTheme="majorHAnsi" w:cstheme="majorBidi" w:hAnsiTheme="majorHAnsi" w:eastAsia="黑体"/>
         <w:b/>
         <w:bCs/>
       </w:rPr>
@@ -7044,6 +7376,7 @@
         <w:spacing w:after="0" w:before="0" w:line="240" w:lineRule="auto"/>
       </w:pPr>
       <w:rPr>
+        <w:rFonts w:eastAsia="黑体"/>
         <w:b/>
         <w:bCs/>
         <w:color w:themeColor="background1" w:val="FFFFFF"/>
@@ -7066,6 +7399,7 @@
         <w:spacing w:after="0" w:before="0" w:line="240" w:lineRule="auto"/>
       </w:pPr>
       <w:rPr>
+        <w:rFonts w:eastAsia="黑体"/>
         <w:b/>
         <w:bCs/>
       </w:rPr>
@@ -7083,12 +7417,14 @@
     </w:tblStylePr>
     <w:tblStylePr w:type="firstCol">
       <w:rPr>
+        <w:rFonts w:eastAsia="黑体"/>
         <w:b/>
         <w:bCs/>
       </w:rPr>
     </w:tblStylePr>
     <w:tblStylePr w:type="lastCol">
       <w:rPr>
+        <w:rFonts w:eastAsia="黑体"/>
         <w:b/>
         <w:bCs/>
       </w:rPr>
@@ -7150,6 +7486,7 @@
         <w:spacing w:after="0" w:before="0" w:line="240" w:lineRule="auto"/>
       </w:pPr>
       <w:rPr>
+        <w:rFonts w:eastAsia="黑体"/>
         <w:b/>
         <w:bCs/>
         <w:color w:themeColor="background1" w:val="FFFFFF"/>
@@ -7172,6 +7509,7 @@
         <w:spacing w:after="0" w:before="0" w:line="240" w:lineRule="auto"/>
       </w:pPr>
       <w:rPr>
+        <w:rFonts w:eastAsia="黑体"/>
         <w:b/>
         <w:bCs/>
       </w:rPr>
@@ -7189,12 +7527,14 @@
     </w:tblStylePr>
     <w:tblStylePr w:type="firstCol">
       <w:rPr>
+        <w:rFonts w:eastAsia="黑体"/>
         <w:b/>
         <w:bCs/>
       </w:rPr>
     </w:tblStylePr>
     <w:tblStylePr w:type="lastCol">
       <w:rPr>
+        <w:rFonts w:eastAsia="黑体"/>
         <w:b/>
         <w:bCs/>
       </w:rPr>
@@ -7256,6 +7596,7 @@
         <w:spacing w:after="0" w:before="0" w:line="240" w:lineRule="auto"/>
       </w:pPr>
       <w:rPr>
+        <w:rFonts w:eastAsia="黑体"/>
         <w:b/>
         <w:bCs/>
         <w:color w:themeColor="background1" w:val="FFFFFF"/>
@@ -7278,6 +7619,7 @@
         <w:spacing w:after="0" w:before="0" w:line="240" w:lineRule="auto"/>
       </w:pPr>
       <w:rPr>
+        <w:rFonts w:eastAsia="黑体"/>
         <w:b/>
         <w:bCs/>
       </w:rPr>
@@ -7295,12 +7637,14 @@
     </w:tblStylePr>
     <w:tblStylePr w:type="firstCol">
       <w:rPr>
+        <w:rFonts w:eastAsia="黑体"/>
         <w:b/>
         <w:bCs/>
       </w:rPr>
     </w:tblStylePr>
     <w:tblStylePr w:type="lastCol">
       <w:rPr>
+        <w:rFonts w:eastAsia="黑体"/>
         <w:b/>
         <w:bCs/>
       </w:rPr>
@@ -7362,6 +7706,7 @@
         <w:spacing w:after="0" w:before="0" w:line="240" w:lineRule="auto"/>
       </w:pPr>
       <w:rPr>
+        <w:rFonts w:eastAsia="黑体"/>
         <w:b/>
         <w:bCs/>
         <w:color w:themeColor="background1" w:val="FFFFFF"/>
@@ -7384,6 +7729,7 @@
         <w:spacing w:after="0" w:before="0" w:line="240" w:lineRule="auto"/>
       </w:pPr>
       <w:rPr>
+        <w:rFonts w:eastAsia="黑体"/>
         <w:b/>
         <w:bCs/>
       </w:rPr>
@@ -7401,12 +7747,14 @@
     </w:tblStylePr>
     <w:tblStylePr w:type="firstCol">
       <w:rPr>
+        <w:rFonts w:eastAsia="黑体"/>
         <w:b/>
         <w:bCs/>
       </w:rPr>
     </w:tblStylePr>
     <w:tblStylePr w:type="lastCol">
       <w:rPr>
+        <w:rFonts w:eastAsia="黑体"/>
         <w:b/>
         <w:bCs/>
       </w:rPr>
@@ -7468,6 +7816,7 @@
         <w:spacing w:after="0" w:before="0" w:line="240" w:lineRule="auto"/>
       </w:pPr>
       <w:rPr>
+        <w:rFonts w:eastAsia="黑体"/>
         <w:b/>
         <w:bCs/>
         <w:color w:themeColor="background1" w:val="FFFFFF"/>
@@ -7490,6 +7839,7 @@
         <w:spacing w:after="0" w:before="0" w:line="240" w:lineRule="auto"/>
       </w:pPr>
       <w:rPr>
+        <w:rFonts w:eastAsia="黑体"/>
         <w:b/>
         <w:bCs/>
       </w:rPr>
@@ -7507,12 +7857,14 @@
     </w:tblStylePr>
     <w:tblStylePr w:type="firstCol">
       <w:rPr>
+        <w:rFonts w:eastAsia="黑体"/>
         <w:b/>
         <w:bCs/>
       </w:rPr>
     </w:tblStylePr>
     <w:tblStylePr w:type="lastCol">
       <w:rPr>
+        <w:rFonts w:eastAsia="黑体"/>
         <w:b/>
         <w:bCs/>
       </w:rPr>
@@ -7574,6 +7926,7 @@
         <w:spacing w:after="0" w:before="0" w:line="240" w:lineRule="auto"/>
       </w:pPr>
       <w:rPr>
+        <w:rFonts w:eastAsia="黑体"/>
         <w:b/>
         <w:bCs/>
         <w:color w:themeColor="background1" w:val="FFFFFF"/>
@@ -7596,6 +7949,7 @@
         <w:spacing w:after="0" w:before="0" w:line="240" w:lineRule="auto"/>
       </w:pPr>
       <w:rPr>
+        <w:rFonts w:eastAsia="黑体"/>
         <w:b/>
         <w:bCs/>
       </w:rPr>
@@ -7613,12 +7967,14 @@
     </w:tblStylePr>
     <w:tblStylePr w:type="firstCol">
       <w:rPr>
+        <w:rFonts w:eastAsia="黑体"/>
         <w:b/>
         <w:bCs/>
       </w:rPr>
     </w:tblStylePr>
     <w:tblStylePr w:type="lastCol">
       <w:rPr>
+        <w:rFonts w:eastAsia="黑体"/>
         <w:b/>
         <w:bCs/>
       </w:rPr>
@@ -7680,6 +8036,7 @@
         <w:spacing w:after="0" w:before="0" w:line="240" w:lineRule="auto"/>
       </w:pPr>
       <w:rPr>
+        <w:rFonts w:eastAsia="黑体"/>
         <w:b/>
         <w:bCs/>
         <w:color w:themeColor="background1" w:val="FFFFFF"/>
@@ -7702,6 +8059,7 @@
         <w:spacing w:after="0" w:before="0" w:line="240" w:lineRule="auto"/>
       </w:pPr>
       <w:rPr>
+        <w:rFonts w:eastAsia="黑体"/>
         <w:b/>
         <w:bCs/>
       </w:rPr>
@@ -7719,12 +8077,14 @@
     </w:tblStylePr>
     <w:tblStylePr w:type="firstCol">
       <w:rPr>
+        <w:rFonts w:eastAsia="黑体"/>
         <w:b/>
         <w:bCs/>
       </w:rPr>
     </w:tblStylePr>
     <w:tblStylePr w:type="lastCol">
       <w:rPr>
+        <w:rFonts w:eastAsia="黑体"/>
         <w:b/>
         <w:bCs/>
       </w:rPr>
@@ -7783,6 +8143,7 @@
         <w:spacing w:after="0" w:before="0" w:line="240" w:lineRule="auto"/>
       </w:pPr>
       <w:rPr>
+        <w:rFonts w:eastAsia="黑体"/>
         <w:b/>
         <w:bCs/>
         <w:color w:themeColor="background1" w:val="FFFFFF"/>
@@ -7805,6 +8166,7 @@
         <w:spacing w:after="0" w:before="0" w:line="240" w:lineRule="auto"/>
       </w:pPr>
       <w:rPr>
+        <w:rFonts w:eastAsia="黑体"/>
         <w:color w:val="auto"/>
       </w:rPr>
       <w:tblPr/>
@@ -7822,6 +8184,7 @@
     </w:tblStylePr>
     <w:tblStylePr w:type="firstCol">
       <w:rPr>
+        <w:rFonts w:eastAsia="黑体"/>
         <w:b/>
         <w:bCs/>
         <w:color w:themeColor="background1" w:val="FFFFFF"/>
@@ -7841,6 +8204,7 @@
     </w:tblStylePr>
     <w:tblStylePr w:type="lastCol">
       <w:rPr>
+        <w:rFonts w:eastAsia="黑体"/>
         <w:b/>
         <w:bCs/>
         <w:color w:themeColor="background1" w:val="FFFFFF"/>
@@ -7889,6 +8253,7 @@
     </w:tblStylePr>
     <w:tblStylePr w:type="nwCell">
       <w:rPr>
+        <w:rFonts w:eastAsia="黑体"/>
         <w:color w:themeColor="background1" w:val="FFFFFF"/>
       </w:rPr>
       <w:tblPr/>
@@ -7932,6 +8297,7 @@
         <w:spacing w:after="0" w:before="0" w:line="240" w:lineRule="auto"/>
       </w:pPr>
       <w:rPr>
+        <w:rFonts w:eastAsia="黑体"/>
         <w:b/>
         <w:bCs/>
         <w:color w:themeColor="background1" w:val="FFFFFF"/>
@@ -7954,6 +8320,7 @@
         <w:spacing w:after="0" w:before="0" w:line="240" w:lineRule="auto"/>
       </w:pPr>
       <w:rPr>
+        <w:rFonts w:eastAsia="黑体"/>
         <w:color w:val="auto"/>
       </w:rPr>
       <w:tblPr/>
@@ -7971,6 +8338,7 @@
     </w:tblStylePr>
     <w:tblStylePr w:type="firstCol">
       <w:rPr>
+        <w:rFonts w:eastAsia="黑体"/>
         <w:b/>
         <w:bCs/>
         <w:color w:themeColor="background1" w:val="FFFFFF"/>
@@ -7990,6 +8358,7 @@
     </w:tblStylePr>
     <w:tblStylePr w:type="lastCol">
       <w:rPr>
+        <w:rFonts w:eastAsia="黑体"/>
         <w:b/>
         <w:bCs/>
         <w:color w:themeColor="background1" w:val="FFFFFF"/>
@@ -8038,6 +8407,7 @@
     </w:tblStylePr>
     <w:tblStylePr w:type="nwCell">
       <w:rPr>
+        <w:rFonts w:eastAsia="黑体"/>
         <w:color w:themeColor="background1" w:val="FFFFFF"/>
       </w:rPr>
       <w:tblPr/>
@@ -8081,6 +8451,7 @@
         <w:spacing w:after="0" w:before="0" w:line="240" w:lineRule="auto"/>
       </w:pPr>
       <w:rPr>
+        <w:rFonts w:eastAsia="黑体"/>
         <w:b/>
         <w:bCs/>
         <w:color w:themeColor="background1" w:val="FFFFFF"/>
@@ -8103,6 +8474,7 @@
         <w:spacing w:after="0" w:before="0" w:line="240" w:lineRule="auto"/>
       </w:pPr>
       <w:rPr>
+        <w:rFonts w:eastAsia="黑体"/>
         <w:color w:val="auto"/>
       </w:rPr>
       <w:tblPr/>
@@ -8120,6 +8492,7 @@
     </w:tblStylePr>
     <w:tblStylePr w:type="firstCol">
       <w:rPr>
+        <w:rFonts w:eastAsia="黑体"/>
         <w:b/>
         <w:bCs/>
         <w:color w:themeColor="background1" w:val="FFFFFF"/>
@@ -8139,6 +8512,7 @@
     </w:tblStylePr>
     <w:tblStylePr w:type="lastCol">
       <w:rPr>
+        <w:rFonts w:eastAsia="黑体"/>
         <w:b/>
         <w:bCs/>
         <w:color w:themeColor="background1" w:val="FFFFFF"/>
@@ -8187,6 +8561,7 @@
     </w:tblStylePr>
     <w:tblStylePr w:type="nwCell">
       <w:rPr>
+        <w:rFonts w:eastAsia="黑体"/>
         <w:color w:themeColor="background1" w:val="FFFFFF"/>
       </w:rPr>
       <w:tblPr/>
@@ -8230,6 +8605,7 @@
         <w:spacing w:after="0" w:before="0" w:line="240" w:lineRule="auto"/>
       </w:pPr>
       <w:rPr>
+        <w:rFonts w:eastAsia="黑体"/>
         <w:b/>
         <w:bCs/>
         <w:color w:themeColor="background1" w:val="FFFFFF"/>
@@ -8252,6 +8628,7 @@
         <w:spacing w:after="0" w:before="0" w:line="240" w:lineRule="auto"/>
       </w:pPr>
       <w:rPr>
+        <w:rFonts w:eastAsia="黑体"/>
         <w:color w:val="auto"/>
       </w:rPr>
       <w:tblPr/>
@@ -8269,6 +8646,7 @@
     </w:tblStylePr>
     <w:tblStylePr w:type="firstCol">
       <w:rPr>
+        <w:rFonts w:eastAsia="黑体"/>
         <w:b/>
         <w:bCs/>
         <w:color w:themeColor="background1" w:val="FFFFFF"/>
@@ -8288,6 +8666,7 @@
     </w:tblStylePr>
     <w:tblStylePr w:type="lastCol">
       <w:rPr>
+        <w:rFonts w:eastAsia="黑体"/>
         <w:b/>
         <w:bCs/>
         <w:color w:themeColor="background1" w:val="FFFFFF"/>
@@ -8336,6 +8715,7 @@
     </w:tblStylePr>
     <w:tblStylePr w:type="nwCell">
       <w:rPr>
+        <w:rFonts w:eastAsia="黑体"/>
         <w:color w:themeColor="background1" w:val="FFFFFF"/>
       </w:rPr>
       <w:tblPr/>
@@ -8379,6 +8759,7 @@
         <w:spacing w:after="0" w:before="0" w:line="240" w:lineRule="auto"/>
       </w:pPr>
       <w:rPr>
+        <w:rFonts w:eastAsia="黑体"/>
         <w:b/>
         <w:bCs/>
         <w:color w:themeColor="background1" w:val="FFFFFF"/>
@@ -8401,6 +8782,7 @@
         <w:spacing w:after="0" w:before="0" w:line="240" w:lineRule="auto"/>
       </w:pPr>
       <w:rPr>
+        <w:rFonts w:eastAsia="黑体"/>
         <w:color w:val="auto"/>
       </w:rPr>
       <w:tblPr/>
@@ -8418,6 +8800,7 @@
     </w:tblStylePr>
     <w:tblStylePr w:type="firstCol">
       <w:rPr>
+        <w:rFonts w:eastAsia="黑体"/>
         <w:b/>
         <w:bCs/>
         <w:color w:themeColor="background1" w:val="FFFFFF"/>
@@ -8437,6 +8820,7 @@
     </w:tblStylePr>
     <w:tblStylePr w:type="lastCol">
       <w:rPr>
+        <w:rFonts w:eastAsia="黑体"/>
         <w:b/>
         <w:bCs/>
         <w:color w:themeColor="background1" w:val="FFFFFF"/>
@@ -8485,6 +8869,7 @@
     </w:tblStylePr>
     <w:tblStylePr w:type="nwCell">
       <w:rPr>
+        <w:rFonts w:eastAsia="黑体"/>
         <w:color w:themeColor="background1" w:val="FFFFFF"/>
       </w:rPr>
       <w:tblPr/>
@@ -8528,6 +8913,7 @@
         <w:spacing w:after="0" w:before="0" w:line="240" w:lineRule="auto"/>
       </w:pPr>
       <w:rPr>
+        <w:rFonts w:eastAsia="黑体"/>
         <w:b/>
         <w:bCs/>
         <w:color w:themeColor="background1" w:val="FFFFFF"/>
@@ -8550,6 +8936,7 @@
         <w:spacing w:after="0" w:before="0" w:line="240" w:lineRule="auto"/>
       </w:pPr>
       <w:rPr>
+        <w:rFonts w:eastAsia="黑体"/>
         <w:color w:val="auto"/>
       </w:rPr>
       <w:tblPr/>
@@ -8567,6 +8954,7 @@
     </w:tblStylePr>
     <w:tblStylePr w:type="firstCol">
       <w:rPr>
+        <w:rFonts w:eastAsia="黑体"/>
         <w:b/>
         <w:bCs/>
         <w:color w:themeColor="background1" w:val="FFFFFF"/>
@@ -8586,6 +8974,7 @@
     </w:tblStylePr>
     <w:tblStylePr w:type="lastCol">
       <w:rPr>
+        <w:rFonts w:eastAsia="黑体"/>
         <w:b/>
         <w:bCs/>
         <w:color w:themeColor="background1" w:val="FFFFFF"/>
@@ -8634,6 +9023,7 @@
     </w:tblStylePr>
     <w:tblStylePr w:type="nwCell">
       <w:rPr>
+        <w:rFonts w:eastAsia="黑体"/>
         <w:color w:themeColor="background1" w:val="FFFFFF"/>
       </w:rPr>
       <w:tblPr/>
@@ -8677,6 +9067,7 @@
         <w:spacing w:after="0" w:before="0" w:line="240" w:lineRule="auto"/>
       </w:pPr>
       <w:rPr>
+        <w:rFonts w:eastAsia="黑体"/>
         <w:b/>
         <w:bCs/>
         <w:color w:themeColor="background1" w:val="FFFFFF"/>
@@ -8699,6 +9090,7 @@
         <w:spacing w:after="0" w:before="0" w:line="240" w:lineRule="auto"/>
       </w:pPr>
       <w:rPr>
+        <w:rFonts w:eastAsia="黑体"/>
         <w:color w:val="auto"/>
       </w:rPr>
       <w:tblPr/>
@@ -8716,6 +9108,7 @@
     </w:tblStylePr>
     <w:tblStylePr w:type="firstCol">
       <w:rPr>
+        <w:rFonts w:eastAsia="黑体"/>
         <w:b/>
         <w:bCs/>
         <w:color w:themeColor="background1" w:val="FFFFFF"/>
@@ -8735,6 +9128,7 @@
     </w:tblStylePr>
     <w:tblStylePr w:type="lastCol">
       <w:rPr>
+        <w:rFonts w:eastAsia="黑体"/>
         <w:b/>
         <w:bCs/>
         <w:color w:themeColor="background1" w:val="FFFFFF"/>
@@ -8783,6 +9177,7 @@
     </w:tblStylePr>
     <w:tblStylePr w:type="nwCell">
       <w:rPr>
+        <w:rFonts w:eastAsia="黑体"/>
         <w:color w:themeColor="background1" w:val="FFFFFF"/>
       </w:rPr>
       <w:tblPr/>
@@ -8807,6 +9202,7 @@
       <w:spacing w:after="0" w:line="240" w:lineRule="auto"/>
     </w:pPr>
     <w:rPr>
+      <w:rFonts w:eastAsia="黑体"/>
       <w:color w:themeColor="text1" w:val="000000"/>
     </w:rPr>
     <w:tblPr>
@@ -8826,7 +9222,7 @@
     </w:tblPr>
     <w:tblStylePr w:type="firstRow">
       <w:rPr>
-        <w:rFonts w:asciiTheme="majorHAnsi" w:cstheme="majorBidi" w:eastAsiaTheme="majorEastAsia" w:hAnsiTheme="majorHAnsi"/>
+        <w:rFonts w:asciiTheme="majorHAnsi" w:cstheme="majorBidi" w:hAnsiTheme="majorHAnsi" w:eastAsia="黑体"/>
       </w:rPr>
       <w:tblPr/>
       <w:tcPr>
@@ -8838,6 +9234,7 @@
     </w:tblStylePr>
     <w:tblStylePr w:type="lastRow">
       <w:rPr>
+        <w:rFonts w:eastAsia="黑体"/>
         <w:b/>
         <w:bCs/>
         <w:color w:themeColor="text2" w:val="1F497D"/>
@@ -8852,12 +9249,14 @@
     </w:tblStylePr>
     <w:tblStylePr w:type="firstCol">
       <w:rPr>
+        <w:rFonts w:eastAsia="黑体"/>
         <w:b/>
         <w:bCs/>
       </w:rPr>
     </w:tblStylePr>
     <w:tblStylePr w:type="lastCol">
       <w:rPr>
+        <w:rFonts w:eastAsia="黑体"/>
         <w:b/>
         <w:bCs/>
       </w:rPr>
@@ -8891,6 +9290,7 @@
       <w:spacing w:after="0" w:line="240" w:lineRule="auto"/>
     </w:pPr>
     <w:rPr>
+      <w:rFonts w:eastAsia="黑体"/>
       <w:color w:themeColor="text1" w:val="000000"/>
     </w:rPr>
     <w:tblPr>
@@ -8910,7 +9310,7 @@
     </w:tblPr>
     <w:tblStylePr w:type="firstRow">
       <w:rPr>
-        <w:rFonts w:asciiTheme="majorHAnsi" w:cstheme="majorBidi" w:eastAsiaTheme="majorEastAsia" w:hAnsiTheme="majorHAnsi"/>
+        <w:rFonts w:asciiTheme="majorHAnsi" w:cstheme="majorBidi" w:hAnsiTheme="majorHAnsi" w:eastAsia="黑体"/>
       </w:rPr>
       <w:tblPr/>
       <w:tcPr>
@@ -8922,6 +9322,7 @@
     </w:tblStylePr>
     <w:tblStylePr w:type="lastRow">
       <w:rPr>
+        <w:rFonts w:eastAsia="黑体"/>
         <w:b/>
         <w:bCs/>
         <w:color w:themeColor="text2" w:val="1F497D"/>
@@ -8936,12 +9337,14 @@
     </w:tblStylePr>
     <w:tblStylePr w:type="firstCol">
       <w:rPr>
+        <w:rFonts w:eastAsia="黑体"/>
         <w:b/>
         <w:bCs/>
       </w:rPr>
     </w:tblStylePr>
     <w:tblStylePr w:type="lastCol">
       <w:rPr>
+        <w:rFonts w:eastAsia="黑体"/>
         <w:b/>
         <w:bCs/>
       </w:rPr>
@@ -8975,6 +9378,7 @@
       <w:spacing w:after="0" w:line="240" w:lineRule="auto"/>
     </w:pPr>
     <w:rPr>
+      <w:rFonts w:eastAsia="黑体"/>
       <w:color w:themeColor="text1" w:val="000000"/>
     </w:rPr>
     <w:tblPr>
@@ -8994,7 +9398,7 @@
     </w:tblPr>
     <w:tblStylePr w:type="firstRow">
       <w:rPr>
-        <w:rFonts w:asciiTheme="majorHAnsi" w:cstheme="majorBidi" w:eastAsiaTheme="majorEastAsia" w:hAnsiTheme="majorHAnsi"/>
+        <w:rFonts w:asciiTheme="majorHAnsi" w:cstheme="majorBidi" w:hAnsiTheme="majorHAnsi" w:eastAsia="黑体"/>
       </w:rPr>
       <w:tblPr/>
       <w:tcPr>
@@ -9006,6 +9410,7 @@
     </w:tblStylePr>
     <w:tblStylePr w:type="lastRow">
       <w:rPr>
+        <w:rFonts w:eastAsia="黑体"/>
         <w:b/>
         <w:bCs/>
         <w:color w:themeColor="text2" w:val="1F497D"/>
@@ -9020,12 +9425,14 @@
     </w:tblStylePr>
     <w:tblStylePr w:type="firstCol">
       <w:rPr>
+        <w:rFonts w:eastAsia="黑体"/>
         <w:b/>
         <w:bCs/>
       </w:rPr>
     </w:tblStylePr>
     <w:tblStylePr w:type="lastCol">
       <w:rPr>
+        <w:rFonts w:eastAsia="黑体"/>
         <w:b/>
         <w:bCs/>
       </w:rPr>
@@ -9059,6 +9466,7 @@
       <w:spacing w:after="0" w:line="240" w:lineRule="auto"/>
     </w:pPr>
     <w:rPr>
+      <w:rFonts w:eastAsia="黑体"/>
       <w:color w:themeColor="text1" w:val="000000"/>
     </w:rPr>
     <w:tblPr>
@@ -9078,7 +9486,7 @@
     </w:tblPr>
     <w:tblStylePr w:type="firstRow">
       <w:rPr>
-        <w:rFonts w:asciiTheme="majorHAnsi" w:cstheme="majorBidi" w:eastAsiaTheme="majorEastAsia" w:hAnsiTheme="majorHAnsi"/>
+        <w:rFonts w:asciiTheme="majorHAnsi" w:cstheme="majorBidi" w:hAnsiTheme="majorHAnsi" w:eastAsia="黑体"/>
       </w:rPr>
       <w:tblPr/>
       <w:tcPr>
@@ -9090,6 +9498,7 @@
     </w:tblStylePr>
     <w:tblStylePr w:type="lastRow">
       <w:rPr>
+        <w:rFonts w:eastAsia="黑体"/>
         <w:b/>
         <w:bCs/>
         <w:color w:themeColor="text2" w:val="1F497D"/>
@@ -9104,12 +9513,14 @@
     </w:tblStylePr>
     <w:tblStylePr w:type="firstCol">
       <w:rPr>
+        <w:rFonts w:eastAsia="黑体"/>
         <w:b/>
         <w:bCs/>
       </w:rPr>
     </w:tblStylePr>
     <w:tblStylePr w:type="lastCol">
       <w:rPr>
+        <w:rFonts w:eastAsia="黑体"/>
         <w:b/>
         <w:bCs/>
       </w:rPr>
@@ -9143,6 +9554,7 @@
       <w:spacing w:after="0" w:line="240" w:lineRule="auto"/>
     </w:pPr>
     <w:rPr>
+      <w:rFonts w:eastAsia="黑体"/>
       <w:color w:themeColor="text1" w:val="000000"/>
     </w:rPr>
     <w:tblPr>
@@ -9162,7 +9574,7 @@
     </w:tblPr>
     <w:tblStylePr w:type="firstRow">
       <w:rPr>
-        <w:rFonts w:asciiTheme="majorHAnsi" w:cstheme="majorBidi" w:eastAsiaTheme="majorEastAsia" w:hAnsiTheme="majorHAnsi"/>
+        <w:rFonts w:asciiTheme="majorHAnsi" w:cstheme="majorBidi" w:hAnsiTheme="majorHAnsi" w:eastAsia="黑体"/>
       </w:rPr>
       <w:tblPr/>
       <w:tcPr>
@@ -9174,6 +9586,7 @@
     </w:tblStylePr>
     <w:tblStylePr w:type="lastRow">
       <w:rPr>
+        <w:rFonts w:eastAsia="黑体"/>
         <w:b/>
         <w:bCs/>
         <w:color w:themeColor="text2" w:val="1F497D"/>
@@ -9188,12 +9601,14 @@
     </w:tblStylePr>
     <w:tblStylePr w:type="firstCol">
       <w:rPr>
+        <w:rFonts w:eastAsia="黑体"/>
         <w:b/>
         <w:bCs/>
       </w:rPr>
     </w:tblStylePr>
     <w:tblStylePr w:type="lastCol">
       <w:rPr>
+        <w:rFonts w:eastAsia="黑体"/>
         <w:b/>
         <w:bCs/>
       </w:rPr>
@@ -9227,6 +9642,7 @@
       <w:spacing w:after="0" w:line="240" w:lineRule="auto"/>
     </w:pPr>
     <w:rPr>
+      <w:rFonts w:eastAsia="黑体"/>
       <w:color w:themeColor="text1" w:val="000000"/>
     </w:rPr>
     <w:tblPr>
@@ -9246,7 +9662,7 @@
     </w:tblPr>
     <w:tblStylePr w:type="firstRow">
       <w:rPr>
-        <w:rFonts w:asciiTheme="majorHAnsi" w:cstheme="majorBidi" w:eastAsiaTheme="majorEastAsia" w:hAnsiTheme="majorHAnsi"/>
+        <w:rFonts w:asciiTheme="majorHAnsi" w:cstheme="majorBidi" w:hAnsiTheme="majorHAnsi" w:eastAsia="黑体"/>
       </w:rPr>
       <w:tblPr/>
       <w:tcPr>
@@ -9258,6 +9674,7 @@
     </w:tblStylePr>
     <w:tblStylePr w:type="lastRow">
       <w:rPr>
+        <w:rFonts w:eastAsia="黑体"/>
         <w:b/>
         <w:bCs/>
         <w:color w:themeColor="text2" w:val="1F497D"/>
@@ -9272,12 +9689,14 @@
     </w:tblStylePr>
     <w:tblStylePr w:type="firstCol">
       <w:rPr>
+        <w:rFonts w:eastAsia="黑体"/>
         <w:b/>
         <w:bCs/>
       </w:rPr>
     </w:tblStylePr>
     <w:tblStylePr w:type="lastCol">
       <w:rPr>
+        <w:rFonts w:eastAsia="黑体"/>
         <w:b/>
         <w:bCs/>
       </w:rPr>
@@ -9311,6 +9730,7 @@
       <w:spacing w:after="0" w:line="240" w:lineRule="auto"/>
     </w:pPr>
     <w:rPr>
+      <w:rFonts w:eastAsia="黑体"/>
       <w:color w:themeColor="text1" w:val="000000"/>
     </w:rPr>
     <w:tblPr>
@@ -9330,7 +9750,7 @@
     </w:tblPr>
     <w:tblStylePr w:type="firstRow">
       <w:rPr>
-        <w:rFonts w:asciiTheme="majorHAnsi" w:cstheme="majorBidi" w:eastAsiaTheme="majorEastAsia" w:hAnsiTheme="majorHAnsi"/>
+        <w:rFonts w:asciiTheme="majorHAnsi" w:cstheme="majorBidi" w:hAnsiTheme="majorHAnsi" w:eastAsia="黑体"/>
       </w:rPr>
       <w:tblPr/>
       <w:tcPr>
@@ -9342,6 +9762,7 @@
     </w:tblStylePr>
     <w:tblStylePr w:type="lastRow">
       <w:rPr>
+        <w:rFonts w:eastAsia="黑体"/>
         <w:b/>
         <w:bCs/>
         <w:color w:themeColor="text2" w:val="1F497D"/>
@@ -9356,12 +9777,14 @@
     </w:tblStylePr>
     <w:tblStylePr w:type="firstCol">
       <w:rPr>
+        <w:rFonts w:eastAsia="黑体"/>
         <w:b/>
         <w:bCs/>
       </w:rPr>
     </w:tblStylePr>
     <w:tblStylePr w:type="lastCol">
       <w:rPr>
+        <w:rFonts w:eastAsia="黑体"/>
         <w:b/>
         <w:bCs/>
       </w:rPr>
@@ -9395,7 +9818,7 @@
       <w:spacing w:after="0" w:line="240" w:lineRule="auto"/>
     </w:pPr>
     <w:rPr>
-      <w:rFonts w:asciiTheme="majorHAnsi" w:cstheme="majorBidi" w:eastAsiaTheme="majorEastAsia" w:hAnsiTheme="majorHAnsi"/>
+      <w:rFonts w:asciiTheme="majorHAnsi" w:cstheme="majorBidi" w:hAnsiTheme="majorHAnsi" w:eastAsia="黑体"/>
       <w:color w:themeColor="text1" w:val="000000"/>
     </w:rPr>
     <w:tblPr>
@@ -9417,6 +9840,7 @@
     </w:tblPr>
     <w:tblStylePr w:type="firstRow">
       <w:rPr>
+        <w:rFonts w:eastAsia="黑体"/>
         <w:sz w:val="24"/>
         <w:szCs w:val="24"/>
       </w:rPr>
@@ -9523,7 +9947,7 @@
       <w:spacing w:after="0" w:line="240" w:lineRule="auto"/>
     </w:pPr>
     <w:rPr>
-      <w:rFonts w:asciiTheme="majorHAnsi" w:cstheme="majorBidi" w:eastAsiaTheme="majorEastAsia" w:hAnsiTheme="majorHAnsi"/>
+      <w:rFonts w:asciiTheme="majorHAnsi" w:cstheme="majorBidi" w:hAnsiTheme="majorHAnsi" w:eastAsia="黑体"/>
       <w:color w:themeColor="text1" w:val="000000"/>
     </w:rPr>
     <w:tblPr>
@@ -9545,6 +9969,7 @@
     </w:tblPr>
     <w:tblStylePr w:type="firstRow">
       <w:rPr>
+        <w:rFonts w:eastAsia="黑体"/>
         <w:sz w:val="24"/>
         <w:szCs w:val="24"/>
       </w:rPr>
@@ -9651,7 +10076,7 @@
       <w:spacing w:after="0" w:line="240" w:lineRule="auto"/>
     </w:pPr>
     <w:rPr>
-      <w:rFonts w:asciiTheme="majorHAnsi" w:cstheme="majorBidi" w:eastAsiaTheme="majorEastAsia" w:hAnsiTheme="majorHAnsi"/>
+      <w:rFonts w:asciiTheme="majorHAnsi" w:cstheme="majorBidi" w:hAnsiTheme="majorHAnsi" w:eastAsia="黑体"/>
       <w:color w:themeColor="text1" w:val="000000"/>
     </w:rPr>
     <w:tblPr>
@@ -9673,6 +10098,7 @@
     </w:tblPr>
     <w:tblStylePr w:type="firstRow">
       <w:rPr>
+        <w:rFonts w:eastAsia="黑体"/>
         <w:sz w:val="24"/>
         <w:szCs w:val="24"/>
       </w:rPr>
@@ -9779,7 +10205,7 @@
       <w:spacing w:after="0" w:line="240" w:lineRule="auto"/>
     </w:pPr>
     <w:rPr>
-      <w:rFonts w:asciiTheme="majorHAnsi" w:cstheme="majorBidi" w:eastAsiaTheme="majorEastAsia" w:hAnsiTheme="majorHAnsi"/>
+      <w:rFonts w:asciiTheme="majorHAnsi" w:cstheme="majorBidi" w:hAnsiTheme="majorHAnsi" w:eastAsia="黑体"/>
       <w:color w:themeColor="text1" w:val="000000"/>
     </w:rPr>
     <w:tblPr>
@@ -9801,6 +10227,7 @@
     </w:tblPr>
     <w:tblStylePr w:type="firstRow">
       <w:rPr>
+        <w:rFonts w:eastAsia="黑体"/>
         <w:sz w:val="24"/>
         <w:szCs w:val="24"/>
       </w:rPr>
@@ -9907,7 +10334,7 @@
       <w:spacing w:after="0" w:line="240" w:lineRule="auto"/>
     </w:pPr>
     <w:rPr>
-      <w:rFonts w:asciiTheme="majorHAnsi" w:cstheme="majorBidi" w:eastAsiaTheme="majorEastAsia" w:hAnsiTheme="majorHAnsi"/>
+      <w:rFonts w:asciiTheme="majorHAnsi" w:cstheme="majorBidi" w:hAnsiTheme="majorHAnsi" w:eastAsia="黑体"/>
       <w:color w:themeColor="text1" w:val="000000"/>
     </w:rPr>
     <w:tblPr>
@@ -9929,6 +10356,7 @@
     </w:tblPr>
     <w:tblStylePr w:type="firstRow">
       <w:rPr>
+        <w:rFonts w:eastAsia="黑体"/>
         <w:sz w:val="24"/>
         <w:szCs w:val="24"/>
       </w:rPr>
@@ -10035,7 +10463,7 @@
       <w:spacing w:after="0" w:line="240" w:lineRule="auto"/>
     </w:pPr>
     <w:rPr>
-      <w:rFonts w:asciiTheme="majorHAnsi" w:cstheme="majorBidi" w:eastAsiaTheme="majorEastAsia" w:hAnsiTheme="majorHAnsi"/>
+      <w:rFonts w:asciiTheme="majorHAnsi" w:cstheme="majorBidi" w:hAnsiTheme="majorHAnsi" w:eastAsia="黑体"/>
       <w:color w:themeColor="text1" w:val="000000"/>
     </w:rPr>
     <w:tblPr>
@@ -10057,6 +10485,7 @@
     </w:tblPr>
     <w:tblStylePr w:type="firstRow">
       <w:rPr>
+        <w:rFonts w:eastAsia="黑体"/>
         <w:sz w:val="24"/>
         <w:szCs w:val="24"/>
       </w:rPr>
@@ -10163,7 +10592,7 @@
       <w:spacing w:after="0" w:line="240" w:lineRule="auto"/>
     </w:pPr>
     <w:rPr>
-      <w:rFonts w:asciiTheme="majorHAnsi" w:cstheme="majorBidi" w:eastAsiaTheme="majorEastAsia" w:hAnsiTheme="majorHAnsi"/>
+      <w:rFonts w:asciiTheme="majorHAnsi" w:cstheme="majorBidi" w:hAnsiTheme="majorHAnsi" w:eastAsia="黑体"/>
       <w:color w:themeColor="text1" w:val="000000"/>
     </w:rPr>
     <w:tblPr>
@@ -10185,6 +10614,7 @@
     </w:tblPr>
     <w:tblStylePr w:type="firstRow">
       <w:rPr>
+        <w:rFonts w:eastAsia="黑体"/>
         <w:sz w:val="24"/>
         <w:szCs w:val="24"/>
       </w:rPr>
@@ -10314,12 +10744,14 @@
     </w:tcPr>
     <w:tblStylePr w:type="firstRow">
       <w:rPr>
+        <w:rFonts w:eastAsia="黑体"/>
         <w:b/>
         <w:bCs/>
       </w:rPr>
     </w:tblStylePr>
     <w:tblStylePr w:type="lastRow">
       <w:rPr>
+        <w:rFonts w:eastAsia="黑体"/>
         <w:b/>
         <w:bCs/>
       </w:rPr>
@@ -10332,12 +10764,14 @@
     </w:tblStylePr>
     <w:tblStylePr w:type="firstCol">
       <w:rPr>
+        <w:rFonts w:eastAsia="黑体"/>
         <w:b/>
         <w:bCs/>
       </w:rPr>
     </w:tblStylePr>
     <w:tblStylePr w:type="lastCol">
       <w:rPr>
+        <w:rFonts w:eastAsia="黑体"/>
         <w:b/>
         <w:bCs/>
       </w:rPr>
@@ -10387,12 +10821,14 @@
     </w:tcPr>
     <w:tblStylePr w:type="firstRow">
       <w:rPr>
+        <w:rFonts w:eastAsia="黑体"/>
         <w:b/>
         <w:bCs/>
       </w:rPr>
     </w:tblStylePr>
     <w:tblStylePr w:type="lastRow">
       <w:rPr>
+        <w:rFonts w:eastAsia="黑体"/>
         <w:b/>
         <w:bCs/>
       </w:rPr>
@@ -10405,12 +10841,14 @@
     </w:tblStylePr>
     <w:tblStylePr w:type="firstCol">
       <w:rPr>
+        <w:rFonts w:eastAsia="黑体"/>
         <w:b/>
         <w:bCs/>
       </w:rPr>
     </w:tblStylePr>
     <w:tblStylePr w:type="lastCol">
       <w:rPr>
+        <w:rFonts w:eastAsia="黑体"/>
         <w:b/>
         <w:bCs/>
       </w:rPr>
@@ -10460,12 +10898,14 @@
     </w:tcPr>
     <w:tblStylePr w:type="firstRow">
       <w:rPr>
+        <w:rFonts w:eastAsia="黑体"/>
         <w:b/>
         <w:bCs/>
       </w:rPr>
     </w:tblStylePr>
     <w:tblStylePr w:type="lastRow">
       <w:rPr>
+        <w:rFonts w:eastAsia="黑体"/>
         <w:b/>
         <w:bCs/>
       </w:rPr>
@@ -10478,12 +10918,14 @@
     </w:tblStylePr>
     <w:tblStylePr w:type="firstCol">
       <w:rPr>
+        <w:rFonts w:eastAsia="黑体"/>
         <w:b/>
         <w:bCs/>
       </w:rPr>
     </w:tblStylePr>
     <w:tblStylePr w:type="lastCol">
       <w:rPr>
+        <w:rFonts w:eastAsia="黑体"/>
         <w:b/>
         <w:bCs/>
       </w:rPr>
@@ -10533,12 +10975,14 @@
     </w:tcPr>
     <w:tblStylePr w:type="firstRow">
       <w:rPr>
+        <w:rFonts w:eastAsia="黑体"/>
         <w:b/>
         <w:bCs/>
       </w:rPr>
     </w:tblStylePr>
     <w:tblStylePr w:type="lastRow">
       <w:rPr>
+        <w:rFonts w:eastAsia="黑体"/>
         <w:b/>
         <w:bCs/>
       </w:rPr>
@@ -10551,12 +10995,14 @@
     </w:tblStylePr>
     <w:tblStylePr w:type="firstCol">
       <w:rPr>
+        <w:rFonts w:eastAsia="黑体"/>
         <w:b/>
         <w:bCs/>
       </w:rPr>
     </w:tblStylePr>
     <w:tblStylePr w:type="lastCol">
       <w:rPr>
+        <w:rFonts w:eastAsia="黑体"/>
         <w:b/>
         <w:bCs/>
       </w:rPr>
@@ -10606,12 +11052,14 @@
     </w:tcPr>
     <w:tblStylePr w:type="firstRow">
       <w:rPr>
+        <w:rFonts w:eastAsia="黑体"/>
         <w:b/>
         <w:bCs/>
       </w:rPr>
     </w:tblStylePr>
     <w:tblStylePr w:type="lastRow">
       <w:rPr>
+        <w:rFonts w:eastAsia="黑体"/>
         <w:b/>
         <w:bCs/>
       </w:rPr>
@@ -10624,12 +11072,14 @@
     </w:tblStylePr>
     <w:tblStylePr w:type="firstCol">
       <w:rPr>
+        <w:rFonts w:eastAsia="黑体"/>
         <w:b/>
         <w:bCs/>
       </w:rPr>
     </w:tblStylePr>
     <w:tblStylePr w:type="lastCol">
       <w:rPr>
+        <w:rFonts w:eastAsia="黑体"/>
         <w:b/>
         <w:bCs/>
       </w:rPr>
@@ -10679,12 +11129,14 @@
     </w:tcPr>
     <w:tblStylePr w:type="firstRow">
       <w:rPr>
+        <w:rFonts w:eastAsia="黑体"/>
         <w:b/>
         <w:bCs/>
       </w:rPr>
     </w:tblStylePr>
     <w:tblStylePr w:type="lastRow">
       <w:rPr>
+        <w:rFonts w:eastAsia="黑体"/>
         <w:b/>
         <w:bCs/>
       </w:rPr>
@@ -10697,12 +11149,14 @@
     </w:tblStylePr>
     <w:tblStylePr w:type="firstCol">
       <w:rPr>
+        <w:rFonts w:eastAsia="黑体"/>
         <w:b/>
         <w:bCs/>
       </w:rPr>
     </w:tblStylePr>
     <w:tblStylePr w:type="lastCol">
       <w:rPr>
+        <w:rFonts w:eastAsia="黑体"/>
         <w:b/>
         <w:bCs/>
       </w:rPr>
@@ -10752,12 +11206,14 @@
     </w:tcPr>
     <w:tblStylePr w:type="firstRow">
       <w:rPr>
+        <w:rFonts w:eastAsia="黑体"/>
         <w:b/>
         <w:bCs/>
       </w:rPr>
     </w:tblStylePr>
     <w:tblStylePr w:type="lastRow">
       <w:rPr>
+        <w:rFonts w:eastAsia="黑体"/>
         <w:b/>
         <w:bCs/>
       </w:rPr>
@@ -10770,12 +11226,14 @@
     </w:tblStylePr>
     <w:tblStylePr w:type="firstCol">
       <w:rPr>
+        <w:rFonts w:eastAsia="黑体"/>
         <w:b/>
         <w:bCs/>
       </w:rPr>
     </w:tblStylePr>
     <w:tblStylePr w:type="lastCol">
       <w:rPr>
+        <w:rFonts w:eastAsia="黑体"/>
         <w:b/>
         <w:bCs/>
       </w:rPr>
@@ -10802,7 +11260,7 @@
       <w:spacing w:after="0" w:line="240" w:lineRule="auto"/>
     </w:pPr>
     <w:rPr>
-      <w:rFonts w:asciiTheme="majorHAnsi" w:cstheme="majorBidi" w:eastAsiaTheme="majorEastAsia" w:hAnsiTheme="majorHAnsi"/>
+      <w:rFonts w:asciiTheme="majorHAnsi" w:cstheme="majorBidi" w:hAnsiTheme="majorHAnsi" w:eastAsia="黑体"/>
       <w:color w:themeColor="text1" w:val="000000"/>
     </w:rPr>
     <w:tblPr>
@@ -10829,6 +11287,7 @@
     </w:tcPr>
     <w:tblStylePr w:type="firstRow">
       <w:rPr>
+        <w:rFonts w:eastAsia="黑体"/>
         <w:b/>
         <w:bCs/>
         <w:color w:themeColor="text1" w:val="000000"/>
@@ -10840,6 +11299,7 @@
     </w:tblStylePr>
     <w:tblStylePr w:type="lastRow">
       <w:rPr>
+        <w:rFonts w:eastAsia="黑体"/>
         <w:b/>
         <w:bCs/>
         <w:color w:themeColor="text1" w:val="000000"/>
@@ -10859,6 +11319,7 @@
     </w:tblStylePr>
     <w:tblStylePr w:type="firstCol">
       <w:rPr>
+        <w:rFonts w:eastAsia="黑体"/>
         <w:b/>
         <w:bCs/>
         <w:color w:themeColor="text1" w:val="000000"/>
@@ -10878,6 +11339,7 @@
     </w:tblStylePr>
     <w:tblStylePr w:type="lastCol">
       <w:rPr>
+        <w:rFonts w:eastAsia="黑体"/>
         <w:b w:val="0"/>
         <w:bCs w:val="0"/>
         <w:color w:themeColor="text1" w:val="000000"/>
@@ -10927,7 +11389,7 @@
       <w:spacing w:after="0" w:line="240" w:lineRule="auto"/>
     </w:pPr>
     <w:rPr>
-      <w:rFonts w:asciiTheme="majorHAnsi" w:cstheme="majorBidi" w:eastAsiaTheme="majorEastAsia" w:hAnsiTheme="majorHAnsi"/>
+      <w:rFonts w:asciiTheme="majorHAnsi" w:cstheme="majorBidi" w:hAnsiTheme="majorHAnsi" w:eastAsia="黑体"/>
       <w:color w:themeColor="text1" w:val="000000"/>
     </w:rPr>
     <w:tblPr>
@@ -10954,6 +11416,7 @@
     </w:tcPr>
     <w:tblStylePr w:type="firstRow">
       <w:rPr>
+        <w:rFonts w:eastAsia="黑体"/>
         <w:b/>
         <w:bCs/>
         <w:color w:themeColor="text1" w:val="000000"/>
@@ -10965,6 +11428,7 @@
     </w:tblStylePr>
     <w:tblStylePr w:type="lastRow">
       <w:rPr>
+        <w:rFonts w:eastAsia="黑体"/>
         <w:b/>
         <w:bCs/>
         <w:color w:themeColor="text1" w:val="000000"/>
@@ -10984,6 +11448,7 @@
     </w:tblStylePr>
     <w:tblStylePr w:type="firstCol">
       <w:rPr>
+        <w:rFonts w:eastAsia="黑体"/>
         <w:b/>
         <w:bCs/>
         <w:color w:themeColor="text1" w:val="000000"/>
@@ -11003,6 +11468,7 @@
     </w:tblStylePr>
     <w:tblStylePr w:type="lastCol">
       <w:rPr>
+        <w:rFonts w:eastAsia="黑体"/>
         <w:b w:val="0"/>
         <w:bCs w:val="0"/>
         <w:color w:themeColor="text1" w:val="000000"/>
@@ -11052,7 +11518,7 @@
       <w:spacing w:after="0" w:line="240" w:lineRule="auto"/>
     </w:pPr>
     <w:rPr>
-      <w:rFonts w:asciiTheme="majorHAnsi" w:cstheme="majorBidi" w:eastAsiaTheme="majorEastAsia" w:hAnsiTheme="majorHAnsi"/>
+      <w:rFonts w:asciiTheme="majorHAnsi" w:cstheme="majorBidi" w:hAnsiTheme="majorHAnsi" w:eastAsia="黑体"/>
       <w:color w:themeColor="text1" w:val="000000"/>
     </w:rPr>
     <w:tblPr>
@@ -11079,6 +11545,7 @@
     </w:tcPr>
     <w:tblStylePr w:type="firstRow">
       <w:rPr>
+        <w:rFonts w:eastAsia="黑体"/>
         <w:b/>
         <w:bCs/>
         <w:color w:themeColor="text1" w:val="000000"/>
@@ -11090,6 +11557,7 @@
     </w:tblStylePr>
     <w:tblStylePr w:type="lastRow">
       <w:rPr>
+        <w:rFonts w:eastAsia="黑体"/>
         <w:b/>
         <w:bCs/>
         <w:color w:themeColor="text1" w:val="000000"/>
@@ -11109,6 +11577,7 @@
     </w:tblStylePr>
     <w:tblStylePr w:type="firstCol">
       <w:rPr>
+        <w:rFonts w:eastAsia="黑体"/>
         <w:b/>
         <w:bCs/>
         <w:color w:themeColor="text1" w:val="000000"/>
@@ -11128,6 +11597,7 @@
     </w:tblStylePr>
     <w:tblStylePr w:type="lastCol">
       <w:rPr>
+        <w:rFonts w:eastAsia="黑体"/>
         <w:b w:val="0"/>
         <w:bCs w:val="0"/>
         <w:color w:themeColor="text1" w:val="000000"/>
@@ -11177,7 +11647,7 @@
       <w:spacing w:after="0" w:line="240" w:lineRule="auto"/>
     </w:pPr>
     <w:rPr>
-      <w:rFonts w:asciiTheme="majorHAnsi" w:cstheme="majorBidi" w:eastAsiaTheme="majorEastAsia" w:hAnsiTheme="majorHAnsi"/>
+      <w:rFonts w:asciiTheme="majorHAnsi" w:cstheme="majorBidi" w:hAnsiTheme="majorHAnsi" w:eastAsia="黑体"/>
       <w:color w:themeColor="text1" w:val="000000"/>
     </w:rPr>
     <w:tblPr>
@@ -11204,6 +11674,7 @@
     </w:tcPr>
     <w:tblStylePr w:type="firstRow">
       <w:rPr>
+        <w:rFonts w:eastAsia="黑体"/>
         <w:b/>
         <w:bCs/>
         <w:color w:themeColor="text1" w:val="000000"/>
@@ -11215,6 +11686,7 @@
     </w:tblStylePr>
     <w:tblStylePr w:type="lastRow">
       <w:rPr>
+        <w:rFonts w:eastAsia="黑体"/>
         <w:b/>
         <w:bCs/>
         <w:color w:themeColor="text1" w:val="000000"/>
@@ -11234,6 +11706,7 @@
     </w:tblStylePr>
     <w:tblStylePr w:type="firstCol">
       <w:rPr>
+        <w:rFonts w:eastAsia="黑体"/>
         <w:b/>
         <w:bCs/>
         <w:color w:themeColor="text1" w:val="000000"/>
@@ -11253,6 +11726,7 @@
     </w:tblStylePr>
     <w:tblStylePr w:type="lastCol">
       <w:rPr>
+        <w:rFonts w:eastAsia="黑体"/>
         <w:b w:val="0"/>
         <w:bCs w:val="0"/>
         <w:color w:themeColor="text1" w:val="000000"/>
@@ -11302,7 +11776,7 @@
       <w:spacing w:after="0" w:line="240" w:lineRule="auto"/>
     </w:pPr>
     <w:rPr>
-      <w:rFonts w:asciiTheme="majorHAnsi" w:cstheme="majorBidi" w:eastAsiaTheme="majorEastAsia" w:hAnsiTheme="majorHAnsi"/>
+      <w:rFonts w:asciiTheme="majorHAnsi" w:cstheme="majorBidi" w:hAnsiTheme="majorHAnsi" w:eastAsia="黑体"/>
       <w:color w:themeColor="text1" w:val="000000"/>
     </w:rPr>
     <w:tblPr>
@@ -11329,6 +11803,7 @@
     </w:tcPr>
     <w:tblStylePr w:type="firstRow">
       <w:rPr>
+        <w:rFonts w:eastAsia="黑体"/>
         <w:b/>
         <w:bCs/>
         <w:color w:themeColor="text1" w:val="000000"/>
@@ -11340,6 +11815,7 @@
     </w:tblStylePr>
     <w:tblStylePr w:type="lastRow">
       <w:rPr>
+        <w:rFonts w:eastAsia="黑体"/>
         <w:b/>
         <w:bCs/>
         <w:color w:themeColor="text1" w:val="000000"/>
@@ -11359,6 +11835,7 @@
     </w:tblStylePr>
     <w:tblStylePr w:type="firstCol">
       <w:rPr>
+        <w:rFonts w:eastAsia="黑体"/>
         <w:b/>
         <w:bCs/>
         <w:color w:themeColor="text1" w:val="000000"/>
@@ -11378,6 +11855,7 @@
     </w:tblStylePr>
     <w:tblStylePr w:type="lastCol">
       <w:rPr>
+        <w:rFonts w:eastAsia="黑体"/>
         <w:b w:val="0"/>
         <w:bCs w:val="0"/>
         <w:color w:themeColor="text1" w:val="000000"/>
@@ -11427,7 +11905,7 @@
       <w:spacing w:after="0" w:line="240" w:lineRule="auto"/>
     </w:pPr>
     <w:rPr>
-      <w:rFonts w:asciiTheme="majorHAnsi" w:cstheme="majorBidi" w:eastAsiaTheme="majorEastAsia" w:hAnsiTheme="majorHAnsi"/>
+      <w:rFonts w:asciiTheme="majorHAnsi" w:cstheme="majorBidi" w:hAnsiTheme="majorHAnsi" w:eastAsia="黑体"/>
       <w:color w:themeColor="text1" w:val="000000"/>
     </w:rPr>
     <w:tblPr>
@@ -11454,6 +11932,7 @@
     </w:tcPr>
     <w:tblStylePr w:type="firstRow">
       <w:rPr>
+        <w:rFonts w:eastAsia="黑体"/>
         <w:b/>
         <w:bCs/>
         <w:color w:themeColor="text1" w:val="000000"/>
@@ -11465,6 +11944,7 @@
     </w:tblStylePr>
     <w:tblStylePr w:type="lastRow">
       <w:rPr>
+        <w:rFonts w:eastAsia="黑体"/>
         <w:b/>
         <w:bCs/>
         <w:color w:themeColor="text1" w:val="000000"/>
@@ -11484,6 +11964,7 @@
     </w:tblStylePr>
     <w:tblStylePr w:type="firstCol">
       <w:rPr>
+        <w:rFonts w:eastAsia="黑体"/>
         <w:b/>
         <w:bCs/>
         <w:color w:themeColor="text1" w:val="000000"/>
@@ -11503,6 +11984,7 @@
     </w:tblStylePr>
     <w:tblStylePr w:type="lastCol">
       <w:rPr>
+        <w:rFonts w:eastAsia="黑体"/>
         <w:b w:val="0"/>
         <w:bCs w:val="0"/>
         <w:color w:themeColor="text1" w:val="000000"/>
@@ -11552,7 +12034,7 @@
       <w:spacing w:after="0" w:line="240" w:lineRule="auto"/>
     </w:pPr>
     <w:rPr>
-      <w:rFonts w:asciiTheme="majorHAnsi" w:cstheme="majorBidi" w:eastAsiaTheme="majorEastAsia" w:hAnsiTheme="majorHAnsi"/>
+      <w:rFonts w:asciiTheme="majorHAnsi" w:cstheme="majorBidi" w:hAnsiTheme="majorHAnsi" w:eastAsia="黑体"/>
       <w:color w:themeColor="text1" w:val="000000"/>
     </w:rPr>
     <w:tblPr>
@@ -11579,6 +12061,7 @@
     </w:tcPr>
     <w:tblStylePr w:type="firstRow">
       <w:rPr>
+        <w:rFonts w:eastAsia="黑体"/>
         <w:b/>
         <w:bCs/>
         <w:color w:themeColor="text1" w:val="000000"/>
@@ -11590,6 +12073,7 @@
     </w:tblStylePr>
     <w:tblStylePr w:type="lastRow">
       <w:rPr>
+        <w:rFonts w:eastAsia="黑体"/>
         <w:b/>
         <w:bCs/>
         <w:color w:themeColor="text1" w:val="000000"/>
@@ -11609,6 +12093,7 @@
     </w:tblStylePr>
     <w:tblStylePr w:type="firstCol">
       <w:rPr>
+        <w:rFonts w:eastAsia="黑体"/>
         <w:b/>
         <w:bCs/>
         <w:color w:themeColor="text1" w:val="000000"/>
@@ -11628,6 +12113,7 @@
     </w:tblStylePr>
     <w:tblStylePr w:type="lastCol">
       <w:rPr>
+        <w:rFonts w:eastAsia="黑体"/>
         <w:b w:val="0"/>
         <w:bCs w:val="0"/>
         <w:color w:themeColor="text1" w:val="000000"/>
@@ -11700,6 +12186,7 @@
     </w:tcPr>
     <w:tblStylePr w:type="firstRow">
       <w:rPr>
+        <w:rFonts w:eastAsia="黑体"/>
         <w:b/>
         <w:bCs/>
         <w:i w:val="0"/>
@@ -11721,6 +12208,7 @@
     </w:tblStylePr>
     <w:tblStylePr w:type="lastRow">
       <w:rPr>
+        <w:rFonts w:eastAsia="黑体"/>
         <w:b/>
         <w:bCs/>
         <w:i w:val="0"/>
@@ -11742,6 +12230,7 @@
     </w:tblStylePr>
     <w:tblStylePr w:type="firstCol">
       <w:rPr>
+        <w:rFonts w:eastAsia="黑体"/>
         <w:b/>
         <w:bCs/>
         <w:i w:val="0"/>
@@ -11761,6 +12250,7 @@
     </w:tblStylePr>
     <w:tblStylePr w:type="lastCol">
       <w:rPr>
+        <w:rFonts w:eastAsia="黑体"/>
         <w:b/>
         <w:bCs/>
         <w:i w:val="0"/>
@@ -11841,6 +12331,7 @@
     </w:tcPr>
     <w:tblStylePr w:type="firstRow">
       <w:rPr>
+        <w:rFonts w:eastAsia="黑体"/>
         <w:b/>
         <w:bCs/>
         <w:i w:val="0"/>
@@ -11862,6 +12353,7 @@
     </w:tblStylePr>
     <w:tblStylePr w:type="lastRow">
       <w:rPr>
+        <w:rFonts w:eastAsia="黑体"/>
         <w:b/>
         <w:bCs/>
         <w:i w:val="0"/>
@@ -11883,6 +12375,7 @@
     </w:tblStylePr>
     <w:tblStylePr w:type="firstCol">
       <w:rPr>
+        <w:rFonts w:eastAsia="黑体"/>
         <w:b/>
         <w:bCs/>
         <w:i w:val="0"/>
@@ -11902,6 +12395,7 @@
     </w:tblStylePr>
     <w:tblStylePr w:type="lastCol">
       <w:rPr>
+        <w:rFonts w:eastAsia="黑体"/>
         <w:b/>
         <w:bCs/>
         <w:i w:val="0"/>
@@ -11982,6 +12476,7 @@
     </w:tcPr>
     <w:tblStylePr w:type="firstRow">
       <w:rPr>
+        <w:rFonts w:eastAsia="黑体"/>
         <w:b/>
         <w:bCs/>
         <w:i w:val="0"/>
@@ -12003,6 +12498,7 @@
     </w:tblStylePr>
     <w:tblStylePr w:type="lastRow">
       <w:rPr>
+        <w:rFonts w:eastAsia="黑体"/>
         <w:b/>
         <w:bCs/>
         <w:i w:val="0"/>
@@ -12024,6 +12520,7 @@
     </w:tblStylePr>
     <w:tblStylePr w:type="firstCol">
       <w:rPr>
+        <w:rFonts w:eastAsia="黑体"/>
         <w:b/>
         <w:bCs/>
         <w:i w:val="0"/>
@@ -12043,6 +12540,7 @@
     </w:tblStylePr>
     <w:tblStylePr w:type="lastCol">
       <w:rPr>
+        <w:rFonts w:eastAsia="黑体"/>
         <w:b/>
         <w:bCs/>
         <w:i w:val="0"/>
@@ -12123,6 +12621,7 @@
     </w:tcPr>
     <w:tblStylePr w:type="firstRow">
       <w:rPr>
+        <w:rFonts w:eastAsia="黑体"/>
         <w:b/>
         <w:bCs/>
         <w:i w:val="0"/>
@@ -12144,6 +12643,7 @@
     </w:tblStylePr>
     <w:tblStylePr w:type="lastRow">
       <w:rPr>
+        <w:rFonts w:eastAsia="黑体"/>
         <w:b/>
         <w:bCs/>
         <w:i w:val="0"/>
@@ -12165,6 +12665,7 @@
     </w:tblStylePr>
     <w:tblStylePr w:type="firstCol">
       <w:rPr>
+        <w:rFonts w:eastAsia="黑体"/>
         <w:b/>
         <w:bCs/>
         <w:i w:val="0"/>
@@ -12184,6 +12685,7 @@
     </w:tblStylePr>
     <w:tblStylePr w:type="lastCol">
       <w:rPr>
+        <w:rFonts w:eastAsia="黑体"/>
         <w:b/>
         <w:bCs/>
         <w:i w:val="0"/>
@@ -12264,6 +12766,7 @@
     </w:tcPr>
     <w:tblStylePr w:type="firstRow">
       <w:rPr>
+        <w:rFonts w:eastAsia="黑体"/>
         <w:b/>
         <w:bCs/>
         <w:i w:val="0"/>
@@ -12285,6 +12788,7 @@
     </w:tblStylePr>
     <w:tblStylePr w:type="lastRow">
       <w:rPr>
+        <w:rFonts w:eastAsia="黑体"/>
         <w:b/>
         <w:bCs/>
         <w:i w:val="0"/>
@@ -12306,6 +12810,7 @@
     </w:tblStylePr>
     <w:tblStylePr w:type="firstCol">
       <w:rPr>
+        <w:rFonts w:eastAsia="黑体"/>
         <w:b/>
         <w:bCs/>
         <w:i w:val="0"/>
@@ -12325,6 +12830,7 @@
     </w:tblStylePr>
     <w:tblStylePr w:type="lastCol">
       <w:rPr>
+        <w:rFonts w:eastAsia="黑体"/>
         <w:b/>
         <w:bCs/>
         <w:i w:val="0"/>
@@ -12405,6 +12911,7 @@
     </w:tcPr>
     <w:tblStylePr w:type="firstRow">
       <w:rPr>
+        <w:rFonts w:eastAsia="黑体"/>
         <w:b/>
         <w:bCs/>
         <w:i w:val="0"/>
@@ -12426,6 +12933,7 @@
     </w:tblStylePr>
     <w:tblStylePr w:type="lastRow">
       <w:rPr>
+        <w:rFonts w:eastAsia="黑体"/>
         <w:b/>
         <w:bCs/>
         <w:i w:val="0"/>
@@ -12447,6 +12955,7 @@
     </w:tblStylePr>
     <w:tblStylePr w:type="firstCol">
       <w:rPr>
+        <w:rFonts w:eastAsia="黑体"/>
         <w:b/>
         <w:bCs/>
         <w:i w:val="0"/>
@@ -12466,6 +12975,7 @@
     </w:tblStylePr>
     <w:tblStylePr w:type="lastCol">
       <w:rPr>
+        <w:rFonts w:eastAsia="黑体"/>
         <w:b/>
         <w:bCs/>
         <w:i w:val="0"/>
@@ -12546,6 +13056,7 @@
     </w:tcPr>
     <w:tblStylePr w:type="firstRow">
       <w:rPr>
+        <w:rFonts w:eastAsia="黑体"/>
         <w:b/>
         <w:bCs/>
         <w:i w:val="0"/>
@@ -12567,6 +13078,7 @@
     </w:tblStylePr>
     <w:tblStylePr w:type="lastRow">
       <w:rPr>
+        <w:rFonts w:eastAsia="黑体"/>
         <w:b/>
         <w:bCs/>
         <w:i w:val="0"/>
@@ -12588,6 +13100,7 @@
     </w:tblStylePr>
     <w:tblStylePr w:type="firstCol">
       <w:rPr>
+        <w:rFonts w:eastAsia="黑体"/>
         <w:b/>
         <w:bCs/>
         <w:i w:val="0"/>
@@ -12607,6 +13120,7 @@
     </w:tblStylePr>
     <w:tblStylePr w:type="lastCol">
       <w:rPr>
+        <w:rFonts w:eastAsia="黑体"/>
         <w:b/>
         <w:bCs/>
         <w:i w:val="0"/>
@@ -12664,6 +13178,7 @@
       <w:spacing w:after="0" w:line="240" w:lineRule="auto"/>
     </w:pPr>
     <w:rPr>
+      <w:rFonts w:eastAsia="黑体"/>
       <w:color w:themeColor="background1" w:val="FFFFFF"/>
     </w:rPr>
     <w:tblPr>
@@ -12682,6 +13197,7 @@
     </w:tcPr>
     <w:tblStylePr w:type="firstRow">
       <w:rPr>
+        <w:rFonts w:eastAsia="黑体"/>
         <w:b/>
         <w:bCs/>
       </w:rPr>
@@ -12778,6 +13294,7 @@
       <w:spacing w:after="0" w:line="240" w:lineRule="auto"/>
     </w:pPr>
     <w:rPr>
+      <w:rFonts w:eastAsia="黑体"/>
       <w:color w:themeColor="background1" w:val="FFFFFF"/>
     </w:rPr>
     <w:tblPr>
@@ -12796,6 +13313,7 @@
     </w:tcPr>
     <w:tblStylePr w:type="firstRow">
       <w:rPr>
+        <w:rFonts w:eastAsia="黑体"/>
         <w:b/>
         <w:bCs/>
       </w:rPr>
@@ -12892,6 +13410,7 @@
       <w:spacing w:after="0" w:line="240" w:lineRule="auto"/>
     </w:pPr>
     <w:rPr>
+      <w:rFonts w:eastAsia="黑体"/>
       <w:color w:themeColor="background1" w:val="FFFFFF"/>
     </w:rPr>
     <w:tblPr>
@@ -12910,6 +13429,7 @@
     </w:tcPr>
     <w:tblStylePr w:type="firstRow">
       <w:rPr>
+        <w:rFonts w:eastAsia="黑体"/>
         <w:b/>
         <w:bCs/>
       </w:rPr>
@@ -13006,6 +13526,7 @@
       <w:spacing w:after="0" w:line="240" w:lineRule="auto"/>
     </w:pPr>
     <w:rPr>
+      <w:rFonts w:eastAsia="黑体"/>
       <w:color w:themeColor="background1" w:val="FFFFFF"/>
     </w:rPr>
     <w:tblPr>
@@ -13024,6 +13545,7 @@
     </w:tcPr>
     <w:tblStylePr w:type="firstRow">
       <w:rPr>
+        <w:rFonts w:eastAsia="黑体"/>
         <w:b/>
         <w:bCs/>
       </w:rPr>
@@ -13120,6 +13642,7 @@
       <w:spacing w:after="0" w:line="240" w:lineRule="auto"/>
     </w:pPr>
     <w:rPr>
+      <w:rFonts w:eastAsia="黑体"/>
       <w:color w:themeColor="background1" w:val="FFFFFF"/>
     </w:rPr>
     <w:tblPr>
@@ -13138,6 +13661,7 @@
     </w:tcPr>
     <w:tblStylePr w:type="firstRow">
       <w:rPr>
+        <w:rFonts w:eastAsia="黑体"/>
         <w:b/>
         <w:bCs/>
       </w:rPr>
@@ -13234,6 +13758,7 @@
       <w:spacing w:after="0" w:line="240" w:lineRule="auto"/>
     </w:pPr>
     <w:rPr>
+      <w:rFonts w:eastAsia="黑体"/>
       <w:color w:themeColor="background1" w:val="FFFFFF"/>
     </w:rPr>
     <w:tblPr>
@@ -13252,6 +13777,7 @@
     </w:tcPr>
     <w:tblStylePr w:type="firstRow">
       <w:rPr>
+        <w:rFonts w:eastAsia="黑体"/>
         <w:b/>
         <w:bCs/>
       </w:rPr>
@@ -13348,6 +13874,7 @@
       <w:spacing w:after="0" w:line="240" w:lineRule="auto"/>
     </w:pPr>
     <w:rPr>
+      <w:rFonts w:eastAsia="黑体"/>
       <w:color w:themeColor="background1" w:val="FFFFFF"/>
     </w:rPr>
     <w:tblPr>
@@ -13366,6 +13893,7 @@
     </w:tcPr>
     <w:tblStylePr w:type="firstRow">
       <w:rPr>
+        <w:rFonts w:eastAsia="黑体"/>
         <w:b/>
         <w:bCs/>
       </w:rPr>
@@ -13462,6 +13990,7 @@
       <w:spacing w:after="0" w:line="240" w:lineRule="auto"/>
     </w:pPr>
     <w:rPr>
+      <w:rFonts w:eastAsia="黑体"/>
       <w:color w:themeColor="text1" w:val="000000"/>
     </w:rPr>
     <w:tblPr>
@@ -13488,6 +14017,7 @@
     </w:tcPr>
     <w:tblStylePr w:type="firstRow">
       <w:rPr>
+        <w:rFonts w:eastAsia="黑体"/>
         <w:b/>
         <w:bCs/>
       </w:rPr>
@@ -13506,6 +14036,7 @@
     </w:tblStylePr>
     <w:tblStylePr w:type="lastRow">
       <w:rPr>
+        <w:rFonts w:eastAsia="黑体"/>
         <w:b/>
         <w:bCs/>
         <w:color w:themeColor="background1" w:val="FFFFFF"/>
@@ -13520,6 +14051,7 @@
     </w:tblStylePr>
     <w:tblStylePr w:type="firstCol">
       <w:rPr>
+        <w:rFonts w:eastAsia="黑体"/>
         <w:color w:themeColor="background1" w:val="FFFFFF"/>
       </w:rPr>
       <w:tblPr/>
@@ -13537,6 +14069,7 @@
     </w:tblStylePr>
     <w:tblStylePr w:type="lastCol">
       <w:rPr>
+        <w:rFonts w:eastAsia="黑体"/>
         <w:color w:themeColor="background1" w:val="FFFFFF"/>
       </w:rPr>
       <w:tblPr/>
@@ -13566,11 +14099,13 @@
     </w:tblStylePr>
     <w:tblStylePr w:type="neCell">
       <w:rPr>
+        <w:rFonts w:eastAsia="黑体"/>
         <w:color w:themeColor="text1" w:val="000000"/>
       </w:rPr>
     </w:tblStylePr>
     <w:tblStylePr w:type="nwCell">
       <w:rPr>
+        <w:rFonts w:eastAsia="黑体"/>
         <w:color w:themeColor="text1" w:val="000000"/>
       </w:rPr>
     </w:tblStylePr>
@@ -13584,6 +14119,7 @@
       <w:spacing w:after="0" w:line="240" w:lineRule="auto"/>
     </w:pPr>
     <w:rPr>
+      <w:rFonts w:eastAsia="黑体"/>
       <w:color w:themeColor="text1" w:val="000000"/>
     </w:rPr>
     <w:tblPr>
@@ -13610,6 +14146,7 @@
     </w:tcPr>
     <w:tblStylePr w:type="firstRow">
       <w:rPr>
+        <w:rFonts w:eastAsia="黑体"/>
         <w:b/>
         <w:bCs/>
       </w:rPr>
@@ -13628,6 +14165,7 @@
     </w:tblStylePr>
     <w:tblStylePr w:type="lastRow">
       <w:rPr>
+        <w:rFonts w:eastAsia="黑体"/>
         <w:b/>
         <w:bCs/>
         <w:color w:themeColor="background1" w:val="FFFFFF"/>
@@ -13642,6 +14180,7 @@
     </w:tblStylePr>
     <w:tblStylePr w:type="firstCol">
       <w:rPr>
+        <w:rFonts w:eastAsia="黑体"/>
         <w:color w:themeColor="background1" w:val="FFFFFF"/>
       </w:rPr>
       <w:tblPr/>
@@ -13659,6 +14198,7 @@
     </w:tblStylePr>
     <w:tblStylePr w:type="lastCol">
       <w:rPr>
+        <w:rFonts w:eastAsia="黑体"/>
         <w:color w:themeColor="background1" w:val="FFFFFF"/>
       </w:rPr>
       <w:tblPr/>
@@ -13688,11 +14228,13 @@
     </w:tblStylePr>
     <w:tblStylePr w:type="neCell">
       <w:rPr>
+        <w:rFonts w:eastAsia="黑体"/>
         <w:color w:themeColor="text1" w:val="000000"/>
       </w:rPr>
     </w:tblStylePr>
     <w:tblStylePr w:type="nwCell">
       <w:rPr>
+        <w:rFonts w:eastAsia="黑体"/>
         <w:color w:themeColor="text1" w:val="000000"/>
       </w:rPr>
     </w:tblStylePr>
@@ -13706,6 +14248,7 @@
       <w:spacing w:after="0" w:line="240" w:lineRule="auto"/>
     </w:pPr>
     <w:rPr>
+      <w:rFonts w:eastAsia="黑体"/>
       <w:color w:themeColor="text1" w:val="000000"/>
     </w:rPr>
     <w:tblPr>
@@ -13732,6 +14275,7 @@
     </w:tcPr>
     <w:tblStylePr w:type="firstRow">
       <w:rPr>
+        <w:rFonts w:eastAsia="黑体"/>
         <w:b/>
         <w:bCs/>
       </w:rPr>
@@ -13750,6 +14294,7 @@
     </w:tblStylePr>
     <w:tblStylePr w:type="lastRow">
       <w:rPr>
+        <w:rFonts w:eastAsia="黑体"/>
         <w:b/>
         <w:bCs/>
         <w:color w:themeColor="background1" w:val="FFFFFF"/>
@@ -13764,6 +14309,7 @@
     </w:tblStylePr>
     <w:tblStylePr w:type="firstCol">
       <w:rPr>
+        <w:rFonts w:eastAsia="黑体"/>
         <w:color w:themeColor="background1" w:val="FFFFFF"/>
       </w:rPr>
       <w:tblPr/>
@@ -13781,6 +14327,7 @@
     </w:tblStylePr>
     <w:tblStylePr w:type="lastCol">
       <w:rPr>
+        <w:rFonts w:eastAsia="黑体"/>
         <w:color w:themeColor="background1" w:val="FFFFFF"/>
       </w:rPr>
       <w:tblPr/>
@@ -13810,11 +14357,13 @@
     </w:tblStylePr>
     <w:tblStylePr w:type="neCell">
       <w:rPr>
+        <w:rFonts w:eastAsia="黑体"/>
         <w:color w:themeColor="text1" w:val="000000"/>
       </w:rPr>
     </w:tblStylePr>
     <w:tblStylePr w:type="nwCell">
       <w:rPr>
+        <w:rFonts w:eastAsia="黑体"/>
         <w:color w:themeColor="text1" w:val="000000"/>
       </w:rPr>
     </w:tblStylePr>
@@ -13828,6 +14377,7 @@
       <w:spacing w:after="0" w:line="240" w:lineRule="auto"/>
     </w:pPr>
     <w:rPr>
+      <w:rFonts w:eastAsia="黑体"/>
       <w:color w:themeColor="text1" w:val="000000"/>
     </w:rPr>
     <w:tblPr>
@@ -13854,6 +14404,7 @@
     </w:tcPr>
     <w:tblStylePr w:type="firstRow">
       <w:rPr>
+        <w:rFonts w:eastAsia="黑体"/>
         <w:b/>
         <w:bCs/>
       </w:rPr>
@@ -13872,6 +14423,7 @@
     </w:tblStylePr>
     <w:tblStylePr w:type="lastRow">
       <w:rPr>
+        <w:rFonts w:eastAsia="黑体"/>
         <w:b/>
         <w:bCs/>
         <w:color w:themeColor="background1" w:val="FFFFFF"/>
@@ -13886,6 +14438,7 @@
     </w:tblStylePr>
     <w:tblStylePr w:type="firstCol">
       <w:rPr>
+        <w:rFonts w:eastAsia="黑体"/>
         <w:color w:themeColor="background1" w:val="FFFFFF"/>
       </w:rPr>
       <w:tblPr/>
@@ -13903,6 +14456,7 @@
     </w:tblStylePr>
     <w:tblStylePr w:type="lastCol">
       <w:rPr>
+        <w:rFonts w:eastAsia="黑体"/>
         <w:color w:themeColor="background1" w:val="FFFFFF"/>
       </w:rPr>
       <w:tblPr/>
@@ -13940,6 +14494,7 @@
       <w:spacing w:after="0" w:line="240" w:lineRule="auto"/>
     </w:pPr>
     <w:rPr>
+      <w:rFonts w:eastAsia="黑体"/>
       <w:color w:themeColor="text1" w:val="000000"/>
     </w:rPr>
     <w:tblPr>
@@ -13966,6 +14521,7 @@
     </w:tcPr>
     <w:tblStylePr w:type="firstRow">
       <w:rPr>
+        <w:rFonts w:eastAsia="黑体"/>
         <w:b/>
         <w:bCs/>
       </w:rPr>
@@ -13984,6 +14540,7 @@
     </w:tblStylePr>
     <w:tblStylePr w:type="lastRow">
       <w:rPr>
+        <w:rFonts w:eastAsia="黑体"/>
         <w:b/>
         <w:bCs/>
         <w:color w:themeColor="background1" w:val="FFFFFF"/>
@@ -13998,6 +14555,7 @@
     </w:tblStylePr>
     <w:tblStylePr w:type="firstCol">
       <w:rPr>
+        <w:rFonts w:eastAsia="黑体"/>
         <w:color w:themeColor="background1" w:val="FFFFFF"/>
       </w:rPr>
       <w:tblPr/>
@@ -14015,6 +14573,7 @@
     </w:tblStylePr>
     <w:tblStylePr w:type="lastCol">
       <w:rPr>
+        <w:rFonts w:eastAsia="黑体"/>
         <w:color w:themeColor="background1" w:val="FFFFFF"/>
       </w:rPr>
       <w:tblPr/>
@@ -14044,11 +14603,13 @@
     </w:tblStylePr>
     <w:tblStylePr w:type="neCell">
       <w:rPr>
+        <w:rFonts w:eastAsia="黑体"/>
         <w:color w:themeColor="text1" w:val="000000"/>
       </w:rPr>
     </w:tblStylePr>
     <w:tblStylePr w:type="nwCell">
       <w:rPr>
+        <w:rFonts w:eastAsia="黑体"/>
         <w:color w:themeColor="text1" w:val="000000"/>
       </w:rPr>
     </w:tblStylePr>
@@ -14062,6 +14623,7 @@
       <w:spacing w:after="0" w:line="240" w:lineRule="auto"/>
     </w:pPr>
     <w:rPr>
+      <w:rFonts w:eastAsia="黑体"/>
       <w:color w:themeColor="text1" w:val="000000"/>
     </w:rPr>
     <w:tblPr>
@@ -14088,6 +14650,7 @@
     </w:tcPr>
     <w:tblStylePr w:type="firstRow">
       <w:rPr>
+        <w:rFonts w:eastAsia="黑体"/>
         <w:b/>
         <w:bCs/>
       </w:rPr>
@@ -14106,6 +14669,7 @@
     </w:tblStylePr>
     <w:tblStylePr w:type="lastRow">
       <w:rPr>
+        <w:rFonts w:eastAsia="黑体"/>
         <w:b/>
         <w:bCs/>
         <w:color w:themeColor="background1" w:val="FFFFFF"/>
@@ -14120,6 +14684,7 @@
     </w:tblStylePr>
     <w:tblStylePr w:type="firstCol">
       <w:rPr>
+        <w:rFonts w:eastAsia="黑体"/>
         <w:color w:themeColor="background1" w:val="FFFFFF"/>
       </w:rPr>
       <w:tblPr/>
@@ -14137,6 +14702,7 @@
     </w:tblStylePr>
     <w:tblStylePr w:type="lastCol">
       <w:rPr>
+        <w:rFonts w:eastAsia="黑体"/>
         <w:color w:themeColor="background1" w:val="FFFFFF"/>
       </w:rPr>
       <w:tblPr/>
@@ -14166,11 +14732,13 @@
     </w:tblStylePr>
     <w:tblStylePr w:type="neCell">
       <w:rPr>
+        <w:rFonts w:eastAsia="黑体"/>
         <w:color w:themeColor="text1" w:val="000000"/>
       </w:rPr>
     </w:tblStylePr>
     <w:tblStylePr w:type="nwCell">
       <w:rPr>
+        <w:rFonts w:eastAsia="黑体"/>
         <w:color w:themeColor="text1" w:val="000000"/>
       </w:rPr>
     </w:tblStylePr>
@@ -14184,6 +14752,7 @@
       <w:spacing w:after="0" w:line="240" w:lineRule="auto"/>
     </w:pPr>
     <w:rPr>
+      <w:rFonts w:eastAsia="黑体"/>
       <w:color w:themeColor="text1" w:val="000000"/>
     </w:rPr>
     <w:tblPr>
@@ -14210,6 +14779,7 @@
     </w:tcPr>
     <w:tblStylePr w:type="firstRow">
       <w:rPr>
+        <w:rFonts w:eastAsia="黑体"/>
         <w:b/>
         <w:bCs/>
       </w:rPr>
@@ -14228,6 +14798,7 @@
     </w:tblStylePr>
     <w:tblStylePr w:type="lastRow">
       <w:rPr>
+        <w:rFonts w:eastAsia="黑体"/>
         <w:b/>
         <w:bCs/>
         <w:color w:themeColor="background1" w:val="FFFFFF"/>
@@ -14242,6 +14813,7 @@
     </w:tblStylePr>
     <w:tblStylePr w:type="firstCol">
       <w:rPr>
+        <w:rFonts w:eastAsia="黑体"/>
         <w:color w:themeColor="background1" w:val="FFFFFF"/>
       </w:rPr>
       <w:tblPr/>
@@ -14259,6 +14831,7 @@
     </w:tblStylePr>
     <w:tblStylePr w:type="lastCol">
       <w:rPr>
+        <w:rFonts w:eastAsia="黑体"/>
         <w:color w:themeColor="background1" w:val="FFFFFF"/>
       </w:rPr>
       <w:tblPr/>
@@ -14288,11 +14861,13 @@
     </w:tblStylePr>
     <w:tblStylePr w:type="neCell">
       <w:rPr>
+        <w:rFonts w:eastAsia="黑体"/>
         <w:color w:themeColor="text1" w:val="000000"/>
       </w:rPr>
     </w:tblStylePr>
     <w:tblStylePr w:type="nwCell">
       <w:rPr>
+        <w:rFonts w:eastAsia="黑体"/>
         <w:color w:themeColor="text1" w:val="000000"/>
       </w:rPr>
     </w:tblStylePr>
@@ -14306,6 +14881,7 @@
       <w:spacing w:after="0" w:line="240" w:lineRule="auto"/>
     </w:pPr>
     <w:rPr>
+      <w:rFonts w:eastAsia="黑体"/>
       <w:color w:themeColor="text1" w:val="000000"/>
     </w:rPr>
     <w:tblPr>
@@ -14324,6 +14900,7 @@
     </w:tcPr>
     <w:tblStylePr w:type="firstRow">
       <w:rPr>
+        <w:rFonts w:eastAsia="黑体"/>
         <w:b/>
         <w:bCs/>
         <w:color w:themeColor="background1" w:val="FFFFFF"/>
@@ -14338,6 +14915,7 @@
     </w:tblStylePr>
     <w:tblStylePr w:type="lastRow">
       <w:rPr>
+        <w:rFonts w:eastAsia="黑体"/>
         <w:b/>
         <w:bCs/>
         <w:color w:themeColor="accent2" w:themeShade="CC" w:val="9E3A38"/>
@@ -14352,12 +14930,14 @@
     </w:tblStylePr>
     <w:tblStylePr w:type="firstCol">
       <w:rPr>
+        <w:rFonts w:eastAsia="黑体"/>
         <w:b/>
         <w:bCs/>
       </w:rPr>
     </w:tblStylePr>
     <w:tblStylePr w:type="lastCol">
       <w:rPr>
+        <w:rFonts w:eastAsia="黑体"/>
         <w:b/>
         <w:bCs/>
       </w:rPr>
@@ -14392,6 +14972,7 @@
       <w:spacing w:after="0" w:line="240" w:lineRule="auto"/>
     </w:pPr>
     <w:rPr>
+      <w:rFonts w:eastAsia="黑体"/>
       <w:color w:themeColor="text1" w:val="000000"/>
     </w:rPr>
     <w:tblPr>
@@ -14410,6 +14991,7 @@
     </w:tcPr>
     <w:tblStylePr w:type="firstRow">
       <w:rPr>
+        <w:rFonts w:eastAsia="黑体"/>
         <w:b/>
         <w:bCs/>
         <w:color w:themeColor="background1" w:val="FFFFFF"/>
@@ -14424,6 +15006,7 @@
     </w:tblStylePr>
     <w:tblStylePr w:type="lastRow">
       <w:rPr>
+        <w:rFonts w:eastAsia="黑体"/>
         <w:b/>
         <w:bCs/>
         <w:color w:themeColor="accent2" w:themeShade="CC" w:val="9E3A38"/>
@@ -14438,12 +15021,14 @@
     </w:tblStylePr>
     <w:tblStylePr w:type="firstCol">
       <w:rPr>
+        <w:rFonts w:eastAsia="黑体"/>
         <w:b/>
         <w:bCs/>
       </w:rPr>
     </w:tblStylePr>
     <w:tblStylePr w:type="lastCol">
       <w:rPr>
+        <w:rFonts w:eastAsia="黑体"/>
         <w:b/>
         <w:bCs/>
       </w:rPr>
@@ -14478,6 +15063,7 @@
       <w:spacing w:after="0" w:line="240" w:lineRule="auto"/>
     </w:pPr>
     <w:rPr>
+      <w:rFonts w:eastAsia="黑体"/>
       <w:color w:themeColor="text1" w:val="000000"/>
     </w:rPr>
     <w:tblPr>
@@ -14496,6 +15082,7 @@
     </w:tcPr>
     <w:tblStylePr w:type="firstRow">
       <w:rPr>
+        <w:rFonts w:eastAsia="黑体"/>
         <w:b/>
         <w:bCs/>
         <w:color w:themeColor="background1" w:val="FFFFFF"/>
@@ -14510,6 +15097,7 @@
     </w:tblStylePr>
     <w:tblStylePr w:type="lastRow">
       <w:rPr>
+        <w:rFonts w:eastAsia="黑体"/>
         <w:b/>
         <w:bCs/>
         <w:color w:themeColor="accent2" w:themeShade="CC" w:val="9E3A38"/>
@@ -14524,12 +15112,14 @@
     </w:tblStylePr>
     <w:tblStylePr w:type="firstCol">
       <w:rPr>
+        <w:rFonts w:eastAsia="黑体"/>
         <w:b/>
         <w:bCs/>
       </w:rPr>
     </w:tblStylePr>
     <w:tblStylePr w:type="lastCol">
       <w:rPr>
+        <w:rFonts w:eastAsia="黑体"/>
         <w:b/>
         <w:bCs/>
       </w:rPr>
@@ -14564,6 +15154,7 @@
       <w:spacing w:after="0" w:line="240" w:lineRule="auto"/>
     </w:pPr>
     <w:rPr>
+      <w:rFonts w:eastAsia="黑体"/>
       <w:color w:themeColor="text1" w:val="000000"/>
     </w:rPr>
     <w:tblPr>
@@ -14582,6 +15173,7 @@
     </w:tcPr>
     <w:tblStylePr w:type="firstRow">
       <w:rPr>
+        <w:rFonts w:eastAsia="黑体"/>
         <w:b/>
         <w:bCs/>
         <w:color w:themeColor="background1" w:val="FFFFFF"/>
@@ -14596,6 +15188,7 @@
     </w:tblStylePr>
     <w:tblStylePr w:type="lastRow">
       <w:rPr>
+        <w:rFonts w:eastAsia="黑体"/>
         <w:b/>
         <w:bCs/>
         <w:color w:themeColor="accent4" w:themeShade="CC" w:val="664E82"/>
@@ -14610,12 +15203,14 @@
     </w:tblStylePr>
     <w:tblStylePr w:type="firstCol">
       <w:rPr>
+        <w:rFonts w:eastAsia="黑体"/>
         <w:b/>
         <w:bCs/>
       </w:rPr>
     </w:tblStylePr>
     <w:tblStylePr w:type="lastCol">
       <w:rPr>
+        <w:rFonts w:eastAsia="黑体"/>
         <w:b/>
         <w:bCs/>
       </w:rPr>
@@ -14650,6 +15245,7 @@
       <w:spacing w:after="0" w:line="240" w:lineRule="auto"/>
     </w:pPr>
     <w:rPr>
+      <w:rFonts w:eastAsia="黑体"/>
       <w:color w:themeColor="text1" w:val="000000"/>
     </w:rPr>
     <w:tblPr>
@@ -14668,6 +15264,7 @@
     </w:tcPr>
     <w:tblStylePr w:type="firstRow">
       <w:rPr>
+        <w:rFonts w:eastAsia="黑体"/>
         <w:b/>
         <w:bCs/>
         <w:color w:themeColor="background1" w:val="FFFFFF"/>
@@ -14682,6 +15279,7 @@
     </w:tblStylePr>
     <w:tblStylePr w:type="lastRow">
       <w:rPr>
+        <w:rFonts w:eastAsia="黑体"/>
         <w:b/>
         <w:bCs/>
         <w:color w:themeColor="accent3" w:themeShade="CC" w:val="7E9C40"/>
@@ -14696,12 +15294,14 @@
     </w:tblStylePr>
     <w:tblStylePr w:type="firstCol">
       <w:rPr>
+        <w:rFonts w:eastAsia="黑体"/>
         <w:b/>
         <w:bCs/>
       </w:rPr>
     </w:tblStylePr>
     <w:tblStylePr w:type="lastCol">
       <w:rPr>
+        <w:rFonts w:eastAsia="黑体"/>
         <w:b/>
         <w:bCs/>
       </w:rPr>
@@ -14736,6 +15336,7 @@
       <w:spacing w:after="0" w:line="240" w:lineRule="auto"/>
     </w:pPr>
     <w:rPr>
+      <w:rFonts w:eastAsia="黑体"/>
       <w:color w:themeColor="text1" w:val="000000"/>
     </w:rPr>
     <w:tblPr>
@@ -14754,6 +15355,7 @@
     </w:tcPr>
     <w:tblStylePr w:type="firstRow">
       <w:rPr>
+        <w:rFonts w:eastAsia="黑体"/>
         <w:b/>
         <w:bCs/>
         <w:color w:themeColor="background1" w:val="FFFFFF"/>
@@ -14768,6 +15370,7 @@
     </w:tblStylePr>
     <w:tblStylePr w:type="lastRow">
       <w:rPr>
+        <w:rFonts w:eastAsia="黑体"/>
         <w:b/>
         <w:bCs/>
         <w:color w:themeColor="accent6" w:themeShade="CC" w:val="F2730A"/>
@@ -14782,12 +15385,14 @@
     </w:tblStylePr>
     <w:tblStylePr w:type="firstCol">
       <w:rPr>
+        <w:rFonts w:eastAsia="黑体"/>
         <w:b/>
         <w:bCs/>
       </w:rPr>
     </w:tblStylePr>
     <w:tblStylePr w:type="lastCol">
       <w:rPr>
+        <w:rFonts w:eastAsia="黑体"/>
         <w:b/>
         <w:bCs/>
       </w:rPr>
@@ -14822,6 +15427,7 @@
       <w:spacing w:after="0" w:line="240" w:lineRule="auto"/>
     </w:pPr>
     <w:rPr>
+      <w:rFonts w:eastAsia="黑体"/>
       <w:color w:themeColor="text1" w:val="000000"/>
     </w:rPr>
     <w:tblPr>
@@ -14840,6 +15446,7 @@
     </w:tcPr>
     <w:tblStylePr w:type="firstRow">
       <w:rPr>
+        <w:rFonts w:eastAsia="黑体"/>
         <w:b/>
         <w:bCs/>
         <w:color w:themeColor="background1" w:val="FFFFFF"/>
@@ -14854,6 +15461,7 @@
     </w:tblStylePr>
     <w:tblStylePr w:type="lastRow">
       <w:rPr>
+        <w:rFonts w:eastAsia="黑体"/>
         <w:b/>
         <w:bCs/>
         <w:color w:themeColor="accent5" w:themeShade="CC" w:val="348DA5"/>
@@ -14868,12 +15476,14 @@
     </w:tblStylePr>
     <w:tblStylePr w:type="firstCol">
       <w:rPr>
+        <w:rFonts w:eastAsia="黑体"/>
         <w:b/>
         <w:bCs/>
       </w:rPr>
     </w:tblStylePr>
     <w:tblStylePr w:type="lastCol">
       <w:rPr>
+        <w:rFonts w:eastAsia="黑体"/>
         <w:b/>
         <w:bCs/>
       </w:rPr>
@@ -14908,6 +15518,7 @@
       <w:spacing w:after="0" w:line="240" w:lineRule="auto"/>
     </w:pPr>
     <w:rPr>
+      <w:rFonts w:eastAsia="黑体"/>
       <w:color w:themeColor="text1" w:val="000000"/>
     </w:rPr>
     <w:tblPr>
@@ -14929,6 +15540,7 @@
     </w:tcPr>
     <w:tblStylePr w:type="firstRow">
       <w:rPr>
+        <w:rFonts w:eastAsia="黑体"/>
         <w:b/>
         <w:bCs/>
       </w:rPr>
@@ -14939,6 +15551,7 @@
     </w:tblStylePr>
     <w:tblStylePr w:type="lastRow">
       <w:rPr>
+        <w:rFonts w:eastAsia="黑体"/>
         <w:b/>
         <w:bCs/>
         <w:color w:themeColor="text1" w:val="000000"/>
@@ -14950,6 +15563,7 @@
     </w:tblStylePr>
     <w:tblStylePr w:type="firstCol">
       <w:rPr>
+        <w:rFonts w:eastAsia="黑体"/>
         <w:color w:themeColor="background1" w:val="FFFFFF"/>
       </w:rPr>
       <w:tblPr/>
@@ -14959,6 +15573,7 @@
     </w:tblStylePr>
     <w:tblStylePr w:type="lastCol">
       <w:rPr>
+        <w:rFonts w:eastAsia="黑体"/>
         <w:color w:themeColor="background1" w:val="FFFFFF"/>
       </w:rPr>
       <w:tblPr/>
@@ -14988,6 +15603,7 @@
       <w:spacing w:after="0" w:line="240" w:lineRule="auto"/>
     </w:pPr>
     <w:rPr>
+      <w:rFonts w:eastAsia="黑体"/>
       <w:color w:themeColor="text1" w:val="000000"/>
     </w:rPr>
     <w:tblPr>
@@ -15009,6 +15625,7 @@
     </w:tcPr>
     <w:tblStylePr w:type="firstRow">
       <w:rPr>
+        <w:rFonts w:eastAsia="黑体"/>
         <w:b/>
         <w:bCs/>
       </w:rPr>
@@ -15019,6 +15636,7 @@
     </w:tblStylePr>
     <w:tblStylePr w:type="lastRow">
       <w:rPr>
+        <w:rFonts w:eastAsia="黑体"/>
         <w:b/>
         <w:bCs/>
         <w:color w:themeColor="text1" w:val="000000"/>
@@ -15030,6 +15648,7 @@
     </w:tblStylePr>
     <w:tblStylePr w:type="firstCol">
       <w:rPr>
+        <w:rFonts w:eastAsia="黑体"/>
         <w:color w:themeColor="background1" w:val="FFFFFF"/>
       </w:rPr>
       <w:tblPr/>
@@ -15039,6 +15658,7 @@
     </w:tblStylePr>
     <w:tblStylePr w:type="lastCol">
       <w:rPr>
+        <w:rFonts w:eastAsia="黑体"/>
         <w:color w:themeColor="background1" w:val="FFFFFF"/>
       </w:rPr>
       <w:tblPr/>
@@ -15068,6 +15688,7 @@
       <w:spacing w:after="0" w:line="240" w:lineRule="auto"/>
     </w:pPr>
     <w:rPr>
+      <w:rFonts w:eastAsia="黑体"/>
       <w:color w:themeColor="text1" w:val="000000"/>
     </w:rPr>
     <w:tblPr>
@@ -15089,6 +15710,7 @@
     </w:tcPr>
     <w:tblStylePr w:type="firstRow">
       <w:rPr>
+        <w:rFonts w:eastAsia="黑体"/>
         <w:b/>
         <w:bCs/>
       </w:rPr>
@@ -15099,6 +15721,7 @@
     </w:tblStylePr>
     <w:tblStylePr w:type="lastRow">
       <w:rPr>
+        <w:rFonts w:eastAsia="黑体"/>
         <w:b/>
         <w:bCs/>
         <w:color w:themeColor="text1" w:val="000000"/>
@@ -15110,6 +15733,7 @@
     </w:tblStylePr>
     <w:tblStylePr w:type="firstCol">
       <w:rPr>
+        <w:rFonts w:eastAsia="黑体"/>
         <w:color w:themeColor="background1" w:val="FFFFFF"/>
       </w:rPr>
       <w:tblPr/>
@@ -15119,6 +15743,7 @@
     </w:tblStylePr>
     <w:tblStylePr w:type="lastCol">
       <w:rPr>
+        <w:rFonts w:eastAsia="黑体"/>
         <w:color w:themeColor="background1" w:val="FFFFFF"/>
       </w:rPr>
       <w:tblPr/>
@@ -15148,6 +15773,7 @@
       <w:spacing w:after="0" w:line="240" w:lineRule="auto"/>
     </w:pPr>
     <w:rPr>
+      <w:rFonts w:eastAsia="黑体"/>
       <w:color w:themeColor="text1" w:val="000000"/>
     </w:rPr>
     <w:tblPr>
@@ -15169,6 +15795,7 @@
     </w:tcPr>
     <w:tblStylePr w:type="firstRow">
       <w:rPr>
+        <w:rFonts w:eastAsia="黑体"/>
         <w:b/>
         <w:bCs/>
       </w:rPr>
@@ -15179,6 +15806,7 @@
     </w:tblStylePr>
     <w:tblStylePr w:type="lastRow">
       <w:rPr>
+        <w:rFonts w:eastAsia="黑体"/>
         <w:b/>
         <w:bCs/>
         <w:color w:themeColor="text1" w:val="000000"/>
@@ -15190,6 +15818,7 @@
     </w:tblStylePr>
     <w:tblStylePr w:type="firstCol">
       <w:rPr>
+        <w:rFonts w:eastAsia="黑体"/>
         <w:color w:themeColor="background1" w:val="FFFFFF"/>
       </w:rPr>
       <w:tblPr/>
@@ -15199,6 +15828,7 @@
     </w:tblStylePr>
     <w:tblStylePr w:type="lastCol">
       <w:rPr>
+        <w:rFonts w:eastAsia="黑体"/>
         <w:color w:themeColor="background1" w:val="FFFFFF"/>
       </w:rPr>
       <w:tblPr/>
@@ -15228,6 +15858,7 @@
       <w:spacing w:after="0" w:line="240" w:lineRule="auto"/>
     </w:pPr>
     <w:rPr>
+      <w:rFonts w:eastAsia="黑体"/>
       <w:color w:themeColor="text1" w:val="000000"/>
     </w:rPr>
     <w:tblPr>
@@ -15249,6 +15880,7 @@
     </w:tcPr>
     <w:tblStylePr w:type="firstRow">
       <w:rPr>
+        <w:rFonts w:eastAsia="黑体"/>
         <w:b/>
         <w:bCs/>
       </w:rPr>
@@ -15259,6 +15891,7 @@
     </w:tblStylePr>
     <w:tblStylePr w:type="lastRow">
       <w:rPr>
+        <w:rFonts w:eastAsia="黑体"/>
         <w:b/>
         <w:bCs/>
         <w:color w:themeColor="text1" w:val="000000"/>
@@ -15270,6 +15903,7 @@
     </w:tblStylePr>
     <w:tblStylePr w:type="firstCol">
       <w:rPr>
+        <w:rFonts w:eastAsia="黑体"/>
         <w:color w:themeColor="background1" w:val="FFFFFF"/>
       </w:rPr>
       <w:tblPr/>
@@ -15279,6 +15913,7 @@
     </w:tblStylePr>
     <w:tblStylePr w:type="lastCol">
       <w:rPr>
+        <w:rFonts w:eastAsia="黑体"/>
         <w:color w:themeColor="background1" w:val="FFFFFF"/>
       </w:rPr>
       <w:tblPr/>
@@ -15308,6 +15943,7 @@
       <w:spacing w:after="0" w:line="240" w:lineRule="auto"/>
     </w:pPr>
     <w:rPr>
+      <w:rFonts w:eastAsia="黑体"/>
       <w:color w:themeColor="text1" w:val="000000"/>
     </w:rPr>
     <w:tblPr>
@@ -15329,6 +15965,7 @@
     </w:tcPr>
     <w:tblStylePr w:type="firstRow">
       <w:rPr>
+        <w:rFonts w:eastAsia="黑体"/>
         <w:b/>
         <w:bCs/>
       </w:rPr>
@@ -15339,6 +15976,7 @@
     </w:tblStylePr>
     <w:tblStylePr w:type="lastRow">
       <w:rPr>
+        <w:rFonts w:eastAsia="黑体"/>
         <w:b/>
         <w:bCs/>
         <w:color w:themeColor="text1" w:val="000000"/>
@@ -15350,6 +15988,7 @@
     </w:tblStylePr>
     <w:tblStylePr w:type="firstCol">
       <w:rPr>
+        <w:rFonts w:eastAsia="黑体"/>
         <w:color w:themeColor="background1" w:val="FFFFFF"/>
       </w:rPr>
       <w:tblPr/>
@@ -15359,6 +15998,7 @@
     </w:tblStylePr>
     <w:tblStylePr w:type="lastCol">
       <w:rPr>
+        <w:rFonts w:eastAsia="黑体"/>
         <w:color w:themeColor="background1" w:val="FFFFFF"/>
       </w:rPr>
       <w:tblPr/>
@@ -15388,6 +16028,7 @@
       <w:spacing w:after="0" w:line="240" w:lineRule="auto"/>
     </w:pPr>
     <w:rPr>
+      <w:rFonts w:eastAsia="黑体"/>
       <w:color w:themeColor="text1" w:val="000000"/>
     </w:rPr>
     <w:tblPr>
@@ -15409,6 +16050,7 @@
     </w:tcPr>
     <w:tblStylePr w:type="firstRow">
       <w:rPr>
+        <w:rFonts w:eastAsia="黑体"/>
         <w:b/>
         <w:bCs/>
       </w:rPr>
@@ -15419,6 +16061,7 @@
     </w:tblStylePr>
     <w:tblStylePr w:type="lastRow">
       <w:rPr>
+        <w:rFonts w:eastAsia="黑体"/>
         <w:b/>
         <w:bCs/>
         <w:color w:themeColor="text1" w:val="000000"/>
@@ -15430,6 +16073,7 @@
     </w:tblStylePr>
     <w:tblStylePr w:type="firstCol">
       <w:rPr>
+        <w:rFonts w:eastAsia="黑体"/>
         <w:color w:themeColor="background1" w:val="FFFFFF"/>
       </w:rPr>
       <w:tblPr/>
@@ -15439,6 +16083,7 @@
     </w:tblStylePr>
     <w:tblStylePr w:type="lastCol">
       <w:rPr>
+        <w:rFonts w:eastAsia="黑体"/>
         <w:color w:themeColor="background1" w:val="FFFFFF"/>
       </w:rPr>
       <w:tblPr/>
@@ -15471,6 +16116,7 @@
     <w:name w:val="KeywordTok"/>
     <w:basedOn w:val="VerbatimChar"/>
     <w:rPr>
+      <w:rFonts w:eastAsia="黑体"/>
       <w:b/>
       <w:color w:val="007020"/>
     </w:rPr>
@@ -15479,6 +16125,7 @@
     <w:name w:val="DataTypeTok"/>
     <w:basedOn w:val="VerbatimChar"/>
     <w:rPr>
+      <w:rFonts w:eastAsia="黑体"/>
       <w:color w:val="902000"/>
     </w:rPr>
   </w:style>
@@ -15486,6 +16133,7 @@
     <w:name w:val="DecValTok"/>
     <w:basedOn w:val="VerbatimChar"/>
     <w:rPr>
+      <w:rFonts w:eastAsia="黑体"/>
       <w:color w:val="40a070"/>
     </w:rPr>
   </w:style>
@@ -15493,6 +16141,7 @@
     <w:name w:val="BaseNTok"/>
     <w:basedOn w:val="VerbatimChar"/>
     <w:rPr>
+      <w:rFonts w:eastAsia="黑体"/>
       <w:color w:val="40a070"/>
     </w:rPr>
   </w:style>
@@ -15500,6 +16149,7 @@
     <w:name w:val="FloatTok"/>
     <w:basedOn w:val="VerbatimChar"/>
     <w:rPr>
+      <w:rFonts w:eastAsia="黑体"/>
       <w:color w:val="40a070"/>
     </w:rPr>
   </w:style>
@@ -15507,6 +16157,7 @@
     <w:name w:val="ConstantTok"/>
     <w:basedOn w:val="VerbatimChar"/>
     <w:rPr>
+      <w:rFonts w:eastAsia="黑体"/>
       <w:color w:val="880000"/>
     </w:rPr>
   </w:style>
@@ -15514,6 +16165,7 @@
     <w:name w:val="CharTok"/>
     <w:basedOn w:val="VerbatimChar"/>
     <w:rPr>
+      <w:rFonts w:eastAsia="黑体"/>
       <w:color w:val="4070a0"/>
     </w:rPr>
   </w:style>
@@ -15521,6 +16173,7 @@
     <w:name w:val="SpecialCharTok"/>
     <w:basedOn w:val="VerbatimChar"/>
     <w:rPr>
+      <w:rFonts w:eastAsia="黑体"/>
       <w:color w:val="4070a0"/>
     </w:rPr>
   </w:style>
@@ -15528,6 +16181,7 @@
     <w:name w:val="StringTok"/>
     <w:basedOn w:val="VerbatimChar"/>
     <w:rPr>
+      <w:rFonts w:eastAsia="黑体"/>
       <w:color w:val="4070a0"/>
     </w:rPr>
   </w:style>
@@ -15535,6 +16189,7 @@
     <w:name w:val="VerbatimStringTok"/>
     <w:basedOn w:val="VerbatimChar"/>
     <w:rPr>
+      <w:rFonts w:eastAsia="黑体"/>
       <w:color w:val="4070a0"/>
     </w:rPr>
   </w:style>
@@ -15542,6 +16197,7 @@
     <w:name w:val="SpecialStringTok"/>
     <w:basedOn w:val="VerbatimChar"/>
     <w:rPr>
+      <w:rFonts w:eastAsia="黑体"/>
       <w:color w:val="bb6688"/>
     </w:rPr>
   </w:style>
@@ -15549,6 +16205,7 @@
     <w:name w:val="ImportTok"/>
     <w:basedOn w:val="VerbatimChar"/>
     <w:rPr>
+      <w:rFonts w:eastAsia="黑体"/>
       <w:b/>
       <w:color w:val="008000"/>
     </w:rPr>
@@ -15557,6 +16214,7 @@
     <w:name w:val="CommentTok"/>
     <w:basedOn w:val="VerbatimChar"/>
     <w:rPr>
+      <w:rFonts w:eastAsia="黑体"/>
       <w:i/>
       <w:color w:val="60a0b0"/>
     </w:rPr>
@@ -15565,6 +16223,7 @@
     <w:name w:val="DocumentationTok"/>
     <w:basedOn w:val="VerbatimChar"/>
     <w:rPr>
+      <w:rFonts w:eastAsia="黑体"/>
       <w:i/>
       <w:color w:val="ba2121"/>
     </w:rPr>
@@ -15573,6 +16232,7 @@
     <w:name w:val="AnnotationTok"/>
     <w:basedOn w:val="VerbatimChar"/>
     <w:rPr>
+      <w:rFonts w:eastAsia="黑体"/>
       <w:b/>
       <w:i/>
       <w:color w:val="60a0b0"/>
@@ -15582,6 +16242,7 @@
     <w:name w:val="CommentVarTok"/>
     <w:basedOn w:val="VerbatimChar"/>
     <w:rPr>
+      <w:rFonts w:eastAsia="黑体"/>
       <w:b/>
       <w:i/>
       <w:color w:val="60a0b0"/>
@@ -15591,6 +16252,7 @@
     <w:name w:val="OtherTok"/>
     <w:basedOn w:val="VerbatimChar"/>
     <w:rPr>
+      <w:rFonts w:eastAsia="黑体"/>
       <w:color w:val="007020"/>
     </w:rPr>
   </w:style>
@@ -15598,6 +16260,7 @@
     <w:name w:val="FunctionTok"/>
     <w:basedOn w:val="VerbatimChar"/>
     <w:rPr>
+      <w:rFonts w:eastAsia="黑体"/>
       <w:color w:val="06287e"/>
     </w:rPr>
   </w:style>
@@ -15605,6 +16268,7 @@
     <w:name w:val="VariableTok"/>
     <w:basedOn w:val="VerbatimChar"/>
     <w:rPr>
+      <w:rFonts w:eastAsia="黑体"/>
       <w:color w:val="19177c"/>
     </w:rPr>
   </w:style>
@@ -15612,6 +16276,7 @@
     <w:name w:val="ControlFlowTok"/>
     <w:basedOn w:val="VerbatimChar"/>
     <w:rPr>
+      <w:rFonts w:eastAsia="黑体"/>
       <w:b/>
       <w:color w:val="007020"/>
     </w:rPr>
@@ -15620,6 +16285,7 @@
     <w:name w:val="OperatorTok"/>
     <w:basedOn w:val="VerbatimChar"/>
     <w:rPr>
+      <w:rFonts w:eastAsia="黑体"/>
       <w:color w:val="666666"/>
     </w:rPr>
   </w:style>
@@ -15627,18 +16293,22 @@
     <w:name w:val="BuiltInTok"/>
     <w:basedOn w:val="VerbatimChar"/>
     <w:rPr>
+      <w:rFonts w:eastAsia="黑体"/>
       <w:color w:val="008000"/>
     </w:rPr>
   </w:style>
   <w:style w:type="character" w:customStyle="1" w:styleId="ExtensionTok">
     <w:name w:val="ExtensionTok"/>
     <w:basedOn w:val="VerbatimChar"/>
-    <w:rPr/>
+    <w:rPr>
+      <w:rFonts w:eastAsia="黑体"/>
+    </w:rPr>
   </w:style>
   <w:style w:type="character" w:customStyle="1" w:styleId="PreprocessorTok">
     <w:name w:val="PreprocessorTok"/>
     <w:basedOn w:val="VerbatimChar"/>
     <w:rPr>
+      <w:rFonts w:eastAsia="黑体"/>
       <w:color w:val="bc7a00"/>
     </w:rPr>
   </w:style>
@@ -15646,18 +16316,22 @@
     <w:name w:val="AttributeTok"/>
     <w:basedOn w:val="VerbatimChar"/>
     <w:rPr>
+      <w:rFonts w:eastAsia="黑体"/>
       <w:color w:val="7d9029"/>
     </w:rPr>
   </w:style>
   <w:style w:type="character" w:customStyle="1" w:styleId="RegionMarkerTok">
     <w:name w:val="RegionMarkerTok"/>
     <w:basedOn w:val="VerbatimChar"/>
-    <w:rPr/>
+    <w:rPr>
+      <w:rFonts w:eastAsia="黑体"/>
+    </w:rPr>
   </w:style>
   <w:style w:type="character" w:customStyle="1" w:styleId="InformationTok">
     <w:name w:val="InformationTok"/>
     <w:basedOn w:val="VerbatimChar"/>
     <w:rPr>
+      <w:rFonts w:eastAsia="黑体"/>
       <w:b/>
       <w:i/>
       <w:color w:val="60a0b0"/>
@@ -15667,6 +16341,7 @@
     <w:name w:val="WarningTok"/>
     <w:basedOn w:val="VerbatimChar"/>
     <w:rPr>
+      <w:rFonts w:eastAsia="黑体"/>
       <w:b/>
       <w:i/>
       <w:color w:val="60a0b0"/>
@@ -15676,6 +16351,7 @@
     <w:name w:val="AlertTok"/>
     <w:basedOn w:val="VerbatimChar"/>
     <w:rPr>
+      <w:rFonts w:eastAsia="黑体"/>
       <w:b/>
       <w:color w:val="ff0000"/>
     </w:rPr>
@@ -15684,6 +16360,7 @@
     <w:name w:val="ErrorTok"/>
     <w:basedOn w:val="VerbatimChar"/>
     <w:rPr>
+      <w:rFonts w:eastAsia="黑体"/>
       <w:b/>
       <w:color w:val="ff0000"/>
     </w:rPr>
@@ -15691,7 +16368,9 @@
   <w:style w:type="character" w:customStyle="1" w:styleId="NormalTok">
     <w:name w:val="NormalTok"/>
     <w:basedOn w:val="VerbatimChar"/>
-    <w:rPr/>
+    <w:rPr>
+      <w:rFonts w:eastAsia="黑体"/>
+    </w:rPr>
   </w:style>
 </w:styles>
 </file>
@@ -15740,12 +16419,12 @@
     <a:fontScheme name="Office">
       <a:majorFont>
         <a:latin typeface="Calibri"/>
-        <a:ea typeface=""/>
+        <a:ea typeface="黑体"/>
         <a:cs typeface=""/>
         <a:font script="Jpan" typeface="ＭＳ ゴシック"/>
         <a:font script="Hang" typeface="맑은 고딕"/>
-        <a:font script="Hans" typeface="宋体"/>
-        <a:font script="Hant" typeface="新細明體"/>
+        <a:font script="Hans" typeface="黑体"/>
+        <a:font script="Hant" typeface="黑体"/>
         <a:font script="Arab" typeface="Times New Roman"/>
         <a:font script="Hebr" typeface="Times New Roman"/>
         <a:font script="Thai" typeface="Angsana New"/>
@@ -15775,12 +16454,12 @@
       </a:majorFont>
       <a:minorFont>
         <a:latin typeface="Cambria"/>
-        <a:ea typeface=""/>
+        <a:ea typeface="黑体"/>
         <a:cs typeface=""/>
         <a:font script="Jpan" typeface="ＭＳ 明朝"/>
         <a:font script="Hang" typeface="맑은 고딕"/>
-        <a:font script="Hans" typeface="宋体"/>
-        <a:font script="Hant" typeface="新細明體"/>
+        <a:font script="Hans" typeface="黑体"/>
+        <a:font script="Hant" typeface="黑体"/>
         <a:font script="Arab" typeface="Arial"/>
         <a:font script="Hebr" typeface="Arial"/>
         <a:font script="Thai" typeface="Cordia New"/>

--- a/07-驱动电路/03-功率器件栅极驱动/SiC-GaN栅极驱动电路/SiC-GaN栅极驱动电路.docx
+++ b/07-驱动电路/03-功率器件栅极驱动/SiC-GaN栅极驱动电路/SiC-GaN栅极驱动电路.docx
@@ -3348,7 +3348,7 @@
           <w:color w:val="555555"/>
           <w:sz w:val="21"/>
         </w:rPr>
-        <w:t>材料收集者：杜文杰，WX手机：19519196569，QQ:3478827729</w:t>
+        <w:t>材料收集者：杜文杰，微信/手机：19519196569，QQ:3478827729</w:t>
       </w:r>
     </w:p>
     <w:sectPr>
